--- a/Documentation.docx
+++ b/Documentation.docx
@@ -135,12 +135,14 @@
         <w:rPr>
           <w:b/>
           <w:bCs/>
-        </w:rPr>
-      </w:pPr>
-      <w:r>
-        <w:rPr>
-          <w:b/>
-          <w:bCs/>
+          <w:color w:val="EE0000"/>
+        </w:rPr>
+      </w:pPr>
+      <w:r>
+        <w:rPr>
+          <w:b/>
+          <w:bCs/>
+          <w:color w:val="EE0000"/>
         </w:rPr>
         <w:t>SCENARIUL #01: DETECTAREA MIȘCĂRII LATERALE (PASS-THE-HASH)</w:t>
       </w:r>
@@ -348,6 +350,176 @@
       </w:r>
       <w:r>
         <w:t xml:space="preserve"> Am validat excluderea conturilor de sistem pentru a reduce alertele false (False Positives).</w:t>
+      </w:r>
+    </w:p>
+    <w:p>
+      <w:pPr>
+        <w:ind w:left="720"/>
+      </w:pPr>
+    </w:p>
+    <w:p>
+      <w:pPr>
+        <w:rPr>
+          <w:color w:val="EE0000"/>
+        </w:rPr>
+      </w:pPr>
+      <w:r>
+        <w:rPr>
+          <w:b/>
+          <w:bCs/>
+          <w:color w:val="EE0000"/>
+        </w:rPr>
+        <w:t>SCENARIUL #02: INVESTIGAȚIA L1 A UNUI IP SUSPECT</w:t>
+      </w:r>
+      <w:r>
+        <w:rPr>
+          <w:color w:val="EE0000"/>
+        </w:rPr>
+        <w:t xml:space="preserve"> </w:t>
+      </w:r>
+    </w:p>
+    <w:p>
+      <w:r>
+        <w:rPr>
+          <w:b/>
+          <w:bCs/>
+        </w:rPr>
+        <w:t>Data:</w:t>
+      </w:r>
+      <w:r>
+        <w:t xml:space="preserve"> 1 Aprilie 2026 </w:t>
+      </w:r>
+    </w:p>
+    <w:p>
+      <w:r>
+        <w:rPr>
+          <w:b/>
+          <w:bCs/>
+        </w:rPr>
+        <w:t>Tehnică MITRE ATT&amp;CK:</w:t>
+      </w:r>
+      <w:r>
+        <w:t xml:space="preserve"> [T1071] Application Layer Protocol (C2 Communication)</w:t>
+      </w:r>
+    </w:p>
+    <w:p>
+      <w:r>
+        <w:rPr>
+          <w:b/>
+          <w:bCs/>
+        </w:rPr>
+        <w:t>A. Ipoteza de Investigare</w:t>
+      </w:r>
+      <w:r>
+        <w:t xml:space="preserve"> Triajul unei alerte de comunicare neobișnuită între PC-CONTABILITATE și un IP extern (185.156.177.22) localizat în Rusia.</w:t>
+      </w:r>
+    </w:p>
+    <w:p>
+      <w:r>
+        <w:rPr>
+          <w:b/>
+          <w:bCs/>
+        </w:rPr>
+        <w:t>B. Rezultat Tehnic (Analiza AI)</w:t>
+      </w:r>
+    </w:p>
+    <w:p>
+      <w:pPr>
+        <w:numPr>
+          <w:ilvl w:val="0"/>
+          <w:numId w:val="6"/>
+        </w:numPr>
+      </w:pPr>
+      <w:r>
+        <w:rPr>
+          <w:b/>
+          <w:bCs/>
+        </w:rPr>
+        <w:t>Reputație:</w:t>
+      </w:r>
+      <w:r>
+        <w:t xml:space="preserve"> Curată în bazele de date publice (0/100 AbuseIPDB), dar marcată ca fiind dintr-un centru de date (VPS) din Moscova.</w:t>
+      </w:r>
+    </w:p>
+    <w:p>
+      <w:pPr>
+        <w:numPr>
+          <w:ilvl w:val="0"/>
+          <w:numId w:val="6"/>
+        </w:numPr>
+      </w:pPr>
+      <w:r>
+        <w:rPr>
+          <w:b/>
+          <w:bCs/>
+        </w:rPr>
+        <w:t>Verdict L1:</w:t>
+      </w:r>
+      <w:r>
+        <w:t xml:space="preserve"> Alertă suspectă. Reputația neutră poate indica un server C2 nou, neînregistrat încă în blacklists.</w:t>
+      </w:r>
+    </w:p>
+    <w:p>
+      <w:r>
+        <w:rPr>
+          <w:b/>
+          <w:bCs/>
+        </w:rPr>
+        <w:t>C. Acțiuni de Remediere propuse de AI</w:t>
+      </w:r>
+    </w:p>
+    <w:p>
+      <w:pPr>
+        <w:numPr>
+          <w:ilvl w:val="0"/>
+          <w:numId w:val="7"/>
+        </w:numPr>
+      </w:pPr>
+      <w:r>
+        <w:rPr>
+          <w:b/>
+          <w:bCs/>
+        </w:rPr>
+        <w:t>Izolare fizică:</w:t>
+      </w:r>
+      <w:r>
+        <w:t xml:space="preserve"> Deconectarea cablului de rețea/WiFi fără a opri sistemul (pentru a păstra dovezile în memoria RAM).</w:t>
+      </w:r>
+    </w:p>
+    <w:p>
+      <w:pPr>
+        <w:numPr>
+          <w:ilvl w:val="0"/>
+          <w:numId w:val="7"/>
+        </w:numPr>
+      </w:pPr>
+      <w:r>
+        <w:rPr>
+          <w:b/>
+          <w:bCs/>
+        </w:rPr>
+        <w:t>Identificarea procesului:</w:t>
+      </w:r>
+      <w:r>
+        <w:t xml:space="preserve"> Utilizarea comenzii netstat -ano | findstr "185.156.177.22" pentru a identifica PID-ul procesului responsabil de conexiune.</w:t>
+      </w:r>
+    </w:p>
+    <w:p>
+      <w:pPr>
+        <w:numPr>
+          <w:ilvl w:val="0"/>
+          <w:numId w:val="7"/>
+        </w:numPr>
+      </w:pPr>
+      <w:r>
+        <w:rPr>
+          <w:b/>
+          <w:bCs/>
+        </w:rPr>
+        <w:t>Escaladare:</w:t>
+      </w:r>
+      <w:r>
+        <w:t xml:space="preserve"> Raportarea către L2 cu probele colectate (tasklist și netstat output).</w:t>
       </w:r>
     </w:p>
     <w:p/>
@@ -626,6 +798,119 @@
     </w:lvl>
   </w:abstractNum>
   <w:abstractNum w:abstractNumId="2" w15:restartNumberingAfterBreak="0">
+    <w:nsid w:val="58F3329D"/>
+    <w:multiLevelType w:val="multilevel"/>
+    <w:tmpl w:val="02943446"/>
+    <w:lvl w:ilvl="0">
+      <w:start w:val="1"/>
+      <w:numFmt w:val="decimal"/>
+      <w:lvlText w:val="%1."/>
+      <w:lvlJc w:val="left"/>
+      <w:pPr>
+        <w:tabs>
+          <w:tab w:val="num" w:pos="720"/>
+        </w:tabs>
+        <w:ind w:left="720" w:hanging="360"/>
+      </w:pPr>
+    </w:lvl>
+    <w:lvl w:ilvl="1" w:tentative="1">
+      <w:start w:val="1"/>
+      <w:numFmt w:val="decimal"/>
+      <w:lvlText w:val="%2."/>
+      <w:lvlJc w:val="left"/>
+      <w:pPr>
+        <w:tabs>
+          <w:tab w:val="num" w:pos="1440"/>
+        </w:tabs>
+        <w:ind w:left="1440" w:hanging="360"/>
+      </w:pPr>
+    </w:lvl>
+    <w:lvl w:ilvl="2" w:tentative="1">
+      <w:start w:val="1"/>
+      <w:numFmt w:val="decimal"/>
+      <w:lvlText w:val="%3."/>
+      <w:lvlJc w:val="left"/>
+      <w:pPr>
+        <w:tabs>
+          <w:tab w:val="num" w:pos="2160"/>
+        </w:tabs>
+        <w:ind w:left="2160" w:hanging="360"/>
+      </w:pPr>
+    </w:lvl>
+    <w:lvl w:ilvl="3" w:tentative="1">
+      <w:start w:val="1"/>
+      <w:numFmt w:val="decimal"/>
+      <w:lvlText w:val="%4."/>
+      <w:lvlJc w:val="left"/>
+      <w:pPr>
+        <w:tabs>
+          <w:tab w:val="num" w:pos="2880"/>
+        </w:tabs>
+        <w:ind w:left="2880" w:hanging="360"/>
+      </w:pPr>
+    </w:lvl>
+    <w:lvl w:ilvl="4" w:tentative="1">
+      <w:start w:val="1"/>
+      <w:numFmt w:val="decimal"/>
+      <w:lvlText w:val="%5."/>
+      <w:lvlJc w:val="left"/>
+      <w:pPr>
+        <w:tabs>
+          <w:tab w:val="num" w:pos="3600"/>
+        </w:tabs>
+        <w:ind w:left="3600" w:hanging="360"/>
+      </w:pPr>
+    </w:lvl>
+    <w:lvl w:ilvl="5" w:tentative="1">
+      <w:start w:val="1"/>
+      <w:numFmt w:val="decimal"/>
+      <w:lvlText w:val="%6."/>
+      <w:lvlJc w:val="left"/>
+      <w:pPr>
+        <w:tabs>
+          <w:tab w:val="num" w:pos="4320"/>
+        </w:tabs>
+        <w:ind w:left="4320" w:hanging="360"/>
+      </w:pPr>
+    </w:lvl>
+    <w:lvl w:ilvl="6" w:tentative="1">
+      <w:start w:val="1"/>
+      <w:numFmt w:val="decimal"/>
+      <w:lvlText w:val="%7."/>
+      <w:lvlJc w:val="left"/>
+      <w:pPr>
+        <w:tabs>
+          <w:tab w:val="num" w:pos="5040"/>
+        </w:tabs>
+        <w:ind w:left="5040" w:hanging="360"/>
+      </w:pPr>
+    </w:lvl>
+    <w:lvl w:ilvl="7" w:tentative="1">
+      <w:start w:val="1"/>
+      <w:numFmt w:val="decimal"/>
+      <w:lvlText w:val="%8."/>
+      <w:lvlJc w:val="left"/>
+      <w:pPr>
+        <w:tabs>
+          <w:tab w:val="num" w:pos="5760"/>
+        </w:tabs>
+        <w:ind w:left="5760" w:hanging="360"/>
+      </w:pPr>
+    </w:lvl>
+    <w:lvl w:ilvl="8" w:tentative="1">
+      <w:start w:val="1"/>
+      <w:numFmt w:val="decimal"/>
+      <w:lvlText w:val="%9."/>
+      <w:lvlJc w:val="left"/>
+      <w:pPr>
+        <w:tabs>
+          <w:tab w:val="num" w:pos="6480"/>
+        </w:tabs>
+        <w:ind w:left="6480" w:hanging="360"/>
+      </w:pPr>
+    </w:lvl>
+  </w:abstractNum>
+  <w:abstractNum w:abstractNumId="3" w15:restartNumberingAfterBreak="0">
     <w:nsid w:val="5E9D6FEA"/>
     <w:multiLevelType w:val="multilevel"/>
     <w:tmpl w:val="4CF26024"/>
@@ -774,7 +1059,7 @@
       </w:rPr>
     </w:lvl>
   </w:abstractNum>
-  <w:abstractNum w:abstractNumId="3" w15:restartNumberingAfterBreak="0">
+  <w:abstractNum w:abstractNumId="4" w15:restartNumberingAfterBreak="0">
     <w:nsid w:val="6D7D1B0B"/>
     <w:multiLevelType w:val="multilevel"/>
     <w:tmpl w:val="3856858A"/>
@@ -923,7 +1208,7 @@
       </w:rPr>
     </w:lvl>
   </w:abstractNum>
-  <w:abstractNum w:abstractNumId="4" w15:restartNumberingAfterBreak="0">
+  <w:abstractNum w:abstractNumId="5" w15:restartNumberingAfterBreak="0">
     <w:nsid w:val="6D9F410E"/>
     <w:multiLevelType w:val="multilevel"/>
     <w:tmpl w:val="12664AC8"/>
@@ -1072,20 +1357,175 @@
       </w:rPr>
     </w:lvl>
   </w:abstractNum>
+  <w:abstractNum w:abstractNumId="6" w15:restartNumberingAfterBreak="0">
+    <w:nsid w:val="79270E0E"/>
+    <w:multiLevelType w:val="multilevel"/>
+    <w:tmpl w:val="DEA86EB2"/>
+    <w:lvl w:ilvl="0">
+      <w:start w:val="1"/>
+      <w:numFmt w:val="bullet"/>
+      <w:lvlText w:val=""/>
+      <w:lvlJc w:val="left"/>
+      <w:pPr>
+        <w:tabs>
+          <w:tab w:val="num" w:pos="720"/>
+        </w:tabs>
+        <w:ind w:left="720" w:hanging="360"/>
+      </w:pPr>
+      <w:rPr>
+        <w:rFonts w:ascii="Symbol" w:hAnsi="Symbol" w:hint="default"/>
+        <w:sz w:val="20"/>
+      </w:rPr>
+    </w:lvl>
+    <w:lvl w:ilvl="1" w:tentative="1">
+      <w:start w:val="1"/>
+      <w:numFmt w:val="bullet"/>
+      <w:lvlText w:val="o"/>
+      <w:lvlJc w:val="left"/>
+      <w:pPr>
+        <w:tabs>
+          <w:tab w:val="num" w:pos="1440"/>
+        </w:tabs>
+        <w:ind w:left="1440" w:hanging="360"/>
+      </w:pPr>
+      <w:rPr>
+        <w:rFonts w:ascii="Courier New" w:hAnsi="Courier New" w:hint="default"/>
+        <w:sz w:val="20"/>
+      </w:rPr>
+    </w:lvl>
+    <w:lvl w:ilvl="2" w:tentative="1">
+      <w:start w:val="1"/>
+      <w:numFmt w:val="bullet"/>
+      <w:lvlText w:val=""/>
+      <w:lvlJc w:val="left"/>
+      <w:pPr>
+        <w:tabs>
+          <w:tab w:val="num" w:pos="2160"/>
+        </w:tabs>
+        <w:ind w:left="2160" w:hanging="360"/>
+      </w:pPr>
+      <w:rPr>
+        <w:rFonts w:ascii="Wingdings" w:hAnsi="Wingdings" w:hint="default"/>
+        <w:sz w:val="20"/>
+      </w:rPr>
+    </w:lvl>
+    <w:lvl w:ilvl="3" w:tentative="1">
+      <w:start w:val="1"/>
+      <w:numFmt w:val="bullet"/>
+      <w:lvlText w:val=""/>
+      <w:lvlJc w:val="left"/>
+      <w:pPr>
+        <w:tabs>
+          <w:tab w:val="num" w:pos="2880"/>
+        </w:tabs>
+        <w:ind w:left="2880" w:hanging="360"/>
+      </w:pPr>
+      <w:rPr>
+        <w:rFonts w:ascii="Wingdings" w:hAnsi="Wingdings" w:hint="default"/>
+        <w:sz w:val="20"/>
+      </w:rPr>
+    </w:lvl>
+    <w:lvl w:ilvl="4" w:tentative="1">
+      <w:start w:val="1"/>
+      <w:numFmt w:val="bullet"/>
+      <w:lvlText w:val=""/>
+      <w:lvlJc w:val="left"/>
+      <w:pPr>
+        <w:tabs>
+          <w:tab w:val="num" w:pos="3600"/>
+        </w:tabs>
+        <w:ind w:left="3600" w:hanging="360"/>
+      </w:pPr>
+      <w:rPr>
+        <w:rFonts w:ascii="Wingdings" w:hAnsi="Wingdings" w:hint="default"/>
+        <w:sz w:val="20"/>
+      </w:rPr>
+    </w:lvl>
+    <w:lvl w:ilvl="5" w:tentative="1">
+      <w:start w:val="1"/>
+      <w:numFmt w:val="bullet"/>
+      <w:lvlText w:val=""/>
+      <w:lvlJc w:val="left"/>
+      <w:pPr>
+        <w:tabs>
+          <w:tab w:val="num" w:pos="4320"/>
+        </w:tabs>
+        <w:ind w:left="4320" w:hanging="360"/>
+      </w:pPr>
+      <w:rPr>
+        <w:rFonts w:ascii="Wingdings" w:hAnsi="Wingdings" w:hint="default"/>
+        <w:sz w:val="20"/>
+      </w:rPr>
+    </w:lvl>
+    <w:lvl w:ilvl="6" w:tentative="1">
+      <w:start w:val="1"/>
+      <w:numFmt w:val="bullet"/>
+      <w:lvlText w:val=""/>
+      <w:lvlJc w:val="left"/>
+      <w:pPr>
+        <w:tabs>
+          <w:tab w:val="num" w:pos="5040"/>
+        </w:tabs>
+        <w:ind w:left="5040" w:hanging="360"/>
+      </w:pPr>
+      <w:rPr>
+        <w:rFonts w:ascii="Wingdings" w:hAnsi="Wingdings" w:hint="default"/>
+        <w:sz w:val="20"/>
+      </w:rPr>
+    </w:lvl>
+    <w:lvl w:ilvl="7" w:tentative="1">
+      <w:start w:val="1"/>
+      <w:numFmt w:val="bullet"/>
+      <w:lvlText w:val=""/>
+      <w:lvlJc w:val="left"/>
+      <w:pPr>
+        <w:tabs>
+          <w:tab w:val="num" w:pos="5760"/>
+        </w:tabs>
+        <w:ind w:left="5760" w:hanging="360"/>
+      </w:pPr>
+      <w:rPr>
+        <w:rFonts w:ascii="Wingdings" w:hAnsi="Wingdings" w:hint="default"/>
+        <w:sz w:val="20"/>
+      </w:rPr>
+    </w:lvl>
+    <w:lvl w:ilvl="8" w:tentative="1">
+      <w:start w:val="1"/>
+      <w:numFmt w:val="bullet"/>
+      <w:lvlText w:val=""/>
+      <w:lvlJc w:val="left"/>
+      <w:pPr>
+        <w:tabs>
+          <w:tab w:val="num" w:pos="6480"/>
+        </w:tabs>
+        <w:ind w:left="6480" w:hanging="360"/>
+      </w:pPr>
+      <w:rPr>
+        <w:rFonts w:ascii="Wingdings" w:hAnsi="Wingdings" w:hint="default"/>
+        <w:sz w:val="20"/>
+      </w:rPr>
+    </w:lvl>
+  </w:abstractNum>
   <w:num w:numId="1" w16cid:durableId="560021030">
-    <w:abstractNumId w:val="4"/>
+    <w:abstractNumId w:val="5"/>
   </w:num>
   <w:num w:numId="2" w16cid:durableId="1344283166">
-    <w:abstractNumId w:val="3"/>
+    <w:abstractNumId w:val="4"/>
   </w:num>
   <w:num w:numId="3" w16cid:durableId="1165320647">
     <w:abstractNumId w:val="0"/>
   </w:num>
   <w:num w:numId="4" w16cid:durableId="1775204908">
-    <w:abstractNumId w:val="2"/>
+    <w:abstractNumId w:val="3"/>
   </w:num>
   <w:num w:numId="5" w16cid:durableId="1426807031">
     <w:abstractNumId w:val="1"/>
+  </w:num>
+  <w:num w:numId="6" w16cid:durableId="74209744">
+    <w:abstractNumId w:val="6"/>
+  </w:num>
+  <w:num w:numId="7" w16cid:durableId="1626697873">
+    <w:abstractNumId w:val="2"/>
   </w:num>
 </w:numbering>
 </file>

--- a/Documentation.docx
+++ b/Documentation.docx
@@ -520,6 +520,244 @@
       </w:r>
       <w:r>
         <w:t xml:space="preserve"> Raportarea către L2 cu probele colectate (tasklist și netstat output).</w:t>
+      </w:r>
+    </w:p>
+    <w:p>
+      <w:pPr>
+        <w:rPr>
+          <w:b/>
+          <w:bCs/>
+          <w:color w:val="EE0000"/>
+        </w:rPr>
+      </w:pPr>
+      <w:r>
+        <w:rPr>
+          <w:b/>
+          <w:bCs/>
+          <w:color w:val="EE0000"/>
+        </w:rPr>
+        <w:lastRenderedPageBreak/>
+        <w:t>SCENARIUL #03: ANALIZĂ FORENSICĂ ATAȘAMENT SUSPECT (HASH HUNTING)</w:t>
+      </w:r>
+    </w:p>
+    <w:p>
+      <w:r>
+        <w:rPr>
+          <w:b/>
+          <w:bCs/>
+        </w:rPr>
+        <w:t>Data:</w:t>
+      </w:r>
+      <w:r>
+        <w:t xml:space="preserve"> 2 Aprilie 2026</w:t>
+      </w:r>
+    </w:p>
+    <w:p>
+      <w:r>
+        <w:rPr>
+          <w:b/>
+          <w:bCs/>
+        </w:rPr>
+        <w:t>Tehnică MITRE ATT&amp;CK:</w:t>
+      </w:r>
+      <w:r>
+        <w:t xml:space="preserve"> [T1566.001]</w:t>
+      </w:r>
+      <w:r>
+        <w:t xml:space="preserve"> Phishing: Spearphishing Attachment / [T1036] Masquerading (Double Extension)</w:t>
+      </w:r>
+    </w:p>
+    <w:p/>
+    <w:p>
+      <w:pPr>
+        <w:rPr>
+          <w:b/>
+          <w:bCs/>
+        </w:rPr>
+      </w:pPr>
+      <w:r>
+        <w:rPr>
+          <w:b/>
+          <w:bCs/>
+        </w:rPr>
+        <w:t>A. Ipoteza de Investigare</w:t>
+      </w:r>
+    </w:p>
+    <w:p>
+      <w:r>
+        <w:t>Un utilizator a raportat un e-mail suspect ce conține un atașament numit "Factura_Restanta_Martie.pdf.exe". Utilizatorul nu a deschis fișierul. S-a extras hash-ul SHA256 (12ca17b49af2289436f303e0166022a0721c56b50e32f5eb3a1529124430c5e3) pentru a valida natura fișierului și a investiga prezența acestuia în restul rețelei.</w:t>
+      </w:r>
+    </w:p>
+    <w:p/>
+    <w:p>
+      <w:pPr>
+        <w:rPr>
+          <w:b/>
+          <w:bCs/>
+        </w:rPr>
+      </w:pPr>
+      <w:r>
+        <w:rPr>
+          <w:b/>
+          <w:bCs/>
+        </w:rPr>
+        <w:t>B. Interacțiunea cu AI (Prompt)</w:t>
+      </w:r>
+    </w:p>
+    <w:p>
+      <w:r>
+        <w:t>"Un utilizator a primit un atașament suspect (Factura_Restanta_Martie.pdf.exe). Am extras hash-ul SHA256. 1. Explică tehnica de inginerie socială. 2. Care sunt următorii 3 pași critici în Email Security (ex: Defender)? 3. Cum folosesc acest Hash pentru a căuta fișierul pe alte stații?"</w:t>
+      </w:r>
+    </w:p>
+    <w:p>
+      <w:pPr>
+        <w:rPr>
+          <w:b/>
+          <w:bCs/>
+        </w:rPr>
+      </w:pPr>
+    </w:p>
+    <w:p>
+      <w:pPr>
+        <w:rPr>
+          <w:b/>
+          <w:bCs/>
+        </w:rPr>
+      </w:pPr>
+      <w:r>
+        <w:rPr>
+          <w:b/>
+          <w:bCs/>
+        </w:rPr>
+        <w:t>C. Rezultat Tehnic (Analiza AI)</w:t>
+      </w:r>
+    </w:p>
+    <w:p>
+      <w:pPr>
+        <w:pStyle w:val="ListParagraph"/>
+        <w:numPr>
+          <w:ilvl w:val="0"/>
+          <w:numId w:val="6"/>
+        </w:numPr>
+      </w:pPr>
+      <w:r>
+        <w:t>Analiza Tactică: Extensia ".pdf.exe" exploatează setarea implicită a sistemului de operare Windows de a ascunde extensiile cunoscute. Victima percepe fișierul ca pe un document inofensiv (PDF), declanșând execuția codului malițios.</w:t>
+      </w:r>
+    </w:p>
+    <w:p>
+      <w:pPr>
+        <w:pStyle w:val="ListParagraph"/>
+        <w:numPr>
+          <w:ilvl w:val="0"/>
+          <w:numId w:val="6"/>
+        </w:numPr>
+      </w:pPr>
+      <w:r>
+        <w:t>Tactică de Inginerie Socială: Urgență și Autoritate (factură restantă).</w:t>
+      </w:r>
+    </w:p>
+    <w:p/>
+    <w:p>
+      <w:pPr>
+        <w:rPr>
+          <w:b/>
+          <w:bCs/>
+        </w:rPr>
+      </w:pPr>
+      <w:r>
+        <w:rPr>
+          <w:b/>
+          <w:bCs/>
+        </w:rPr>
+        <w:t>D. Acțiuni L1 Efectuate (Containment &amp; Hunting)</w:t>
+      </w:r>
+    </w:p>
+    <w:p>
+      <w:pPr>
+        <w:pStyle w:val="ListParagraph"/>
+        <w:numPr>
+          <w:ilvl w:val="0"/>
+          <w:numId w:val="10"/>
+        </w:numPr>
+      </w:pPr>
+      <w:r>
+        <w:rPr>
+          <w:b/>
+          <w:bCs/>
+        </w:rPr>
+        <w:t>Blocare la nivel de Tenant:</w:t>
+      </w:r>
+      <w:r>
+        <w:t xml:space="preserve"> Introducerea hash-ului SHA256 în Blocklist-ul Microsoft 365 Defender (Safe Attachments).</w:t>
+      </w:r>
+    </w:p>
+    <w:p>
+      <w:pPr>
+        <w:pStyle w:val="ListParagraph"/>
+        <w:numPr>
+          <w:ilvl w:val="0"/>
+          <w:numId w:val="10"/>
+        </w:numPr>
+      </w:pPr>
+      <w:r>
+        <w:rPr>
+          <w:b/>
+          <w:bCs/>
+        </w:rPr>
+        <w:t>Hardening Email Gateway:</w:t>
+      </w:r>
+      <w:r>
+        <w:t xml:space="preserve"> Activarea "Common Attachment Types Filter" pentru a bloca proactiv și viitoarele încercări de tip "Double Extension".</w:t>
+      </w:r>
+    </w:p>
+    <w:p/>
+    <w:p>
+      <w:pPr>
+        <w:pStyle w:val="ListParagraph"/>
+      </w:pPr>
+    </w:p>
+    <w:p>
+      <w:pPr>
+        <w:pStyle w:val="ListParagraph"/>
+        <w:rPr>
+          <w:b/>
+          <w:bCs/>
+        </w:rPr>
+      </w:pPr>
+    </w:p>
+    <w:p>
+      <w:pPr>
+        <w:pStyle w:val="ListParagraph"/>
+        <w:numPr>
+          <w:ilvl w:val="0"/>
+          <w:numId w:val="10"/>
+        </w:numPr>
+      </w:pPr>
+      <w:r>
+        <w:rPr>
+          <w:b/>
+          <w:bCs/>
+        </w:rPr>
+        <w:lastRenderedPageBreak/>
+        <w:t>Threat Hunting:</w:t>
+      </w:r>
+      <w:r>
+        <w:t xml:space="preserve"> Rularea unei interogări KQL în Defender for Endpoint pentru identificarea altor potențiale victime:</w:t>
+      </w:r>
+    </w:p>
+    <w:p>
+      <w:r>
+        <w:t xml:space="preserve">   DeviceFileEvents </w:t>
+      </w:r>
+    </w:p>
+    <w:p>
+      <w:r>
+        <w:t xml:space="preserve">   | where SHA256 == "12ca17b49af2289436f303e0166022a0721c56b50e32f5eb3a1529124430c5e3" </w:t>
+      </w:r>
+    </w:p>
+    <w:p>
+      <w:r>
+        <w:t xml:space="preserve">   | project DeviceName, FileName, Timestamp, ActionType</w:t>
       </w:r>
     </w:p>
     <w:p/>
@@ -536,6 +774,96 @@
 <file path=word/numbering.xml><?xml version="1.0" encoding="utf-8"?>
 <w:numbering xmlns:wpc="http://schemas.microsoft.com/office/word/2010/wordprocessingCanvas" xmlns:cx="http://schemas.microsoft.com/office/drawing/2014/chartex" xmlns:cx1="http://schemas.microsoft.com/office/drawing/2015/9/8/chartex" xmlns:cx2="http://schemas.microsoft.com/office/drawing/2015/10/21/chartex" xmlns:cx3="http://schemas.microsoft.com/office/drawing/2016/5/9/chartex" xmlns:cx4="http://schemas.microsoft.com/office/drawing/2016/5/10/chartex" xmlns:cx5="http://schemas.microsoft.com/office/drawing/2016/5/11/chartex" xmlns:cx6="http://schemas.microsoft.com/office/drawing/2016/5/12/chartex" xmlns:cx7="http://schemas.microsoft.com/office/drawing/2016/5/13/chartex" xmlns:cx8="http://schemas.microsoft.com/office/drawing/2016/5/14/chartex" xmlns:mc="http://schemas.openxmlformats.org/markup-compatibility/2006" xmlns:aink="http://schemas.microsoft.com/office/drawing/2016/ink" xmlns:am3d="http://schemas.microsoft.com/office/drawing/2017/model3d" xmlns:o="urn:schemas-microsoft-com:office:office" xmlns:oel="http://schemas.microsoft.com/office/2019/extlst" xmlns:r="http://schemas.openxmlformats.org/officeDocument/2006/relationships" xmlns:m="http://schemas.openxmlformats.org/officeDocument/2006/math" xmlns:v="urn:schemas-microsoft-com:vml" xmlns:wp14="http://schemas.microsoft.com/office/word/2010/wordprocessingDrawing" xmlns:wp="http://schemas.openxmlformats.org/drawingml/2006/wordprocessingDrawing" xmlns:w10="urn:schemas-microsoft-com:office:word" xmlns:w="http://schemas.openxmlformats.org/wordprocessingml/2006/main" xmlns:w14="http://schemas.microsoft.com/office/word/2010/wordml" xmlns:w15="http://schemas.microsoft.com/office/word/2012/wordml" xmlns:w16cex="http://schemas.microsoft.com/office/word/2018/wordml/cex" xmlns:w16cid="http://schemas.microsoft.com/office/word/2016/wordml/cid" xmlns:w16="http://schemas.microsoft.com/office/word/2018/wordml" xmlns:w16du="http://schemas.microsoft.com/office/word/2023/wordml/word16du" xmlns:w16sdtdh="http://schemas.microsoft.com/office/word/2020/wordml/sdtdatahash" xmlns:w16sdtfl="http://schemas.microsoft.com/office/word/2024/wordml/sdtformatlock" xmlns:w16se="http://schemas.microsoft.com/office/word/2015/wordml/symex" xmlns:wpg="http://schemas.microsoft.com/office/word/2010/wordprocessingGroup" xmlns:wpi="http://schemas.microsoft.com/office/word/2010/wordprocessingInk" xmlns:wne="http://schemas.microsoft.com/office/word/2006/wordml" xmlns:wps="http://schemas.microsoft.com/office/word/2010/wordprocessingShape" mc:Ignorable="w14 w15 w16se w16cid w16 w16cex w16sdtdh w16sdtfl w16du wp14">
   <w:abstractNum w:abstractNumId="0" w15:restartNumberingAfterBreak="0">
+    <w:nsid w:val="09F05EF7"/>
+    <w:multiLevelType w:val="hybridMultilevel"/>
+    <w:tmpl w:val="689EF31E"/>
+    <w:lvl w:ilvl="0" w:tplc="AF9EAFF2">
+      <w:start w:val="1"/>
+      <w:numFmt w:val="decimal"/>
+      <w:lvlText w:val="%1."/>
+      <w:lvlJc w:val="left"/>
+      <w:pPr>
+        <w:ind w:left="720" w:hanging="360"/>
+      </w:pPr>
+      <w:rPr>
+        <w:rFonts w:hint="default"/>
+        <w:b/>
+      </w:rPr>
+    </w:lvl>
+    <w:lvl w:ilvl="1" w:tplc="04090019" w:tentative="1">
+      <w:start w:val="1"/>
+      <w:numFmt w:val="lowerLetter"/>
+      <w:lvlText w:val="%2."/>
+      <w:lvlJc w:val="left"/>
+      <w:pPr>
+        <w:ind w:left="1440" w:hanging="360"/>
+      </w:pPr>
+    </w:lvl>
+    <w:lvl w:ilvl="2" w:tplc="0409001B" w:tentative="1">
+      <w:start w:val="1"/>
+      <w:numFmt w:val="lowerRoman"/>
+      <w:lvlText w:val="%3."/>
+      <w:lvlJc w:val="right"/>
+      <w:pPr>
+        <w:ind w:left="2160" w:hanging="180"/>
+      </w:pPr>
+    </w:lvl>
+    <w:lvl w:ilvl="3" w:tplc="0409000F" w:tentative="1">
+      <w:start w:val="1"/>
+      <w:numFmt w:val="decimal"/>
+      <w:lvlText w:val="%4."/>
+      <w:lvlJc w:val="left"/>
+      <w:pPr>
+        <w:ind w:left="2880" w:hanging="360"/>
+      </w:pPr>
+    </w:lvl>
+    <w:lvl w:ilvl="4" w:tplc="04090019" w:tentative="1">
+      <w:start w:val="1"/>
+      <w:numFmt w:val="lowerLetter"/>
+      <w:lvlText w:val="%5."/>
+      <w:lvlJc w:val="left"/>
+      <w:pPr>
+        <w:ind w:left="3600" w:hanging="360"/>
+      </w:pPr>
+    </w:lvl>
+    <w:lvl w:ilvl="5" w:tplc="0409001B" w:tentative="1">
+      <w:start w:val="1"/>
+      <w:numFmt w:val="lowerRoman"/>
+      <w:lvlText w:val="%6."/>
+      <w:lvlJc w:val="right"/>
+      <w:pPr>
+        <w:ind w:left="4320" w:hanging="180"/>
+      </w:pPr>
+    </w:lvl>
+    <w:lvl w:ilvl="6" w:tplc="0409000F" w:tentative="1">
+      <w:start w:val="1"/>
+      <w:numFmt w:val="decimal"/>
+      <w:lvlText w:val="%7."/>
+      <w:lvlJc w:val="left"/>
+      <w:pPr>
+        <w:ind w:left="5040" w:hanging="360"/>
+      </w:pPr>
+    </w:lvl>
+    <w:lvl w:ilvl="7" w:tplc="04090019" w:tentative="1">
+      <w:start w:val="1"/>
+      <w:numFmt w:val="lowerLetter"/>
+      <w:lvlText w:val="%8."/>
+      <w:lvlJc w:val="left"/>
+      <w:pPr>
+        <w:ind w:left="5760" w:hanging="360"/>
+      </w:pPr>
+    </w:lvl>
+    <w:lvl w:ilvl="8" w:tplc="0409001B" w:tentative="1">
+      <w:start w:val="1"/>
+      <w:numFmt w:val="lowerRoman"/>
+      <w:lvlText w:val="%9."/>
+      <w:lvlJc w:val="right"/>
+      <w:pPr>
+        <w:ind w:left="6480" w:hanging="180"/>
+      </w:pPr>
+    </w:lvl>
+  </w:abstractNum>
+  <w:abstractNum w:abstractNumId="1" w15:restartNumberingAfterBreak="0">
     <w:nsid w:val="0FBD04E8"/>
     <w:multiLevelType w:val="multilevel"/>
     <w:tmpl w:val="E07A471C"/>
@@ -648,7 +976,7 @@
       </w:pPr>
     </w:lvl>
   </w:abstractNum>
-  <w:abstractNum w:abstractNumId="1" w15:restartNumberingAfterBreak="0">
+  <w:abstractNum w:abstractNumId="2" w15:restartNumberingAfterBreak="0">
     <w:nsid w:val="42044E85"/>
     <w:multiLevelType w:val="multilevel"/>
     <w:tmpl w:val="0E1A36E8"/>
@@ -797,7 +1125,93 @@
       </w:rPr>
     </w:lvl>
   </w:abstractNum>
-  <w:abstractNum w:abstractNumId="2" w15:restartNumberingAfterBreak="0">
+  <w:abstractNum w:abstractNumId="3" w15:restartNumberingAfterBreak="0">
+    <w:nsid w:val="45173792"/>
+    <w:multiLevelType w:val="hybridMultilevel"/>
+    <w:tmpl w:val="1AF6A1BE"/>
+    <w:lvl w:ilvl="0" w:tplc="0409000F">
+      <w:start w:val="1"/>
+      <w:numFmt w:val="decimal"/>
+      <w:lvlText w:val="%1."/>
+      <w:lvlJc w:val="left"/>
+      <w:pPr>
+        <w:ind w:left="720" w:hanging="360"/>
+      </w:pPr>
+    </w:lvl>
+    <w:lvl w:ilvl="1" w:tplc="04090019" w:tentative="1">
+      <w:start w:val="1"/>
+      <w:numFmt w:val="lowerLetter"/>
+      <w:lvlText w:val="%2."/>
+      <w:lvlJc w:val="left"/>
+      <w:pPr>
+        <w:ind w:left="1440" w:hanging="360"/>
+      </w:pPr>
+    </w:lvl>
+    <w:lvl w:ilvl="2" w:tplc="0409001B" w:tentative="1">
+      <w:start w:val="1"/>
+      <w:numFmt w:val="lowerRoman"/>
+      <w:lvlText w:val="%3."/>
+      <w:lvlJc w:val="right"/>
+      <w:pPr>
+        <w:ind w:left="2160" w:hanging="180"/>
+      </w:pPr>
+    </w:lvl>
+    <w:lvl w:ilvl="3" w:tplc="0409000F" w:tentative="1">
+      <w:start w:val="1"/>
+      <w:numFmt w:val="decimal"/>
+      <w:lvlText w:val="%4."/>
+      <w:lvlJc w:val="left"/>
+      <w:pPr>
+        <w:ind w:left="2880" w:hanging="360"/>
+      </w:pPr>
+    </w:lvl>
+    <w:lvl w:ilvl="4" w:tplc="04090019" w:tentative="1">
+      <w:start w:val="1"/>
+      <w:numFmt w:val="lowerLetter"/>
+      <w:lvlText w:val="%5."/>
+      <w:lvlJc w:val="left"/>
+      <w:pPr>
+        <w:ind w:left="3600" w:hanging="360"/>
+      </w:pPr>
+    </w:lvl>
+    <w:lvl w:ilvl="5" w:tplc="0409001B" w:tentative="1">
+      <w:start w:val="1"/>
+      <w:numFmt w:val="lowerRoman"/>
+      <w:lvlText w:val="%6."/>
+      <w:lvlJc w:val="right"/>
+      <w:pPr>
+        <w:ind w:left="4320" w:hanging="180"/>
+      </w:pPr>
+    </w:lvl>
+    <w:lvl w:ilvl="6" w:tplc="0409000F" w:tentative="1">
+      <w:start w:val="1"/>
+      <w:numFmt w:val="decimal"/>
+      <w:lvlText w:val="%7."/>
+      <w:lvlJc w:val="left"/>
+      <w:pPr>
+        <w:ind w:left="5040" w:hanging="360"/>
+      </w:pPr>
+    </w:lvl>
+    <w:lvl w:ilvl="7" w:tplc="04090019" w:tentative="1">
+      <w:start w:val="1"/>
+      <w:numFmt w:val="lowerLetter"/>
+      <w:lvlText w:val="%8."/>
+      <w:lvlJc w:val="left"/>
+      <w:pPr>
+        <w:ind w:left="5760" w:hanging="360"/>
+      </w:pPr>
+    </w:lvl>
+    <w:lvl w:ilvl="8" w:tplc="0409001B" w:tentative="1">
+      <w:start w:val="1"/>
+      <w:numFmt w:val="lowerRoman"/>
+      <w:lvlText w:val="%9."/>
+      <w:lvlJc w:val="right"/>
+      <w:pPr>
+        <w:ind w:left="6480" w:hanging="180"/>
+      </w:pPr>
+    </w:lvl>
+  </w:abstractNum>
+  <w:abstractNum w:abstractNumId="4" w15:restartNumberingAfterBreak="0">
     <w:nsid w:val="58F3329D"/>
     <w:multiLevelType w:val="multilevel"/>
     <w:tmpl w:val="02943446"/>
@@ -910,7 +1324,7 @@
       </w:pPr>
     </w:lvl>
   </w:abstractNum>
-  <w:abstractNum w:abstractNumId="3" w15:restartNumberingAfterBreak="0">
+  <w:abstractNum w:abstractNumId="5" w15:restartNumberingAfterBreak="0">
     <w:nsid w:val="5E9D6FEA"/>
     <w:multiLevelType w:val="multilevel"/>
     <w:tmpl w:val="4CF26024"/>
@@ -1059,7 +1473,120 @@
       </w:rPr>
     </w:lvl>
   </w:abstractNum>
-  <w:abstractNum w:abstractNumId="4" w15:restartNumberingAfterBreak="0">
+  <w:abstractNum w:abstractNumId="6" w15:restartNumberingAfterBreak="0">
+    <w:nsid w:val="63197957"/>
+    <w:multiLevelType w:val="hybridMultilevel"/>
+    <w:tmpl w:val="9CA86178"/>
+    <w:lvl w:ilvl="0" w:tplc="04090001">
+      <w:start w:val="1"/>
+      <w:numFmt w:val="bullet"/>
+      <w:lvlText w:val=""/>
+      <w:lvlJc w:val="left"/>
+      <w:pPr>
+        <w:ind w:left="720" w:hanging="360"/>
+      </w:pPr>
+      <w:rPr>
+        <w:rFonts w:ascii="Symbol" w:hAnsi="Symbol" w:hint="default"/>
+      </w:rPr>
+    </w:lvl>
+    <w:lvl w:ilvl="1" w:tplc="04090003" w:tentative="1">
+      <w:start w:val="1"/>
+      <w:numFmt w:val="bullet"/>
+      <w:lvlText w:val="o"/>
+      <w:lvlJc w:val="left"/>
+      <w:pPr>
+        <w:ind w:left="1440" w:hanging="360"/>
+      </w:pPr>
+      <w:rPr>
+        <w:rFonts w:ascii="Courier New" w:hAnsi="Courier New" w:cs="Courier New" w:hint="default"/>
+      </w:rPr>
+    </w:lvl>
+    <w:lvl w:ilvl="2" w:tplc="04090005" w:tentative="1">
+      <w:start w:val="1"/>
+      <w:numFmt w:val="bullet"/>
+      <w:lvlText w:val=""/>
+      <w:lvlJc w:val="left"/>
+      <w:pPr>
+        <w:ind w:left="2160" w:hanging="360"/>
+      </w:pPr>
+      <w:rPr>
+        <w:rFonts w:ascii="Wingdings" w:hAnsi="Wingdings" w:hint="default"/>
+      </w:rPr>
+    </w:lvl>
+    <w:lvl w:ilvl="3" w:tplc="04090001" w:tentative="1">
+      <w:start w:val="1"/>
+      <w:numFmt w:val="bullet"/>
+      <w:lvlText w:val=""/>
+      <w:lvlJc w:val="left"/>
+      <w:pPr>
+        <w:ind w:left="2880" w:hanging="360"/>
+      </w:pPr>
+      <w:rPr>
+        <w:rFonts w:ascii="Symbol" w:hAnsi="Symbol" w:hint="default"/>
+      </w:rPr>
+    </w:lvl>
+    <w:lvl w:ilvl="4" w:tplc="04090003" w:tentative="1">
+      <w:start w:val="1"/>
+      <w:numFmt w:val="bullet"/>
+      <w:lvlText w:val="o"/>
+      <w:lvlJc w:val="left"/>
+      <w:pPr>
+        <w:ind w:left="3600" w:hanging="360"/>
+      </w:pPr>
+      <w:rPr>
+        <w:rFonts w:ascii="Courier New" w:hAnsi="Courier New" w:cs="Courier New" w:hint="default"/>
+      </w:rPr>
+    </w:lvl>
+    <w:lvl w:ilvl="5" w:tplc="04090005" w:tentative="1">
+      <w:start w:val="1"/>
+      <w:numFmt w:val="bullet"/>
+      <w:lvlText w:val=""/>
+      <w:lvlJc w:val="left"/>
+      <w:pPr>
+        <w:ind w:left="4320" w:hanging="360"/>
+      </w:pPr>
+      <w:rPr>
+        <w:rFonts w:ascii="Wingdings" w:hAnsi="Wingdings" w:hint="default"/>
+      </w:rPr>
+    </w:lvl>
+    <w:lvl w:ilvl="6" w:tplc="04090001" w:tentative="1">
+      <w:start w:val="1"/>
+      <w:numFmt w:val="bullet"/>
+      <w:lvlText w:val=""/>
+      <w:lvlJc w:val="left"/>
+      <w:pPr>
+        <w:ind w:left="5040" w:hanging="360"/>
+      </w:pPr>
+      <w:rPr>
+        <w:rFonts w:ascii="Symbol" w:hAnsi="Symbol" w:hint="default"/>
+      </w:rPr>
+    </w:lvl>
+    <w:lvl w:ilvl="7" w:tplc="04090003" w:tentative="1">
+      <w:start w:val="1"/>
+      <w:numFmt w:val="bullet"/>
+      <w:lvlText w:val="o"/>
+      <w:lvlJc w:val="left"/>
+      <w:pPr>
+        <w:ind w:left="5760" w:hanging="360"/>
+      </w:pPr>
+      <w:rPr>
+        <w:rFonts w:ascii="Courier New" w:hAnsi="Courier New" w:cs="Courier New" w:hint="default"/>
+      </w:rPr>
+    </w:lvl>
+    <w:lvl w:ilvl="8" w:tplc="04090005" w:tentative="1">
+      <w:start w:val="1"/>
+      <w:numFmt w:val="bullet"/>
+      <w:lvlText w:val=""/>
+      <w:lvlJc w:val="left"/>
+      <w:pPr>
+        <w:ind w:left="6480" w:hanging="360"/>
+      </w:pPr>
+      <w:rPr>
+        <w:rFonts w:ascii="Wingdings" w:hAnsi="Wingdings" w:hint="default"/>
+      </w:rPr>
+    </w:lvl>
+  </w:abstractNum>
+  <w:abstractNum w:abstractNumId="7" w15:restartNumberingAfterBreak="0">
     <w:nsid w:val="6D7D1B0B"/>
     <w:multiLevelType w:val="multilevel"/>
     <w:tmpl w:val="3856858A"/>
@@ -1208,7 +1735,7 @@
       </w:rPr>
     </w:lvl>
   </w:abstractNum>
-  <w:abstractNum w:abstractNumId="5" w15:restartNumberingAfterBreak="0">
+  <w:abstractNum w:abstractNumId="8" w15:restartNumberingAfterBreak="0">
     <w:nsid w:val="6D9F410E"/>
     <w:multiLevelType w:val="multilevel"/>
     <w:tmpl w:val="12664AC8"/>
@@ -1357,7 +1884,7 @@
       </w:rPr>
     </w:lvl>
   </w:abstractNum>
-  <w:abstractNum w:abstractNumId="6" w15:restartNumberingAfterBreak="0">
+  <w:abstractNum w:abstractNumId="9" w15:restartNumberingAfterBreak="0">
     <w:nsid w:val="79270E0E"/>
     <w:multiLevelType w:val="multilevel"/>
     <w:tmpl w:val="DEA86EB2"/>
@@ -1507,25 +2034,34 @@
     </w:lvl>
   </w:abstractNum>
   <w:num w:numId="1" w16cid:durableId="560021030">
+    <w:abstractNumId w:val="8"/>
+  </w:num>
+  <w:num w:numId="2" w16cid:durableId="1344283166">
+    <w:abstractNumId w:val="7"/>
+  </w:num>
+  <w:num w:numId="3" w16cid:durableId="1165320647">
+    <w:abstractNumId w:val="1"/>
+  </w:num>
+  <w:num w:numId="4" w16cid:durableId="1775204908">
     <w:abstractNumId w:val="5"/>
   </w:num>
-  <w:num w:numId="2" w16cid:durableId="1344283166">
+  <w:num w:numId="5" w16cid:durableId="1426807031">
+    <w:abstractNumId w:val="2"/>
+  </w:num>
+  <w:num w:numId="6" w16cid:durableId="74209744">
+    <w:abstractNumId w:val="9"/>
+  </w:num>
+  <w:num w:numId="7" w16cid:durableId="1626697873">
     <w:abstractNumId w:val="4"/>
   </w:num>
-  <w:num w:numId="3" w16cid:durableId="1165320647">
-    <w:abstractNumId w:val="0"/>
+  <w:num w:numId="8" w16cid:durableId="1428651699">
+    <w:abstractNumId w:val="6"/>
   </w:num>
-  <w:num w:numId="4" w16cid:durableId="1775204908">
+  <w:num w:numId="9" w16cid:durableId="1829787808">
     <w:abstractNumId w:val="3"/>
   </w:num>
-  <w:num w:numId="5" w16cid:durableId="1426807031">
-    <w:abstractNumId w:val="1"/>
-  </w:num>
-  <w:num w:numId="6" w16cid:durableId="74209744">
-    <w:abstractNumId w:val="6"/>
-  </w:num>
-  <w:num w:numId="7" w16cid:durableId="1626697873">
-    <w:abstractNumId w:val="2"/>
+  <w:num w:numId="10" w16cid:durableId="1823157519">
+    <w:abstractNumId w:val="0"/>
   </w:num>
 </w:numbering>
 </file>
@@ -2136,6 +2672,7 @@
   <w:style w:type="character" w:default="1" w:styleId="DefaultParagraphFont">
     <w:name w:val="Default Paragraph Font"/>
     <w:uiPriority w:val="1"/>
+    <w:semiHidden/>
     <w:unhideWhenUsed/>
   </w:style>
   <w:style w:type="table" w:default="1" w:styleId="TableNormal">

--- a/Documentation.docx
+++ b/Documentation.docx
@@ -758,6 +758,246 @@
     <w:p>
       <w:r>
         <w:t xml:space="preserve">   | project DeviceName, FileName, Timestamp, ActionType</w:t>
+      </w:r>
+    </w:p>
+    <w:p/>
+    <w:p/>
+    <w:p>
+      <w:pPr>
+        <w:rPr>
+          <w:color w:val="EE0000"/>
+        </w:rPr>
+      </w:pPr>
+      <w:r>
+        <w:rPr>
+          <w:b/>
+          <w:bCs/>
+          <w:color w:val="EE0000"/>
+        </w:rPr>
+        <w:t>SCENARIUL #04: INVESTIGAȚIE BRUTE-FORCE ȘI COMPROMITERE CONT (HR)</w:t>
+      </w:r>
+      <w:r>
+        <w:rPr>
+          <w:color w:val="EE0000"/>
+        </w:rPr>
+        <w:t xml:space="preserve"> </w:t>
+      </w:r>
+    </w:p>
+    <w:p>
+      <w:r>
+        <w:rPr>
+          <w:b/>
+          <w:bCs/>
+        </w:rPr>
+        <w:t>Data:</w:t>
+      </w:r>
+      <w:r>
+        <w:t xml:space="preserve"> 6 Aprilie 2026 </w:t>
+      </w:r>
+    </w:p>
+    <w:p>
+      <w:r>
+        <w:rPr>
+          <w:b/>
+          <w:bCs/>
+        </w:rPr>
+        <w:t>Tehnică MITRE ATT&amp;CK:</w:t>
+      </w:r>
+      <w:r>
+        <w:t xml:space="preserve"> [T1110] Brute Force / [T1078] Valid Accounts</w:t>
+      </w:r>
+    </w:p>
+    <w:p/>
+    <w:p>
+      <w:r>
+        <w:rPr>
+          <w:b/>
+          <w:bCs/>
+        </w:rPr>
+        <w:t>A. Ipoteza de Investigare</w:t>
+      </w:r>
+      <w:r>
+        <w:t xml:space="preserve"> Triajul unei alerte de logări eșuate multiple (Event ID 4625), urmate de o autentificare reușită (Event ID 4624) pentru un cont cu acces la date sensibile (Departamentul HR). Scopul este izolarea contului compromis și investigarea potențialei exfiltrări de date.</w:t>
+      </w:r>
+    </w:p>
+    <w:p/>
+    <w:p>
+      <w:r>
+        <w:rPr>
+          <w:b/>
+          <w:bCs/>
+        </w:rPr>
+        <w:t>B. Interacțiunea cu AI (Prompt)</w:t>
+      </w:r>
+      <w:r>
+        <w:t xml:space="preserve"> "Am primit o alertă pentru utilizatorul 'maria.popescu' (HR). Văd 45 de încercări de logare eșuate (Event ID 4625) în 3 minute de la un IP extern, urmate de o logare reușită (Event ID 4624) de la același IP. 1. Ce tip de atac este și de ce e critic? 2. Care sunt primii 3 pași exacți pentru securizarea contului? 3. Ce caut în loguri pentru a vedea dacă s-au furat date?"</w:t>
+      </w:r>
+    </w:p>
+    <w:p/>
+    <w:p>
+      <w:r>
+        <w:rPr>
+          <w:b/>
+          <w:bCs/>
+        </w:rPr>
+        <w:t>C. Rezultat Tehnic (Analiza AI)</w:t>
+      </w:r>
+    </w:p>
+    <w:p>
+      <w:pPr>
+        <w:numPr>
+          <w:ilvl w:val="0"/>
+          <w:numId w:val="11"/>
+        </w:numPr>
+      </w:pPr>
+      <w:r>
+        <w:rPr>
+          <w:b/>
+          <w:bCs/>
+        </w:rPr>
+        <w:t>Tip Atac:</w:t>
+      </w:r>
+      <w:r>
+        <w:t xml:space="preserve"> Credential Stuffing / Brute-Force. Prezența Evenimentului 4624 transformă alerta dintr-o simplă "tentativă" într-o breșă de securitate confirmată (Compromised Account).</w:t>
+      </w:r>
+    </w:p>
+    <w:p>
+      <w:pPr>
+        <w:numPr>
+          <w:ilvl w:val="0"/>
+          <w:numId w:val="11"/>
+        </w:numPr>
+      </w:pPr>
+      <w:r>
+        <w:rPr>
+          <w:b/>
+          <w:bCs/>
+        </w:rPr>
+        <w:t>Evaluarea Riscului:</w:t>
+      </w:r>
+      <w:r>
+        <w:t xml:space="preserve"> Nivel CRITIC. Contul de HR oferă acces la baze de date cu angajați, state de plată și documente personale, existând un risc iminent de exfiltrare de date și încălcare GDPR.</w:t>
+      </w:r>
+    </w:p>
+    <w:p/>
+    <w:p/>
+    <w:p/>
+    <w:p/>
+    <w:p>
+      <w:r>
+        <w:rPr>
+          <w:b/>
+          <w:bCs/>
+        </w:rPr>
+        <w:t>D. Acțiuni L1 Efectuate (Containment &amp; Hunting)</w:t>
+      </w:r>
+    </w:p>
+    <w:p>
+      <w:pPr>
+        <w:numPr>
+          <w:ilvl w:val="0"/>
+          <w:numId w:val="12"/>
+        </w:numPr>
+      </w:pPr>
+      <w:r>
+        <w:rPr>
+          <w:b/>
+          <w:bCs/>
+        </w:rPr>
+        <w:t>Izolarea Contului:</w:t>
+      </w:r>
+      <w:r>
+        <w:t xml:space="preserve"> Dezactivarea imediată a contului din Active Directory pentru a opri accesul atacatorului și forțarea resetării parolei (Event ID 4724).</w:t>
+      </w:r>
+    </w:p>
+    <w:p>
+      <w:pPr>
+        <w:numPr>
+          <w:ilvl w:val="0"/>
+          <w:numId w:val="12"/>
+        </w:numPr>
+      </w:pPr>
+      <w:r>
+        <w:rPr>
+          <w:b/>
+          <w:bCs/>
+        </w:rPr>
+        <w:t>Izolarea Stației:</w:t>
+      </w:r>
+      <w:r>
+        <w:t xml:space="preserve"> Deconectarea stației de lucru a utilizatorului de la rețea pentru a preveni mișcarea laterală sau exfiltrarea în timp real.</w:t>
+      </w:r>
+    </w:p>
+    <w:p>
+      <w:pPr>
+        <w:numPr>
+          <w:ilvl w:val="0"/>
+          <w:numId w:val="12"/>
+        </w:numPr>
+      </w:pPr>
+      <w:r>
+        <w:rPr>
+          <w:b/>
+          <w:bCs/>
+        </w:rPr>
+        <w:t>Threat Hunting (Post-Compromise):</w:t>
+      </w:r>
+      <w:r>
+        <w:t xml:space="preserve"> Monitorizarea logurilor pentru următoarele 60 de minute vizând activități specifice exfiltrării:</w:t>
+      </w:r>
+    </w:p>
+    <w:p>
+      <w:pPr>
+        <w:numPr>
+          <w:ilvl w:val="1"/>
+          <w:numId w:val="12"/>
+        </w:numPr>
+      </w:pPr>
+      <w:r>
+        <w:rPr>
+          <w:b/>
+          <w:bCs/>
+        </w:rPr>
+        <w:t>Event ID 5140:</w:t>
+      </w:r>
+      <w:r>
+        <w:t xml:space="preserve"> Accesarea share-urilor de rețea sensibile (ex: HR_Payroll).</w:t>
+      </w:r>
+    </w:p>
+    <w:p>
+      <w:pPr>
+        <w:numPr>
+          <w:ilvl w:val="1"/>
+          <w:numId w:val="12"/>
+        </w:numPr>
+      </w:pPr>
+      <w:r>
+        <w:rPr>
+          <w:b/>
+          <w:bCs/>
+        </w:rPr>
+        <w:t>Event ID 4688:</w:t>
+      </w:r>
+      <w:r>
+        <w:t xml:space="preserve"> Crearea de procese suspecte de arhivare (7z.exe, rar.exe) sau executare comenzi (powershell.exe).</w:t>
+      </w:r>
+    </w:p>
+    <w:p>
+      <w:pPr>
+        <w:numPr>
+          <w:ilvl w:val="1"/>
+          <w:numId w:val="12"/>
+        </w:numPr>
+      </w:pPr>
+      <w:r>
+        <w:rPr>
+          <w:b/>
+          <w:bCs/>
+        </w:rPr>
+        <w:t>Event ID 5156:</w:t>
+      </w:r>
+      <w:r>
+        <w:t xml:space="preserve"> Conexiuni outbound suspecte către IP-uri externe pe porturi non-standard.</w:t>
       </w:r>
     </w:p>
     <w:p/>
@@ -977,6 +1217,272 @@
     </w:lvl>
   </w:abstractNum>
   <w:abstractNum w:abstractNumId="2" w15:restartNumberingAfterBreak="0">
+    <w:nsid w:val="25597C5D"/>
+    <w:multiLevelType w:val="multilevel"/>
+    <w:tmpl w:val="BA606C66"/>
+    <w:lvl w:ilvl="0">
+      <w:start w:val="1"/>
+      <w:numFmt w:val="bullet"/>
+      <w:lvlText w:val=""/>
+      <w:lvlJc w:val="left"/>
+      <w:pPr>
+        <w:tabs>
+          <w:tab w:val="num" w:pos="720"/>
+        </w:tabs>
+        <w:ind w:left="720" w:hanging="360"/>
+      </w:pPr>
+      <w:rPr>
+        <w:rFonts w:ascii="Symbol" w:hAnsi="Symbol" w:hint="default"/>
+        <w:sz w:val="20"/>
+      </w:rPr>
+    </w:lvl>
+    <w:lvl w:ilvl="1" w:tentative="1">
+      <w:start w:val="1"/>
+      <w:numFmt w:val="bullet"/>
+      <w:lvlText w:val="o"/>
+      <w:lvlJc w:val="left"/>
+      <w:pPr>
+        <w:tabs>
+          <w:tab w:val="num" w:pos="1440"/>
+        </w:tabs>
+        <w:ind w:left="1440" w:hanging="360"/>
+      </w:pPr>
+      <w:rPr>
+        <w:rFonts w:ascii="Courier New" w:hAnsi="Courier New" w:hint="default"/>
+        <w:sz w:val="20"/>
+      </w:rPr>
+    </w:lvl>
+    <w:lvl w:ilvl="2" w:tentative="1">
+      <w:start w:val="1"/>
+      <w:numFmt w:val="bullet"/>
+      <w:lvlText w:val=""/>
+      <w:lvlJc w:val="left"/>
+      <w:pPr>
+        <w:tabs>
+          <w:tab w:val="num" w:pos="2160"/>
+        </w:tabs>
+        <w:ind w:left="2160" w:hanging="360"/>
+      </w:pPr>
+      <w:rPr>
+        <w:rFonts w:ascii="Wingdings" w:hAnsi="Wingdings" w:hint="default"/>
+        <w:sz w:val="20"/>
+      </w:rPr>
+    </w:lvl>
+    <w:lvl w:ilvl="3" w:tentative="1">
+      <w:start w:val="1"/>
+      <w:numFmt w:val="bullet"/>
+      <w:lvlText w:val=""/>
+      <w:lvlJc w:val="left"/>
+      <w:pPr>
+        <w:tabs>
+          <w:tab w:val="num" w:pos="2880"/>
+        </w:tabs>
+        <w:ind w:left="2880" w:hanging="360"/>
+      </w:pPr>
+      <w:rPr>
+        <w:rFonts w:ascii="Wingdings" w:hAnsi="Wingdings" w:hint="default"/>
+        <w:sz w:val="20"/>
+      </w:rPr>
+    </w:lvl>
+    <w:lvl w:ilvl="4" w:tentative="1">
+      <w:start w:val="1"/>
+      <w:numFmt w:val="bullet"/>
+      <w:lvlText w:val=""/>
+      <w:lvlJc w:val="left"/>
+      <w:pPr>
+        <w:tabs>
+          <w:tab w:val="num" w:pos="3600"/>
+        </w:tabs>
+        <w:ind w:left="3600" w:hanging="360"/>
+      </w:pPr>
+      <w:rPr>
+        <w:rFonts w:ascii="Wingdings" w:hAnsi="Wingdings" w:hint="default"/>
+        <w:sz w:val="20"/>
+      </w:rPr>
+    </w:lvl>
+    <w:lvl w:ilvl="5" w:tentative="1">
+      <w:start w:val="1"/>
+      <w:numFmt w:val="bullet"/>
+      <w:lvlText w:val=""/>
+      <w:lvlJc w:val="left"/>
+      <w:pPr>
+        <w:tabs>
+          <w:tab w:val="num" w:pos="4320"/>
+        </w:tabs>
+        <w:ind w:left="4320" w:hanging="360"/>
+      </w:pPr>
+      <w:rPr>
+        <w:rFonts w:ascii="Wingdings" w:hAnsi="Wingdings" w:hint="default"/>
+        <w:sz w:val="20"/>
+      </w:rPr>
+    </w:lvl>
+    <w:lvl w:ilvl="6" w:tentative="1">
+      <w:start w:val="1"/>
+      <w:numFmt w:val="bullet"/>
+      <w:lvlText w:val=""/>
+      <w:lvlJc w:val="left"/>
+      <w:pPr>
+        <w:tabs>
+          <w:tab w:val="num" w:pos="5040"/>
+        </w:tabs>
+        <w:ind w:left="5040" w:hanging="360"/>
+      </w:pPr>
+      <w:rPr>
+        <w:rFonts w:ascii="Wingdings" w:hAnsi="Wingdings" w:hint="default"/>
+        <w:sz w:val="20"/>
+      </w:rPr>
+    </w:lvl>
+    <w:lvl w:ilvl="7" w:tentative="1">
+      <w:start w:val="1"/>
+      <w:numFmt w:val="bullet"/>
+      <w:lvlText w:val=""/>
+      <w:lvlJc w:val="left"/>
+      <w:pPr>
+        <w:tabs>
+          <w:tab w:val="num" w:pos="5760"/>
+        </w:tabs>
+        <w:ind w:left="5760" w:hanging="360"/>
+      </w:pPr>
+      <w:rPr>
+        <w:rFonts w:ascii="Wingdings" w:hAnsi="Wingdings" w:hint="default"/>
+        <w:sz w:val="20"/>
+      </w:rPr>
+    </w:lvl>
+    <w:lvl w:ilvl="8" w:tentative="1">
+      <w:start w:val="1"/>
+      <w:numFmt w:val="bullet"/>
+      <w:lvlText w:val=""/>
+      <w:lvlJc w:val="left"/>
+      <w:pPr>
+        <w:tabs>
+          <w:tab w:val="num" w:pos="6480"/>
+        </w:tabs>
+        <w:ind w:left="6480" w:hanging="360"/>
+      </w:pPr>
+      <w:rPr>
+        <w:rFonts w:ascii="Wingdings" w:hAnsi="Wingdings" w:hint="default"/>
+        <w:sz w:val="20"/>
+      </w:rPr>
+    </w:lvl>
+  </w:abstractNum>
+  <w:abstractNum w:abstractNumId="3" w15:restartNumberingAfterBreak="0">
+    <w:nsid w:val="2E9F484B"/>
+    <w:multiLevelType w:val="multilevel"/>
+    <w:tmpl w:val="4D9009AE"/>
+    <w:lvl w:ilvl="0">
+      <w:start w:val="1"/>
+      <w:numFmt w:val="decimal"/>
+      <w:lvlText w:val="%1."/>
+      <w:lvlJc w:val="left"/>
+      <w:pPr>
+        <w:tabs>
+          <w:tab w:val="num" w:pos="720"/>
+        </w:tabs>
+        <w:ind w:left="720" w:hanging="360"/>
+      </w:pPr>
+    </w:lvl>
+    <w:lvl w:ilvl="1">
+      <w:start w:val="1"/>
+      <w:numFmt w:val="bullet"/>
+      <w:lvlText w:val="o"/>
+      <w:lvlJc w:val="left"/>
+      <w:pPr>
+        <w:tabs>
+          <w:tab w:val="num" w:pos="1440"/>
+        </w:tabs>
+        <w:ind w:left="1440" w:hanging="360"/>
+      </w:pPr>
+      <w:rPr>
+        <w:rFonts w:ascii="Courier New" w:hAnsi="Courier New" w:hint="default"/>
+        <w:sz w:val="20"/>
+      </w:rPr>
+    </w:lvl>
+    <w:lvl w:ilvl="2" w:tentative="1">
+      <w:start w:val="1"/>
+      <w:numFmt w:val="decimal"/>
+      <w:lvlText w:val="%3."/>
+      <w:lvlJc w:val="left"/>
+      <w:pPr>
+        <w:tabs>
+          <w:tab w:val="num" w:pos="2160"/>
+        </w:tabs>
+        <w:ind w:left="2160" w:hanging="360"/>
+      </w:pPr>
+    </w:lvl>
+    <w:lvl w:ilvl="3" w:tentative="1">
+      <w:start w:val="1"/>
+      <w:numFmt w:val="decimal"/>
+      <w:lvlText w:val="%4."/>
+      <w:lvlJc w:val="left"/>
+      <w:pPr>
+        <w:tabs>
+          <w:tab w:val="num" w:pos="2880"/>
+        </w:tabs>
+        <w:ind w:left="2880" w:hanging="360"/>
+      </w:pPr>
+    </w:lvl>
+    <w:lvl w:ilvl="4" w:tentative="1">
+      <w:start w:val="1"/>
+      <w:numFmt w:val="decimal"/>
+      <w:lvlText w:val="%5."/>
+      <w:lvlJc w:val="left"/>
+      <w:pPr>
+        <w:tabs>
+          <w:tab w:val="num" w:pos="3600"/>
+        </w:tabs>
+        <w:ind w:left="3600" w:hanging="360"/>
+      </w:pPr>
+    </w:lvl>
+    <w:lvl w:ilvl="5" w:tentative="1">
+      <w:start w:val="1"/>
+      <w:numFmt w:val="decimal"/>
+      <w:lvlText w:val="%6."/>
+      <w:lvlJc w:val="left"/>
+      <w:pPr>
+        <w:tabs>
+          <w:tab w:val="num" w:pos="4320"/>
+        </w:tabs>
+        <w:ind w:left="4320" w:hanging="360"/>
+      </w:pPr>
+    </w:lvl>
+    <w:lvl w:ilvl="6" w:tentative="1">
+      <w:start w:val="1"/>
+      <w:numFmt w:val="decimal"/>
+      <w:lvlText w:val="%7."/>
+      <w:lvlJc w:val="left"/>
+      <w:pPr>
+        <w:tabs>
+          <w:tab w:val="num" w:pos="5040"/>
+        </w:tabs>
+        <w:ind w:left="5040" w:hanging="360"/>
+      </w:pPr>
+    </w:lvl>
+    <w:lvl w:ilvl="7" w:tentative="1">
+      <w:start w:val="1"/>
+      <w:numFmt w:val="decimal"/>
+      <w:lvlText w:val="%8."/>
+      <w:lvlJc w:val="left"/>
+      <w:pPr>
+        <w:tabs>
+          <w:tab w:val="num" w:pos="5760"/>
+        </w:tabs>
+        <w:ind w:left="5760" w:hanging="360"/>
+      </w:pPr>
+    </w:lvl>
+    <w:lvl w:ilvl="8" w:tentative="1">
+      <w:start w:val="1"/>
+      <w:numFmt w:val="decimal"/>
+      <w:lvlText w:val="%9."/>
+      <w:lvlJc w:val="left"/>
+      <w:pPr>
+        <w:tabs>
+          <w:tab w:val="num" w:pos="6480"/>
+        </w:tabs>
+        <w:ind w:left="6480" w:hanging="360"/>
+      </w:pPr>
+    </w:lvl>
+  </w:abstractNum>
+  <w:abstractNum w:abstractNumId="4" w15:restartNumberingAfterBreak="0">
     <w:nsid w:val="42044E85"/>
     <w:multiLevelType w:val="multilevel"/>
     <w:tmpl w:val="0E1A36E8"/>
@@ -1125,7 +1631,7 @@
       </w:rPr>
     </w:lvl>
   </w:abstractNum>
-  <w:abstractNum w:abstractNumId="3" w15:restartNumberingAfterBreak="0">
+  <w:abstractNum w:abstractNumId="5" w15:restartNumberingAfterBreak="0">
     <w:nsid w:val="45173792"/>
     <w:multiLevelType w:val="hybridMultilevel"/>
     <w:tmpl w:val="1AF6A1BE"/>
@@ -1211,7 +1717,7 @@
       </w:pPr>
     </w:lvl>
   </w:abstractNum>
-  <w:abstractNum w:abstractNumId="4" w15:restartNumberingAfterBreak="0">
+  <w:abstractNum w:abstractNumId="6" w15:restartNumberingAfterBreak="0">
     <w:nsid w:val="58F3329D"/>
     <w:multiLevelType w:val="multilevel"/>
     <w:tmpl w:val="02943446"/>
@@ -1324,7 +1830,7 @@
       </w:pPr>
     </w:lvl>
   </w:abstractNum>
-  <w:abstractNum w:abstractNumId="5" w15:restartNumberingAfterBreak="0">
+  <w:abstractNum w:abstractNumId="7" w15:restartNumberingAfterBreak="0">
     <w:nsid w:val="5E9D6FEA"/>
     <w:multiLevelType w:val="multilevel"/>
     <w:tmpl w:val="4CF26024"/>
@@ -1473,7 +1979,7 @@
       </w:rPr>
     </w:lvl>
   </w:abstractNum>
-  <w:abstractNum w:abstractNumId="6" w15:restartNumberingAfterBreak="0">
+  <w:abstractNum w:abstractNumId="8" w15:restartNumberingAfterBreak="0">
     <w:nsid w:val="63197957"/>
     <w:multiLevelType w:val="hybridMultilevel"/>
     <w:tmpl w:val="9CA86178"/>
@@ -1586,7 +2092,7 @@
       </w:rPr>
     </w:lvl>
   </w:abstractNum>
-  <w:abstractNum w:abstractNumId="7" w15:restartNumberingAfterBreak="0">
+  <w:abstractNum w:abstractNumId="9" w15:restartNumberingAfterBreak="0">
     <w:nsid w:val="6D7D1B0B"/>
     <w:multiLevelType w:val="multilevel"/>
     <w:tmpl w:val="3856858A"/>
@@ -1735,7 +2241,7 @@
       </w:rPr>
     </w:lvl>
   </w:abstractNum>
-  <w:abstractNum w:abstractNumId="8" w15:restartNumberingAfterBreak="0">
+  <w:abstractNum w:abstractNumId="10" w15:restartNumberingAfterBreak="0">
     <w:nsid w:val="6D9F410E"/>
     <w:multiLevelType w:val="multilevel"/>
     <w:tmpl w:val="12664AC8"/>
@@ -1884,7 +2390,7 @@
       </w:rPr>
     </w:lvl>
   </w:abstractNum>
-  <w:abstractNum w:abstractNumId="9" w15:restartNumberingAfterBreak="0">
+  <w:abstractNum w:abstractNumId="11" w15:restartNumberingAfterBreak="0">
     <w:nsid w:val="79270E0E"/>
     <w:multiLevelType w:val="multilevel"/>
     <w:tmpl w:val="DEA86EB2"/>
@@ -2034,34 +2540,40 @@
     </w:lvl>
   </w:abstractNum>
   <w:num w:numId="1" w16cid:durableId="560021030">
-    <w:abstractNumId w:val="8"/>
+    <w:abstractNumId w:val="10"/>
   </w:num>
   <w:num w:numId="2" w16cid:durableId="1344283166">
-    <w:abstractNumId w:val="7"/>
+    <w:abstractNumId w:val="9"/>
   </w:num>
   <w:num w:numId="3" w16cid:durableId="1165320647">
     <w:abstractNumId w:val="1"/>
   </w:num>
   <w:num w:numId="4" w16cid:durableId="1775204908">
-    <w:abstractNumId w:val="5"/>
+    <w:abstractNumId w:val="7"/>
   </w:num>
   <w:num w:numId="5" w16cid:durableId="1426807031">
-    <w:abstractNumId w:val="2"/>
+    <w:abstractNumId w:val="4"/>
   </w:num>
   <w:num w:numId="6" w16cid:durableId="74209744">
-    <w:abstractNumId w:val="9"/>
+    <w:abstractNumId w:val="11"/>
   </w:num>
   <w:num w:numId="7" w16cid:durableId="1626697873">
-    <w:abstractNumId w:val="4"/>
+    <w:abstractNumId w:val="6"/>
   </w:num>
   <w:num w:numId="8" w16cid:durableId="1428651699">
-    <w:abstractNumId w:val="6"/>
+    <w:abstractNumId w:val="8"/>
   </w:num>
   <w:num w:numId="9" w16cid:durableId="1829787808">
-    <w:abstractNumId w:val="3"/>
+    <w:abstractNumId w:val="5"/>
   </w:num>
   <w:num w:numId="10" w16cid:durableId="1823157519">
     <w:abstractNumId w:val="0"/>
+  </w:num>
+  <w:num w:numId="11" w16cid:durableId="1950313887">
+    <w:abstractNumId w:val="2"/>
+  </w:num>
+  <w:num w:numId="12" w16cid:durableId="1452017276">
+    <w:abstractNumId w:val="3"/>
   </w:num>
 </w:numbering>
 </file>
@@ -2672,7 +3184,6 @@
   <w:style w:type="character" w:default="1" w:styleId="DefaultParagraphFont">
     <w:name w:val="Default Paragraph Font"/>
     <w:uiPriority w:val="1"/>
-    <w:semiHidden/>
     <w:unhideWhenUsed/>
   </w:style>
   <w:style w:type="table" w:default="1" w:styleId="TableNormal">

--- a/Documentation.docx
+++ b/Documentation.docx
@@ -998,6 +998,267 @@
       </w:r>
       <w:r>
         <w:t xml:space="preserve"> Conexiuni outbound suspecte către IP-uri externe pe porturi non-standard.</w:t>
+      </w:r>
+    </w:p>
+    <w:p>
+      <w:pPr>
+        <w:rPr>
+          <w:color w:val="EE0000"/>
+        </w:rPr>
+      </w:pPr>
+      <w:r>
+        <w:rPr>
+          <w:b/>
+          <w:bCs/>
+          <w:color w:val="EE0000"/>
+        </w:rPr>
+        <w:t>SCENARIUL #05: INSIDER THREAT ȘI DATA LOSS PREVENTION (DLP)</w:t>
+      </w:r>
+      <w:r>
+        <w:rPr>
+          <w:color w:val="EE0000"/>
+        </w:rPr>
+        <w:t xml:space="preserve"> </w:t>
+      </w:r>
+    </w:p>
+    <w:p>
+      <w:r>
+        <w:rPr>
+          <w:b/>
+          <w:bCs/>
+        </w:rPr>
+        <w:t>Data:</w:t>
+      </w:r>
+      <w:r>
+        <w:t xml:space="preserve"> 7 Aprilie 2026 </w:t>
+      </w:r>
+    </w:p>
+    <w:p>
+      <w:r>
+        <w:rPr>
+          <w:b/>
+          <w:bCs/>
+        </w:rPr>
+        <w:t>Tehnică MITRE ATT&amp;CK:</w:t>
+      </w:r>
+      <w:r>
+        <w:t xml:space="preserve"> [T1052.001] Exfiltration Over Physical Medium / [T1048] Exfiltration Over Alternative Protocol</w:t>
+      </w:r>
+    </w:p>
+    <w:p/>
+    <w:p>
+      <w:r>
+        <w:rPr>
+          <w:b/>
+          <w:bCs/>
+        </w:rPr>
+        <w:t>A. Ipoteza de Investigare</w:t>
+      </w:r>
+      <w:r>
+        <w:t xml:space="preserve"> Triajul unei alerte critice din sistemul DLP: "Mass File Copy to Removable Media". Utilizatorul andrei.vasilescu (Departamentul Vânzări), aflat în perioada de preaviz, a conectat un stick USB și a copiat ~5 GB de date. Scopul este izolarea incidentului la fața locului și securizarea dovezilor digitale.</w:t>
+      </w:r>
+    </w:p>
+    <w:p/>
+    <w:p>
+      <w:r>
+        <w:rPr>
+          <w:b/>
+          <w:bCs/>
+        </w:rPr>
+        <w:t>B. Interacțiunea cu AI (Prompt)</w:t>
+      </w:r>
+      <w:r>
+        <w:t xml:space="preserve"> "Am primit alertă DLP: Utilizatorul andrei.vasilescu (a depus demisia ieri) a copiat 5 GB de date pe un USB neînregistrat în ultimele 10 minute. 1. Ce tip de amenințare este și care e riscul de business? 2. Care sunt primii 3 pași de izolare (Containment), utilizatorul fiind la birou? 3. Ce Event ID-uri de Windows trebuie să caut pentru a afla numele fișierelor copiate?"</w:t>
+      </w:r>
+    </w:p>
+    <w:p>
+      <w:r>
+        <w:rPr>
+          <w:b/>
+          <w:bCs/>
+        </w:rPr>
+        <w:lastRenderedPageBreak/>
+        <w:t>C. Rezultat Tehnic (Analiza AI)</w:t>
+      </w:r>
+    </w:p>
+    <w:p>
+      <w:pPr>
+        <w:numPr>
+          <w:ilvl w:val="0"/>
+          <w:numId w:val="13"/>
+        </w:numPr>
+      </w:pPr>
+      <w:r>
+        <w:rPr>
+          <w:b/>
+          <w:bCs/>
+        </w:rPr>
+        <w:t>Clasificare Amenințare:</w:t>
+      </w:r>
+      <w:r>
+        <w:t xml:space="preserve"> Insider Threat Malițios. Tiparul comportamental (copiere masivă de date imediat după demisie) indică intenția de furt de proprietate intelectuală.</w:t>
+      </w:r>
+    </w:p>
+    <w:p>
+      <w:pPr>
+        <w:numPr>
+          <w:ilvl w:val="0"/>
+          <w:numId w:val="13"/>
+        </w:numPr>
+      </w:pPr>
+      <w:r>
+        <w:rPr>
+          <w:b/>
+          <w:bCs/>
+        </w:rPr>
+        <w:t>Riscul de Business:</w:t>
+      </w:r>
+      <w:r>
+        <w:t xml:space="preserve"> Nivel CRITIC. Pierderea portofoliului de clienți sau a strategiilor de preț oferă un avantaj direct competitorilor. Implică și posibile încălcări GDPR.</w:t>
+      </w:r>
+    </w:p>
+    <w:p>
+      <w:pPr>
+        <w:ind w:left="720"/>
+      </w:pPr>
+    </w:p>
+    <w:p>
+      <w:r>
+        <w:rPr>
+          <w:b/>
+          <w:bCs/>
+        </w:rPr>
+        <w:t>D. Acțiuni L1 Efectuate (Containment &amp; Forensics)</w:t>
+      </w:r>
+    </w:p>
+    <w:p>
+      <w:pPr>
+        <w:numPr>
+          <w:ilvl w:val="0"/>
+          <w:numId w:val="14"/>
+        </w:numPr>
+      </w:pPr>
+      <w:r>
+        <w:rPr>
+          <w:b/>
+          <w:bCs/>
+        </w:rPr>
+        <w:t>Izolarea Fizică și a Contului:</w:t>
+      </w:r>
+      <w:r>
+        <w:t xml:space="preserve"> * Deconectarea fizică a stației Sales-PC-04 de la rețea.</w:t>
+      </w:r>
+    </w:p>
+    <w:p>
+      <w:pPr>
+        <w:numPr>
+          <w:ilvl w:val="1"/>
+          <w:numId w:val="14"/>
+        </w:numPr>
+      </w:pPr>
+      <w:r>
+        <w:t>Rularea imediată a comenzii PowerShell Disable-ADAccount pentru a preveni accesul la alte resurse (VPN, Email, SharePoint).</w:t>
+      </w:r>
+    </w:p>
+    <w:p>
+      <w:pPr>
+        <w:numPr>
+          <w:ilvl w:val="1"/>
+          <w:numId w:val="14"/>
+        </w:numPr>
+      </w:pPr>
+      <w:r>
+        <w:t xml:space="preserve">Notificarea imediată a echipelor HR și Legal pentru interceptarea utilizatorului și confiscarea mediului de stocare (Stick USB), respectând </w:t>
+      </w:r>
+      <w:r>
+        <w:rPr>
+          <w:b/>
+          <w:bCs/>
+        </w:rPr>
+        <w:t>Chain of Custody</w:t>
+      </w:r>
+      <w:r>
+        <w:t xml:space="preserve"> (Lanțul de custodie al probelor).</w:t>
+      </w:r>
+    </w:p>
+    <w:p>
+      <w:pPr>
+        <w:numPr>
+          <w:ilvl w:val="0"/>
+          <w:numId w:val="14"/>
+        </w:numPr>
+      </w:pPr>
+      <w:r>
+        <w:rPr>
+          <w:b/>
+          <w:bCs/>
+        </w:rPr>
+        <w:t>Conservarea Probelor (Log Preservation):</w:t>
+      </w:r>
+    </w:p>
+    <w:p>
+      <w:pPr>
+        <w:numPr>
+          <w:ilvl w:val="1"/>
+          <w:numId w:val="14"/>
+        </w:numPr>
+      </w:pPr>
+      <w:r>
+        <w:t>Păstrarea stației deschise (fără reboot) pentru a nu pierde datele din memoria RAM.</w:t>
+      </w:r>
+    </w:p>
+    <w:p>
+      <w:pPr>
+        <w:numPr>
+          <w:ilvl w:val="0"/>
+          <w:numId w:val="14"/>
+        </w:numPr>
+      </w:pPr>
+      <w:r>
+        <w:rPr>
+          <w:b/>
+          <w:bCs/>
+        </w:rPr>
+        <w:t>Analiza Forensică (Event IDs):</w:t>
+      </w:r>
+      <w:r>
+        <w:t xml:space="preserve"> Utilizarea interogărilor PowerShell (Get-WinEvent) pentru a construi lista exactă a fișierelor exfiltrate:</w:t>
+      </w:r>
+    </w:p>
+    <w:p>
+      <w:pPr>
+        <w:numPr>
+          <w:ilvl w:val="1"/>
+          <w:numId w:val="14"/>
+        </w:numPr>
+      </w:pPr>
+      <w:r>
+        <w:rPr>
+          <w:b/>
+          <w:bCs/>
+        </w:rPr>
+        <w:t>Event ID 6416:</w:t>
+      </w:r>
+      <w:r>
+        <w:t xml:space="preserve"> Validarea momentului exact în care mediul extern a fost conectat la stație.</w:t>
+      </w:r>
+    </w:p>
+    <w:p>
+      <w:pPr>
+        <w:numPr>
+          <w:ilvl w:val="1"/>
+          <w:numId w:val="14"/>
+        </w:numPr>
+      </w:pPr>
+      <w:r>
+        <w:rPr>
+          <w:b/>
+          <w:bCs/>
+        </w:rPr>
+        <w:t>Event ID 4663:</w:t>
+      </w:r>
+      <w:r>
+        <w:t xml:space="preserve"> Identificarea exactă a fișierelor accesate (citite) și mutate pe USB de către utilizatorul andrei.vasilescu.</w:t>
       </w:r>
     </w:p>
     <w:p/>
@@ -1718,6 +1979,123 @@
     </w:lvl>
   </w:abstractNum>
   <w:abstractNum w:abstractNumId="6" w15:restartNumberingAfterBreak="0">
+    <w:nsid w:val="56083F7B"/>
+    <w:multiLevelType w:val="multilevel"/>
+    <w:tmpl w:val="0CDA4356"/>
+    <w:lvl w:ilvl="0">
+      <w:start w:val="1"/>
+      <w:numFmt w:val="decimal"/>
+      <w:lvlText w:val="%1."/>
+      <w:lvlJc w:val="left"/>
+      <w:pPr>
+        <w:tabs>
+          <w:tab w:val="num" w:pos="720"/>
+        </w:tabs>
+        <w:ind w:left="720" w:hanging="360"/>
+      </w:pPr>
+    </w:lvl>
+    <w:lvl w:ilvl="1">
+      <w:start w:val="1"/>
+      <w:numFmt w:val="bullet"/>
+      <w:lvlText w:val="o"/>
+      <w:lvlJc w:val="left"/>
+      <w:pPr>
+        <w:tabs>
+          <w:tab w:val="num" w:pos="1440"/>
+        </w:tabs>
+        <w:ind w:left="1440" w:hanging="360"/>
+      </w:pPr>
+      <w:rPr>
+        <w:rFonts w:ascii="Courier New" w:hAnsi="Courier New" w:hint="default"/>
+        <w:sz w:val="20"/>
+      </w:rPr>
+    </w:lvl>
+    <w:lvl w:ilvl="2" w:tentative="1">
+      <w:start w:val="1"/>
+      <w:numFmt w:val="decimal"/>
+      <w:lvlText w:val="%3."/>
+      <w:lvlJc w:val="left"/>
+      <w:pPr>
+        <w:tabs>
+          <w:tab w:val="num" w:pos="2160"/>
+        </w:tabs>
+        <w:ind w:left="2160" w:hanging="360"/>
+      </w:pPr>
+    </w:lvl>
+    <w:lvl w:ilvl="3" w:tentative="1">
+      <w:start w:val="1"/>
+      <w:numFmt w:val="decimal"/>
+      <w:lvlText w:val="%4."/>
+      <w:lvlJc w:val="left"/>
+      <w:pPr>
+        <w:tabs>
+          <w:tab w:val="num" w:pos="2880"/>
+        </w:tabs>
+        <w:ind w:left="2880" w:hanging="360"/>
+      </w:pPr>
+    </w:lvl>
+    <w:lvl w:ilvl="4" w:tentative="1">
+      <w:start w:val="1"/>
+      <w:numFmt w:val="decimal"/>
+      <w:lvlText w:val="%5."/>
+      <w:lvlJc w:val="left"/>
+      <w:pPr>
+        <w:tabs>
+          <w:tab w:val="num" w:pos="3600"/>
+        </w:tabs>
+        <w:ind w:left="3600" w:hanging="360"/>
+      </w:pPr>
+    </w:lvl>
+    <w:lvl w:ilvl="5" w:tentative="1">
+      <w:start w:val="1"/>
+      <w:numFmt w:val="decimal"/>
+      <w:lvlText w:val="%6."/>
+      <w:lvlJc w:val="left"/>
+      <w:pPr>
+        <w:tabs>
+          <w:tab w:val="num" w:pos="4320"/>
+        </w:tabs>
+        <w:ind w:left="4320" w:hanging="360"/>
+      </w:pPr>
+    </w:lvl>
+    <w:lvl w:ilvl="6" w:tentative="1">
+      <w:start w:val="1"/>
+      <w:numFmt w:val="decimal"/>
+      <w:lvlText w:val="%7."/>
+      <w:lvlJc w:val="left"/>
+      <w:pPr>
+        <w:tabs>
+          <w:tab w:val="num" w:pos="5040"/>
+        </w:tabs>
+        <w:ind w:left="5040" w:hanging="360"/>
+      </w:pPr>
+    </w:lvl>
+    <w:lvl w:ilvl="7" w:tentative="1">
+      <w:start w:val="1"/>
+      <w:numFmt w:val="decimal"/>
+      <w:lvlText w:val="%8."/>
+      <w:lvlJc w:val="left"/>
+      <w:pPr>
+        <w:tabs>
+          <w:tab w:val="num" w:pos="5760"/>
+        </w:tabs>
+        <w:ind w:left="5760" w:hanging="360"/>
+      </w:pPr>
+    </w:lvl>
+    <w:lvl w:ilvl="8" w:tentative="1">
+      <w:start w:val="1"/>
+      <w:numFmt w:val="decimal"/>
+      <w:lvlText w:val="%9."/>
+      <w:lvlJc w:val="left"/>
+      <w:pPr>
+        <w:tabs>
+          <w:tab w:val="num" w:pos="6480"/>
+        </w:tabs>
+        <w:ind w:left="6480" w:hanging="360"/>
+      </w:pPr>
+    </w:lvl>
+  </w:abstractNum>
+  <w:abstractNum w:abstractNumId="7" w15:restartNumberingAfterBreak="0">
     <w:nsid w:val="58F3329D"/>
     <w:multiLevelType w:val="multilevel"/>
     <w:tmpl w:val="02943446"/>
@@ -1830,7 +2208,7 @@
       </w:pPr>
     </w:lvl>
   </w:abstractNum>
-  <w:abstractNum w:abstractNumId="7" w15:restartNumberingAfterBreak="0">
+  <w:abstractNum w:abstractNumId="8" w15:restartNumberingAfterBreak="0">
     <w:nsid w:val="5E9D6FEA"/>
     <w:multiLevelType w:val="multilevel"/>
     <w:tmpl w:val="4CF26024"/>
@@ -1979,7 +2357,7 @@
       </w:rPr>
     </w:lvl>
   </w:abstractNum>
-  <w:abstractNum w:abstractNumId="8" w15:restartNumberingAfterBreak="0">
+  <w:abstractNum w:abstractNumId="9" w15:restartNumberingAfterBreak="0">
     <w:nsid w:val="63197957"/>
     <w:multiLevelType w:val="hybridMultilevel"/>
     <w:tmpl w:val="9CA86178"/>
@@ -2092,7 +2470,7 @@
       </w:rPr>
     </w:lvl>
   </w:abstractNum>
-  <w:abstractNum w:abstractNumId="9" w15:restartNumberingAfterBreak="0">
+  <w:abstractNum w:abstractNumId="10" w15:restartNumberingAfterBreak="0">
     <w:nsid w:val="6D7D1B0B"/>
     <w:multiLevelType w:val="multilevel"/>
     <w:tmpl w:val="3856858A"/>
@@ -2241,7 +2619,7 @@
       </w:rPr>
     </w:lvl>
   </w:abstractNum>
-  <w:abstractNum w:abstractNumId="10" w15:restartNumberingAfterBreak="0">
+  <w:abstractNum w:abstractNumId="11" w15:restartNumberingAfterBreak="0">
     <w:nsid w:val="6D9F410E"/>
     <w:multiLevelType w:val="multilevel"/>
     <w:tmpl w:val="12664AC8"/>
@@ -2390,7 +2768,156 @@
       </w:rPr>
     </w:lvl>
   </w:abstractNum>
-  <w:abstractNum w:abstractNumId="11" w15:restartNumberingAfterBreak="0">
+  <w:abstractNum w:abstractNumId="12" w15:restartNumberingAfterBreak="0">
+    <w:nsid w:val="6FF56B75"/>
+    <w:multiLevelType w:val="multilevel"/>
+    <w:tmpl w:val="7B944946"/>
+    <w:lvl w:ilvl="0">
+      <w:start w:val="1"/>
+      <w:numFmt w:val="bullet"/>
+      <w:lvlText w:val=""/>
+      <w:lvlJc w:val="left"/>
+      <w:pPr>
+        <w:tabs>
+          <w:tab w:val="num" w:pos="720"/>
+        </w:tabs>
+        <w:ind w:left="720" w:hanging="360"/>
+      </w:pPr>
+      <w:rPr>
+        <w:rFonts w:ascii="Symbol" w:hAnsi="Symbol" w:hint="default"/>
+        <w:sz w:val="20"/>
+      </w:rPr>
+    </w:lvl>
+    <w:lvl w:ilvl="1" w:tentative="1">
+      <w:start w:val="1"/>
+      <w:numFmt w:val="bullet"/>
+      <w:lvlText w:val="o"/>
+      <w:lvlJc w:val="left"/>
+      <w:pPr>
+        <w:tabs>
+          <w:tab w:val="num" w:pos="1440"/>
+        </w:tabs>
+        <w:ind w:left="1440" w:hanging="360"/>
+      </w:pPr>
+      <w:rPr>
+        <w:rFonts w:ascii="Courier New" w:hAnsi="Courier New" w:hint="default"/>
+        <w:sz w:val="20"/>
+      </w:rPr>
+    </w:lvl>
+    <w:lvl w:ilvl="2" w:tentative="1">
+      <w:start w:val="1"/>
+      <w:numFmt w:val="bullet"/>
+      <w:lvlText w:val=""/>
+      <w:lvlJc w:val="left"/>
+      <w:pPr>
+        <w:tabs>
+          <w:tab w:val="num" w:pos="2160"/>
+        </w:tabs>
+        <w:ind w:left="2160" w:hanging="360"/>
+      </w:pPr>
+      <w:rPr>
+        <w:rFonts w:ascii="Wingdings" w:hAnsi="Wingdings" w:hint="default"/>
+        <w:sz w:val="20"/>
+      </w:rPr>
+    </w:lvl>
+    <w:lvl w:ilvl="3" w:tentative="1">
+      <w:start w:val="1"/>
+      <w:numFmt w:val="bullet"/>
+      <w:lvlText w:val=""/>
+      <w:lvlJc w:val="left"/>
+      <w:pPr>
+        <w:tabs>
+          <w:tab w:val="num" w:pos="2880"/>
+        </w:tabs>
+        <w:ind w:left="2880" w:hanging="360"/>
+      </w:pPr>
+      <w:rPr>
+        <w:rFonts w:ascii="Wingdings" w:hAnsi="Wingdings" w:hint="default"/>
+        <w:sz w:val="20"/>
+      </w:rPr>
+    </w:lvl>
+    <w:lvl w:ilvl="4" w:tentative="1">
+      <w:start w:val="1"/>
+      <w:numFmt w:val="bullet"/>
+      <w:lvlText w:val=""/>
+      <w:lvlJc w:val="left"/>
+      <w:pPr>
+        <w:tabs>
+          <w:tab w:val="num" w:pos="3600"/>
+        </w:tabs>
+        <w:ind w:left="3600" w:hanging="360"/>
+      </w:pPr>
+      <w:rPr>
+        <w:rFonts w:ascii="Wingdings" w:hAnsi="Wingdings" w:hint="default"/>
+        <w:sz w:val="20"/>
+      </w:rPr>
+    </w:lvl>
+    <w:lvl w:ilvl="5" w:tentative="1">
+      <w:start w:val="1"/>
+      <w:numFmt w:val="bullet"/>
+      <w:lvlText w:val=""/>
+      <w:lvlJc w:val="left"/>
+      <w:pPr>
+        <w:tabs>
+          <w:tab w:val="num" w:pos="4320"/>
+        </w:tabs>
+        <w:ind w:left="4320" w:hanging="360"/>
+      </w:pPr>
+      <w:rPr>
+        <w:rFonts w:ascii="Wingdings" w:hAnsi="Wingdings" w:hint="default"/>
+        <w:sz w:val="20"/>
+      </w:rPr>
+    </w:lvl>
+    <w:lvl w:ilvl="6" w:tentative="1">
+      <w:start w:val="1"/>
+      <w:numFmt w:val="bullet"/>
+      <w:lvlText w:val=""/>
+      <w:lvlJc w:val="left"/>
+      <w:pPr>
+        <w:tabs>
+          <w:tab w:val="num" w:pos="5040"/>
+        </w:tabs>
+        <w:ind w:left="5040" w:hanging="360"/>
+      </w:pPr>
+      <w:rPr>
+        <w:rFonts w:ascii="Wingdings" w:hAnsi="Wingdings" w:hint="default"/>
+        <w:sz w:val="20"/>
+      </w:rPr>
+    </w:lvl>
+    <w:lvl w:ilvl="7" w:tentative="1">
+      <w:start w:val="1"/>
+      <w:numFmt w:val="bullet"/>
+      <w:lvlText w:val=""/>
+      <w:lvlJc w:val="left"/>
+      <w:pPr>
+        <w:tabs>
+          <w:tab w:val="num" w:pos="5760"/>
+        </w:tabs>
+        <w:ind w:left="5760" w:hanging="360"/>
+      </w:pPr>
+      <w:rPr>
+        <w:rFonts w:ascii="Wingdings" w:hAnsi="Wingdings" w:hint="default"/>
+        <w:sz w:val="20"/>
+      </w:rPr>
+    </w:lvl>
+    <w:lvl w:ilvl="8" w:tentative="1">
+      <w:start w:val="1"/>
+      <w:numFmt w:val="bullet"/>
+      <w:lvlText w:val=""/>
+      <w:lvlJc w:val="left"/>
+      <w:pPr>
+        <w:tabs>
+          <w:tab w:val="num" w:pos="6480"/>
+        </w:tabs>
+        <w:ind w:left="6480" w:hanging="360"/>
+      </w:pPr>
+      <w:rPr>
+        <w:rFonts w:ascii="Wingdings" w:hAnsi="Wingdings" w:hint="default"/>
+        <w:sz w:val="20"/>
+      </w:rPr>
+    </w:lvl>
+  </w:abstractNum>
+  <w:abstractNum w:abstractNumId="13" w15:restartNumberingAfterBreak="0">
     <w:nsid w:val="79270E0E"/>
     <w:multiLevelType w:val="multilevel"/>
     <w:tmpl w:val="DEA86EB2"/>
@@ -2540,28 +3067,28 @@
     </w:lvl>
   </w:abstractNum>
   <w:num w:numId="1" w16cid:durableId="560021030">
-    <w:abstractNumId w:val="10"/>
+    <w:abstractNumId w:val="11"/>
   </w:num>
   <w:num w:numId="2" w16cid:durableId="1344283166">
-    <w:abstractNumId w:val="9"/>
+    <w:abstractNumId w:val="10"/>
   </w:num>
   <w:num w:numId="3" w16cid:durableId="1165320647">
     <w:abstractNumId w:val="1"/>
   </w:num>
   <w:num w:numId="4" w16cid:durableId="1775204908">
-    <w:abstractNumId w:val="7"/>
+    <w:abstractNumId w:val="8"/>
   </w:num>
   <w:num w:numId="5" w16cid:durableId="1426807031">
     <w:abstractNumId w:val="4"/>
   </w:num>
   <w:num w:numId="6" w16cid:durableId="74209744">
-    <w:abstractNumId w:val="11"/>
+    <w:abstractNumId w:val="13"/>
   </w:num>
   <w:num w:numId="7" w16cid:durableId="1626697873">
-    <w:abstractNumId w:val="6"/>
+    <w:abstractNumId w:val="7"/>
   </w:num>
   <w:num w:numId="8" w16cid:durableId="1428651699">
-    <w:abstractNumId w:val="8"/>
+    <w:abstractNumId w:val="9"/>
   </w:num>
   <w:num w:numId="9" w16cid:durableId="1829787808">
     <w:abstractNumId w:val="5"/>
@@ -2574,6 +3101,12 @@
   </w:num>
   <w:num w:numId="12" w16cid:durableId="1452017276">
     <w:abstractNumId w:val="3"/>
+  </w:num>
+  <w:num w:numId="13" w16cid:durableId="1050960894">
+    <w:abstractNumId w:val="12"/>
+  </w:num>
+  <w:num w:numId="14" w16cid:durableId="1412659600">
+    <w:abstractNumId w:val="6"/>
   </w:num>
 </w:numbering>
 </file>

--- a/Documentation.docx
+++ b/Documentation.docx
@@ -1259,6 +1259,307 @@
       </w:r>
       <w:r>
         <w:t xml:space="preserve"> Identificarea exactă a fișierelor accesate (citite) și mutate pe USB de către utilizatorul andrei.vasilescu.</w:t>
+      </w:r>
+    </w:p>
+    <w:p>
+      <w:pPr>
+        <w:ind w:left="1440"/>
+        <w:rPr>
+          <w:b/>
+          <w:bCs/>
+        </w:rPr>
+      </w:pPr>
+    </w:p>
+    <w:p>
+      <w:pPr>
+        <w:ind w:left="1440"/>
+        <w:rPr>
+          <w:b/>
+          <w:bCs/>
+        </w:rPr>
+      </w:pPr>
+    </w:p>
+    <w:p>
+      <w:pPr>
+        <w:ind w:left="1440"/>
+        <w:rPr>
+          <w:b/>
+          <w:bCs/>
+        </w:rPr>
+      </w:pPr>
+    </w:p>
+    <w:p>
+      <w:pPr>
+        <w:ind w:left="1440"/>
+        <w:rPr>
+          <w:b/>
+          <w:bCs/>
+        </w:rPr>
+      </w:pPr>
+    </w:p>
+    <w:p>
+      <w:pPr>
+        <w:ind w:left="1440"/>
+        <w:rPr>
+          <w:b/>
+          <w:bCs/>
+        </w:rPr>
+      </w:pPr>
+    </w:p>
+    <w:p>
+      <w:pPr>
+        <w:ind w:left="1440"/>
+      </w:pPr>
+    </w:p>
+    <w:p>
+      <w:pPr>
+        <w:ind w:left="1440"/>
+      </w:pPr>
+    </w:p>
+    <w:p>
+      <w:pPr>
+        <w:rPr>
+          <w:b/>
+          <w:bCs/>
+          <w:color w:val="EE0000"/>
+        </w:rPr>
+      </w:pPr>
+      <w:r>
+        <w:rPr>
+          <w:b/>
+          <w:bCs/>
+          <w:color w:val="EE0000"/>
+        </w:rPr>
+        <w:lastRenderedPageBreak/>
+        <w:t>SCENARIUL #06: INVESTIGAȚIE WEB SECURITY - SQL INJECTION (SQLi)</w:t>
+      </w:r>
+    </w:p>
+    <w:p>
+      <w:r>
+        <w:t xml:space="preserve"> </w:t>
+      </w:r>
+      <w:r>
+        <w:rPr>
+          <w:b/>
+          <w:bCs/>
+        </w:rPr>
+        <w:t>Data:</w:t>
+      </w:r>
+      <w:r>
+        <w:t xml:space="preserve"> 8 Aprilie 2026 </w:t>
+      </w:r>
+      <w:r>
+        <w:rPr>
+          <w:b/>
+          <w:bCs/>
+        </w:rPr>
+        <w:t>Tehnică MITRE ATT&amp;CK:</w:t>
+      </w:r>
+      <w:r>
+        <w:t xml:space="preserve"> [T1190] Exploit Public-Facing Application / [T1078] Valid Accounts</w:t>
+      </w:r>
+    </w:p>
+    <w:p/>
+    <w:p>
+      <w:r>
+        <w:rPr>
+          <w:b/>
+          <w:bCs/>
+        </w:rPr>
+        <w:t>A. Ipoteza de Investigare</w:t>
+      </w:r>
+      <w:r>
+        <w:t xml:space="preserve"> Monitorizarea și triajul alertelor WAF (Web Application Firewall) pentru a identifica un atac de tip SQL Injection pe portalul de login al clienților. Scopul este determinarea succesului atacului pe baza logurilor de trafic HTTP și izolarea imediată a amenințării.</w:t>
+      </w:r>
+    </w:p>
+    <w:p/>
+    <w:p>
+      <w:r>
+        <w:rPr>
+          <w:b/>
+          <w:bCs/>
+        </w:rPr>
+        <w:t>B. Interacțiunea cu AI (Prompt)</w:t>
+      </w:r>
+      <w:r>
+        <w:t xml:space="preserve"> "Primesc alerte WAF care indică SQL Injection pe login.php de la IP-ul 45.33.22.11. Payload-ul introdus la username este: admin' OR '1'='1' -- . 1. Cum funcționează exact acest payload? 2. La ce coduri HTTP mă uit în loguri pentru a vedea dacă atacul a eșuat sau a avut succes? 3. Care sunt următorii 3 pași de izolare/remediere?"</w:t>
+      </w:r>
+    </w:p>
+    <w:p/>
+    <w:p>
+      <w:r>
+        <w:rPr>
+          <w:b/>
+          <w:bCs/>
+        </w:rPr>
+        <w:t>C. Rezultat Tehnic (Analiza AI)</w:t>
+      </w:r>
+    </w:p>
+    <w:p>
+      <w:pPr>
+        <w:numPr>
+          <w:ilvl w:val="0"/>
+          <w:numId w:val="15"/>
+        </w:numPr>
+      </w:pPr>
+      <w:r>
+        <w:rPr>
+          <w:b/>
+          <w:bCs/>
+        </w:rPr>
+        <w:t>Mecanismul de Atac:</w:t>
+      </w:r>
+      <w:r>
+        <w:t xml:space="preserve"> Payload-ul exploatează lipsa sanitizării codului web. Apostroful (') închide prematur variabila de username. Condiția OR '1'='1' este matematic mereu adevărată, forțând o evaluare pozitivă în baza de date. Semnul (--) transformă restul interogării (inclusiv verificarea parolei) într-un simplu comentariu. Rezultatul este un </w:t>
+      </w:r>
+      <w:r>
+        <w:rPr>
+          <w:i/>
+          <w:iCs/>
+        </w:rPr>
+        <w:t>Authentication Bypass</w:t>
+      </w:r>
+      <w:r>
+        <w:t xml:space="preserve"> (autentificare reușită pe contul de admin fără a cunoaște parola).</w:t>
+      </w:r>
+    </w:p>
+    <w:p>
+      <w:pPr>
+        <w:numPr>
+          <w:ilvl w:val="0"/>
+          <w:numId w:val="15"/>
+        </w:numPr>
+      </w:pPr>
+      <w:r>
+        <w:rPr>
+          <w:b/>
+          <w:bCs/>
+        </w:rPr>
+        <w:t>Analiza Logurilor HTTP (Verdict):</w:t>
+      </w:r>
+    </w:p>
+    <w:p>
+      <w:pPr>
+        <w:numPr>
+          <w:ilvl w:val="1"/>
+          <w:numId w:val="15"/>
+        </w:numPr>
+      </w:pPr>
+      <w:r>
+        <w:rPr>
+          <w:b/>
+          <w:bCs/>
+        </w:rPr>
+        <w:t>Indicatori de Eșec (Atac Blocat):</w:t>
+      </w:r>
+      <w:r>
+        <w:t xml:space="preserve"> Apariția codurilor HTTP 403 (Forbidden - cerere respinsă de WAF) sau HTTP 500 (Internal Server Error - eroare de sintaxă a bazei de date).</w:t>
+      </w:r>
+    </w:p>
+    <w:p>
+      <w:pPr>
+        <w:numPr>
+          <w:ilvl w:val="1"/>
+          <w:numId w:val="15"/>
+        </w:numPr>
+      </w:pPr>
+      <w:r>
+        <w:rPr>
+          <w:b/>
+          <w:bCs/>
+        </w:rPr>
+        <w:t>Indicatori de Succes (Compromitere):</w:t>
+      </w:r>
+      <w:r>
+        <w:t xml:space="preserve"> Apariția codului HTTP 200 (OK) urmat imediat de un HTTP 302 (Redirect) către o pagină internă autentificată (ex: dashboard.php).</w:t>
+      </w:r>
+    </w:p>
+    <w:p/>
+    <w:p/>
+    <w:p/>
+    <w:p/>
+    <w:p>
+      <w:r>
+        <w:rPr>
+          <w:b/>
+          <w:bCs/>
+        </w:rPr>
+        <w:lastRenderedPageBreak/>
+        <w:t>D. Acțiuni L1 Efectuate (Containment &amp; Remediation)</w:t>
+      </w:r>
+    </w:p>
+    <w:p>
+      <w:pPr>
+        <w:numPr>
+          <w:ilvl w:val="0"/>
+          <w:numId w:val="16"/>
+        </w:numPr>
+      </w:pPr>
+      <w:r>
+        <w:rPr>
+          <w:b/>
+          <w:bCs/>
+        </w:rPr>
+        <w:t>Izolare Tactică Rețea:</w:t>
+      </w:r>
+      <w:r>
+        <w:t xml:space="preserve"> Blocarea automată (Drop) a traficului provenit de la IP-ul atacator (45.33.22.11) direct din regulile WAF / Firewall perimetral.</w:t>
+      </w:r>
+    </w:p>
+    <w:p>
+      <w:pPr>
+        <w:numPr>
+          <w:ilvl w:val="0"/>
+          <w:numId w:val="16"/>
+        </w:numPr>
+      </w:pPr>
+      <w:r>
+        <w:rPr>
+          <w:b/>
+          <w:bCs/>
+        </w:rPr>
+        <w:t>Securizarea Sesiunilor:</w:t>
+      </w:r>
+      <w:r>
+        <w:t xml:space="preserve"> Invalidarea forțată a tuturor sesiunilor web active asociate cu IP-ul respectiv și resetarea obligatorie a parolei pentru contul de administrator vizat.</w:t>
+      </w:r>
+    </w:p>
+    <w:p>
+      <w:pPr>
+        <w:numPr>
+          <w:ilvl w:val="0"/>
+          <w:numId w:val="16"/>
+        </w:numPr>
+      </w:pPr>
+      <w:r>
+        <w:rPr>
+          <w:b/>
+          <w:bCs/>
+        </w:rPr>
+        <w:t>Escaladare către Dezvoltare (Remediere Permanentă):</w:t>
+      </w:r>
+      <w:r>
+        <w:t xml:space="preserve"> Deschiderea unui tichet de urgență către echipa de Web Development pentru a înlocui codul vulnerabil cu interogări parametrizate (</w:t>
+      </w:r>
+      <w:r>
+        <w:rPr>
+          <w:i/>
+          <w:iCs/>
+        </w:rPr>
+        <w:t>Parameterized Queries</w:t>
+      </w:r>
+      <w:r>
+        <w:t xml:space="preserve"> / </w:t>
+      </w:r>
+      <w:r>
+        <w:rPr>
+          <w:i/>
+          <w:iCs/>
+        </w:rPr>
+        <w:t>Prepared Statements</w:t>
+      </w:r>
+      <w:r>
+        <w:t>), aceasta fiind metoda standard pentru neutralizarea atacurilor de tip SQL Injection.</w:t>
       </w:r>
     </w:p>
     <w:p/>
@@ -1478,6 +1779,119 @@
     </w:lvl>
   </w:abstractNum>
   <w:abstractNum w:abstractNumId="2" w15:restartNumberingAfterBreak="0">
+    <w:nsid w:val="203374DB"/>
+    <w:multiLevelType w:val="multilevel"/>
+    <w:tmpl w:val="972ACC98"/>
+    <w:lvl w:ilvl="0">
+      <w:start w:val="1"/>
+      <w:numFmt w:val="decimal"/>
+      <w:lvlText w:val="%1."/>
+      <w:lvlJc w:val="left"/>
+      <w:pPr>
+        <w:tabs>
+          <w:tab w:val="num" w:pos="720"/>
+        </w:tabs>
+        <w:ind w:left="720" w:hanging="360"/>
+      </w:pPr>
+    </w:lvl>
+    <w:lvl w:ilvl="1" w:tentative="1">
+      <w:start w:val="1"/>
+      <w:numFmt w:val="decimal"/>
+      <w:lvlText w:val="%2."/>
+      <w:lvlJc w:val="left"/>
+      <w:pPr>
+        <w:tabs>
+          <w:tab w:val="num" w:pos="1440"/>
+        </w:tabs>
+        <w:ind w:left="1440" w:hanging="360"/>
+      </w:pPr>
+    </w:lvl>
+    <w:lvl w:ilvl="2" w:tentative="1">
+      <w:start w:val="1"/>
+      <w:numFmt w:val="decimal"/>
+      <w:lvlText w:val="%3."/>
+      <w:lvlJc w:val="left"/>
+      <w:pPr>
+        <w:tabs>
+          <w:tab w:val="num" w:pos="2160"/>
+        </w:tabs>
+        <w:ind w:left="2160" w:hanging="360"/>
+      </w:pPr>
+    </w:lvl>
+    <w:lvl w:ilvl="3" w:tentative="1">
+      <w:start w:val="1"/>
+      <w:numFmt w:val="decimal"/>
+      <w:lvlText w:val="%4."/>
+      <w:lvlJc w:val="left"/>
+      <w:pPr>
+        <w:tabs>
+          <w:tab w:val="num" w:pos="2880"/>
+        </w:tabs>
+        <w:ind w:left="2880" w:hanging="360"/>
+      </w:pPr>
+    </w:lvl>
+    <w:lvl w:ilvl="4" w:tentative="1">
+      <w:start w:val="1"/>
+      <w:numFmt w:val="decimal"/>
+      <w:lvlText w:val="%5."/>
+      <w:lvlJc w:val="left"/>
+      <w:pPr>
+        <w:tabs>
+          <w:tab w:val="num" w:pos="3600"/>
+        </w:tabs>
+        <w:ind w:left="3600" w:hanging="360"/>
+      </w:pPr>
+    </w:lvl>
+    <w:lvl w:ilvl="5" w:tentative="1">
+      <w:start w:val="1"/>
+      <w:numFmt w:val="decimal"/>
+      <w:lvlText w:val="%6."/>
+      <w:lvlJc w:val="left"/>
+      <w:pPr>
+        <w:tabs>
+          <w:tab w:val="num" w:pos="4320"/>
+        </w:tabs>
+        <w:ind w:left="4320" w:hanging="360"/>
+      </w:pPr>
+    </w:lvl>
+    <w:lvl w:ilvl="6" w:tentative="1">
+      <w:start w:val="1"/>
+      <w:numFmt w:val="decimal"/>
+      <w:lvlText w:val="%7."/>
+      <w:lvlJc w:val="left"/>
+      <w:pPr>
+        <w:tabs>
+          <w:tab w:val="num" w:pos="5040"/>
+        </w:tabs>
+        <w:ind w:left="5040" w:hanging="360"/>
+      </w:pPr>
+    </w:lvl>
+    <w:lvl w:ilvl="7" w:tentative="1">
+      <w:start w:val="1"/>
+      <w:numFmt w:val="decimal"/>
+      <w:lvlText w:val="%8."/>
+      <w:lvlJc w:val="left"/>
+      <w:pPr>
+        <w:tabs>
+          <w:tab w:val="num" w:pos="5760"/>
+        </w:tabs>
+        <w:ind w:left="5760" w:hanging="360"/>
+      </w:pPr>
+    </w:lvl>
+    <w:lvl w:ilvl="8" w:tentative="1">
+      <w:start w:val="1"/>
+      <w:numFmt w:val="decimal"/>
+      <w:lvlText w:val="%9."/>
+      <w:lvlJc w:val="left"/>
+      <w:pPr>
+        <w:tabs>
+          <w:tab w:val="num" w:pos="6480"/>
+        </w:tabs>
+        <w:ind w:left="6480" w:hanging="360"/>
+      </w:pPr>
+    </w:lvl>
+  </w:abstractNum>
+  <w:abstractNum w:abstractNumId="3" w15:restartNumberingAfterBreak="0">
     <w:nsid w:val="25597C5D"/>
     <w:multiLevelType w:val="multilevel"/>
     <w:tmpl w:val="BA606C66"/>
@@ -1626,7 +2040,7 @@
       </w:rPr>
     </w:lvl>
   </w:abstractNum>
-  <w:abstractNum w:abstractNumId="3" w15:restartNumberingAfterBreak="0">
+  <w:abstractNum w:abstractNumId="4" w15:restartNumberingAfterBreak="0">
     <w:nsid w:val="2E9F484B"/>
     <w:multiLevelType w:val="multilevel"/>
     <w:tmpl w:val="4D9009AE"/>
@@ -1743,7 +2157,156 @@
       </w:pPr>
     </w:lvl>
   </w:abstractNum>
-  <w:abstractNum w:abstractNumId="4" w15:restartNumberingAfterBreak="0">
+  <w:abstractNum w:abstractNumId="5" w15:restartNumberingAfterBreak="0">
+    <w:nsid w:val="35036E1A"/>
+    <w:multiLevelType w:val="multilevel"/>
+    <w:tmpl w:val="5FEE8CDC"/>
+    <w:lvl w:ilvl="0">
+      <w:start w:val="1"/>
+      <w:numFmt w:val="bullet"/>
+      <w:lvlText w:val=""/>
+      <w:lvlJc w:val="left"/>
+      <w:pPr>
+        <w:tabs>
+          <w:tab w:val="num" w:pos="720"/>
+        </w:tabs>
+        <w:ind w:left="720" w:hanging="360"/>
+      </w:pPr>
+      <w:rPr>
+        <w:rFonts w:ascii="Symbol" w:hAnsi="Symbol" w:hint="default"/>
+        <w:sz w:val="20"/>
+      </w:rPr>
+    </w:lvl>
+    <w:lvl w:ilvl="1">
+      <w:start w:val="1"/>
+      <w:numFmt w:val="bullet"/>
+      <w:lvlText w:val="o"/>
+      <w:lvlJc w:val="left"/>
+      <w:pPr>
+        <w:tabs>
+          <w:tab w:val="num" w:pos="1440"/>
+        </w:tabs>
+        <w:ind w:left="1440" w:hanging="360"/>
+      </w:pPr>
+      <w:rPr>
+        <w:rFonts w:ascii="Courier New" w:hAnsi="Courier New" w:hint="default"/>
+        <w:sz w:val="20"/>
+      </w:rPr>
+    </w:lvl>
+    <w:lvl w:ilvl="2" w:tentative="1">
+      <w:start w:val="1"/>
+      <w:numFmt w:val="bullet"/>
+      <w:lvlText w:val=""/>
+      <w:lvlJc w:val="left"/>
+      <w:pPr>
+        <w:tabs>
+          <w:tab w:val="num" w:pos="2160"/>
+        </w:tabs>
+        <w:ind w:left="2160" w:hanging="360"/>
+      </w:pPr>
+      <w:rPr>
+        <w:rFonts w:ascii="Wingdings" w:hAnsi="Wingdings" w:hint="default"/>
+        <w:sz w:val="20"/>
+      </w:rPr>
+    </w:lvl>
+    <w:lvl w:ilvl="3" w:tentative="1">
+      <w:start w:val="1"/>
+      <w:numFmt w:val="bullet"/>
+      <w:lvlText w:val=""/>
+      <w:lvlJc w:val="left"/>
+      <w:pPr>
+        <w:tabs>
+          <w:tab w:val="num" w:pos="2880"/>
+        </w:tabs>
+        <w:ind w:left="2880" w:hanging="360"/>
+      </w:pPr>
+      <w:rPr>
+        <w:rFonts w:ascii="Wingdings" w:hAnsi="Wingdings" w:hint="default"/>
+        <w:sz w:val="20"/>
+      </w:rPr>
+    </w:lvl>
+    <w:lvl w:ilvl="4" w:tentative="1">
+      <w:start w:val="1"/>
+      <w:numFmt w:val="bullet"/>
+      <w:lvlText w:val=""/>
+      <w:lvlJc w:val="left"/>
+      <w:pPr>
+        <w:tabs>
+          <w:tab w:val="num" w:pos="3600"/>
+        </w:tabs>
+        <w:ind w:left="3600" w:hanging="360"/>
+      </w:pPr>
+      <w:rPr>
+        <w:rFonts w:ascii="Wingdings" w:hAnsi="Wingdings" w:hint="default"/>
+        <w:sz w:val="20"/>
+      </w:rPr>
+    </w:lvl>
+    <w:lvl w:ilvl="5" w:tentative="1">
+      <w:start w:val="1"/>
+      <w:numFmt w:val="bullet"/>
+      <w:lvlText w:val=""/>
+      <w:lvlJc w:val="left"/>
+      <w:pPr>
+        <w:tabs>
+          <w:tab w:val="num" w:pos="4320"/>
+        </w:tabs>
+        <w:ind w:left="4320" w:hanging="360"/>
+      </w:pPr>
+      <w:rPr>
+        <w:rFonts w:ascii="Wingdings" w:hAnsi="Wingdings" w:hint="default"/>
+        <w:sz w:val="20"/>
+      </w:rPr>
+    </w:lvl>
+    <w:lvl w:ilvl="6" w:tentative="1">
+      <w:start w:val="1"/>
+      <w:numFmt w:val="bullet"/>
+      <w:lvlText w:val=""/>
+      <w:lvlJc w:val="left"/>
+      <w:pPr>
+        <w:tabs>
+          <w:tab w:val="num" w:pos="5040"/>
+        </w:tabs>
+        <w:ind w:left="5040" w:hanging="360"/>
+      </w:pPr>
+      <w:rPr>
+        <w:rFonts w:ascii="Wingdings" w:hAnsi="Wingdings" w:hint="default"/>
+        <w:sz w:val="20"/>
+      </w:rPr>
+    </w:lvl>
+    <w:lvl w:ilvl="7" w:tentative="1">
+      <w:start w:val="1"/>
+      <w:numFmt w:val="bullet"/>
+      <w:lvlText w:val=""/>
+      <w:lvlJc w:val="left"/>
+      <w:pPr>
+        <w:tabs>
+          <w:tab w:val="num" w:pos="5760"/>
+        </w:tabs>
+        <w:ind w:left="5760" w:hanging="360"/>
+      </w:pPr>
+      <w:rPr>
+        <w:rFonts w:ascii="Wingdings" w:hAnsi="Wingdings" w:hint="default"/>
+        <w:sz w:val="20"/>
+      </w:rPr>
+    </w:lvl>
+    <w:lvl w:ilvl="8" w:tentative="1">
+      <w:start w:val="1"/>
+      <w:numFmt w:val="bullet"/>
+      <w:lvlText w:val=""/>
+      <w:lvlJc w:val="left"/>
+      <w:pPr>
+        <w:tabs>
+          <w:tab w:val="num" w:pos="6480"/>
+        </w:tabs>
+        <w:ind w:left="6480" w:hanging="360"/>
+      </w:pPr>
+      <w:rPr>
+        <w:rFonts w:ascii="Wingdings" w:hAnsi="Wingdings" w:hint="default"/>
+        <w:sz w:val="20"/>
+      </w:rPr>
+    </w:lvl>
+  </w:abstractNum>
+  <w:abstractNum w:abstractNumId="6" w15:restartNumberingAfterBreak="0">
     <w:nsid w:val="42044E85"/>
     <w:multiLevelType w:val="multilevel"/>
     <w:tmpl w:val="0E1A36E8"/>
@@ -1892,7 +2455,7 @@
       </w:rPr>
     </w:lvl>
   </w:abstractNum>
-  <w:abstractNum w:abstractNumId="5" w15:restartNumberingAfterBreak="0">
+  <w:abstractNum w:abstractNumId="7" w15:restartNumberingAfterBreak="0">
     <w:nsid w:val="45173792"/>
     <w:multiLevelType w:val="hybridMultilevel"/>
     <w:tmpl w:val="1AF6A1BE"/>
@@ -1978,7 +2541,7 @@
       </w:pPr>
     </w:lvl>
   </w:abstractNum>
-  <w:abstractNum w:abstractNumId="6" w15:restartNumberingAfterBreak="0">
+  <w:abstractNum w:abstractNumId="8" w15:restartNumberingAfterBreak="0">
     <w:nsid w:val="56083F7B"/>
     <w:multiLevelType w:val="multilevel"/>
     <w:tmpl w:val="0CDA4356"/>
@@ -2095,7 +2658,7 @@
       </w:pPr>
     </w:lvl>
   </w:abstractNum>
-  <w:abstractNum w:abstractNumId="7" w15:restartNumberingAfterBreak="0">
+  <w:abstractNum w:abstractNumId="9" w15:restartNumberingAfterBreak="0">
     <w:nsid w:val="58F3329D"/>
     <w:multiLevelType w:val="multilevel"/>
     <w:tmpl w:val="02943446"/>
@@ -2208,7 +2771,7 @@
       </w:pPr>
     </w:lvl>
   </w:abstractNum>
-  <w:abstractNum w:abstractNumId="8" w15:restartNumberingAfterBreak="0">
+  <w:abstractNum w:abstractNumId="10" w15:restartNumberingAfterBreak="0">
     <w:nsid w:val="5E9D6FEA"/>
     <w:multiLevelType w:val="multilevel"/>
     <w:tmpl w:val="4CF26024"/>
@@ -2357,7 +2920,7 @@
       </w:rPr>
     </w:lvl>
   </w:abstractNum>
-  <w:abstractNum w:abstractNumId="9" w15:restartNumberingAfterBreak="0">
+  <w:abstractNum w:abstractNumId="11" w15:restartNumberingAfterBreak="0">
     <w:nsid w:val="63197957"/>
     <w:multiLevelType w:val="hybridMultilevel"/>
     <w:tmpl w:val="9CA86178"/>
@@ -2470,7 +3033,7 @@
       </w:rPr>
     </w:lvl>
   </w:abstractNum>
-  <w:abstractNum w:abstractNumId="10" w15:restartNumberingAfterBreak="0">
+  <w:abstractNum w:abstractNumId="12" w15:restartNumberingAfterBreak="0">
     <w:nsid w:val="6D7D1B0B"/>
     <w:multiLevelType w:val="multilevel"/>
     <w:tmpl w:val="3856858A"/>
@@ -2619,7 +3182,7 @@
       </w:rPr>
     </w:lvl>
   </w:abstractNum>
-  <w:abstractNum w:abstractNumId="11" w15:restartNumberingAfterBreak="0">
+  <w:abstractNum w:abstractNumId="13" w15:restartNumberingAfterBreak="0">
     <w:nsid w:val="6D9F410E"/>
     <w:multiLevelType w:val="multilevel"/>
     <w:tmpl w:val="12664AC8"/>
@@ -2768,7 +3331,7 @@
       </w:rPr>
     </w:lvl>
   </w:abstractNum>
-  <w:abstractNum w:abstractNumId="12" w15:restartNumberingAfterBreak="0">
+  <w:abstractNum w:abstractNumId="14" w15:restartNumberingAfterBreak="0">
     <w:nsid w:val="6FF56B75"/>
     <w:multiLevelType w:val="multilevel"/>
     <w:tmpl w:val="7B944946"/>
@@ -2917,7 +3480,7 @@
       </w:rPr>
     </w:lvl>
   </w:abstractNum>
-  <w:abstractNum w:abstractNumId="13" w15:restartNumberingAfterBreak="0">
+  <w:abstractNum w:abstractNumId="15" w15:restartNumberingAfterBreak="0">
     <w:nsid w:val="79270E0E"/>
     <w:multiLevelType w:val="multilevel"/>
     <w:tmpl w:val="DEA86EB2"/>
@@ -3067,46 +3630,52 @@
     </w:lvl>
   </w:abstractNum>
   <w:num w:numId="1" w16cid:durableId="560021030">
-    <w:abstractNumId w:val="11"/>
+    <w:abstractNumId w:val="13"/>
   </w:num>
   <w:num w:numId="2" w16cid:durableId="1344283166">
-    <w:abstractNumId w:val="10"/>
+    <w:abstractNumId w:val="12"/>
   </w:num>
   <w:num w:numId="3" w16cid:durableId="1165320647">
     <w:abstractNumId w:val="1"/>
   </w:num>
   <w:num w:numId="4" w16cid:durableId="1775204908">
-    <w:abstractNumId w:val="8"/>
+    <w:abstractNumId w:val="10"/>
   </w:num>
   <w:num w:numId="5" w16cid:durableId="1426807031">
-    <w:abstractNumId w:val="4"/>
+    <w:abstractNumId w:val="6"/>
   </w:num>
   <w:num w:numId="6" w16cid:durableId="74209744">
-    <w:abstractNumId w:val="13"/>
+    <w:abstractNumId w:val="15"/>
   </w:num>
   <w:num w:numId="7" w16cid:durableId="1626697873">
-    <w:abstractNumId w:val="7"/>
+    <w:abstractNumId w:val="9"/>
   </w:num>
   <w:num w:numId="8" w16cid:durableId="1428651699">
-    <w:abstractNumId w:val="9"/>
+    <w:abstractNumId w:val="11"/>
   </w:num>
   <w:num w:numId="9" w16cid:durableId="1829787808">
-    <w:abstractNumId w:val="5"/>
+    <w:abstractNumId w:val="7"/>
   </w:num>
   <w:num w:numId="10" w16cid:durableId="1823157519">
     <w:abstractNumId w:val="0"/>
   </w:num>
   <w:num w:numId="11" w16cid:durableId="1950313887">
-    <w:abstractNumId w:val="2"/>
+    <w:abstractNumId w:val="3"/>
   </w:num>
   <w:num w:numId="12" w16cid:durableId="1452017276">
-    <w:abstractNumId w:val="3"/>
+    <w:abstractNumId w:val="4"/>
   </w:num>
   <w:num w:numId="13" w16cid:durableId="1050960894">
-    <w:abstractNumId w:val="12"/>
+    <w:abstractNumId w:val="14"/>
   </w:num>
   <w:num w:numId="14" w16cid:durableId="1412659600">
-    <w:abstractNumId w:val="6"/>
+    <w:abstractNumId w:val="8"/>
+  </w:num>
+  <w:num w:numId="15" w16cid:durableId="866478968">
+    <w:abstractNumId w:val="5"/>
+  </w:num>
+  <w:num w:numId="16" w16cid:durableId="1089083073">
+    <w:abstractNumId w:val="2"/>
   </w:num>
 </w:numbering>
 </file>

--- a/Documentation.docx
+++ b/Documentation.docx
@@ -1560,6 +1560,233 @@
       </w:r>
       <w:r>
         <w:t>), aceasta fiind metoda standard pentru neutralizarea atacurilor de tip SQL Injection.</w:t>
+      </w:r>
+    </w:p>
+    <w:p/>
+    <w:p/>
+    <w:p/>
+    <w:p>
+      <w:pPr>
+        <w:rPr>
+          <w:color w:val="EE0000"/>
+        </w:rPr>
+      </w:pPr>
+      <w:r>
+        <w:rPr>
+          <w:b/>
+          <w:bCs/>
+          <w:color w:val="EE0000"/>
+        </w:rPr>
+        <w:t>SCENARIUL #07: MALWARE ANALYSIS &amp; THREAT INTEL (INFOSTEALER)</w:t>
+      </w:r>
+      <w:r>
+        <w:rPr>
+          <w:color w:val="EE0000"/>
+        </w:rPr>
+        <w:t xml:space="preserve"> </w:t>
+      </w:r>
+    </w:p>
+    <w:p>
+      <w:r>
+        <w:rPr>
+          <w:b/>
+          <w:bCs/>
+        </w:rPr>
+        <w:t>Data:</w:t>
+      </w:r>
+      <w:r>
+        <w:t xml:space="preserve"> </w:t>
+      </w:r>
+      <w:r>
+        <w:t>10</w:t>
+      </w:r>
+      <w:r>
+        <w:t xml:space="preserve"> Aprilie 2026 </w:t>
+      </w:r>
+    </w:p>
+    <w:p>
+      <w:r>
+        <w:rPr>
+          <w:b/>
+          <w:bCs/>
+        </w:rPr>
+        <w:t>Tehnică MITRE ATT&amp;CK:</w:t>
+      </w:r>
+      <w:r>
+        <w:t xml:space="preserve"> [T1547.001] Registry Run Keys / Startup Folder / [T1552] Unsecured Credentials</w:t>
+      </w:r>
+    </w:p>
+    <w:p/>
+    <w:p>
+      <w:r>
+        <w:rPr>
+          <w:b/>
+          <w:bCs/>
+        </w:rPr>
+        <w:t>A. Ipoteza de Investigare</w:t>
+      </w:r>
+      <w:r>
+        <w:t xml:space="preserve"> Triajul unei alerte EDR pe stația unui dezvoltator software (DEV-Intern-01) privind executarea unui fișier suspect ("Photoshop_Crack_2026.exe"). Validarea comportamentului malițios prin surse OSINT (VirusTotal) pentru identificarea familiei de malware și a riscului de business.</w:t>
+      </w:r>
+    </w:p>
+    <w:p/>
+    <w:p>
+      <w:r>
+        <w:rPr>
+          <w:b/>
+          <w:bCs/>
+        </w:rPr>
+        <w:t>B. Interacțiunea cu AI (Prompt)</w:t>
+      </w:r>
+      <w:r>
+        <w:t xml:space="preserve"> "EDR-ul a blocat parțial un fișier pe stația unui programator. VirusTotal îl detectează ca RedLine InfoStealer. Din tab-ul Behavior, văd că se copiază în AppData și creează o cheie de Run în Regiștri. 1. Ce date caută un InfoStealer? 2. Ce reprezintă această tactică de modificare a regiștrilor? 3. Care sunt cei 3 pași critici de remediere, având în vedere că e calculatorul unui programator?"</w:t>
+      </w:r>
+    </w:p>
+    <w:p/>
+    <w:p/>
+    <w:p/>
+    <w:p>
+      <w:r>
+        <w:rPr>
+          <w:b/>
+          <w:bCs/>
+        </w:rPr>
+        <w:lastRenderedPageBreak/>
+        <w:t>C. Rezultat Tehnic (Analiza AI)</w:t>
+      </w:r>
+    </w:p>
+    <w:p>
+      <w:pPr>
+        <w:numPr>
+          <w:ilvl w:val="0"/>
+          <w:numId w:val="17"/>
+        </w:numPr>
+      </w:pPr>
+      <w:r>
+        <w:rPr>
+          <w:b/>
+          <w:bCs/>
+        </w:rPr>
+        <w:t>Profilul Amenințării (InfoStealer):</w:t>
+      </w:r>
+      <w:r>
+        <w:t xml:space="preserve"> Spre deosebire de Ransomware (care distruge), InfoStealer-ul (RedLine) exfiltrează date în tăcere: parole salvate în browser, cookie-uri de sesiune, portofele crypto și, critic pentru mediul Dev, chei SSH și token-uri de Git. Riscul de business este </w:t>
+      </w:r>
+      <w:r>
+        <w:rPr>
+          <w:b/>
+          <w:bCs/>
+        </w:rPr>
+        <w:t>Compromiterea Lanțului de Aprovizionare (Supply Chain Breach)</w:t>
+      </w:r>
+      <w:r>
+        <w:t>.</w:t>
+      </w:r>
+    </w:p>
+    <w:p>
+      <w:pPr>
+        <w:numPr>
+          <w:ilvl w:val="0"/>
+          <w:numId w:val="17"/>
+        </w:numPr>
+      </w:pPr>
+      <w:r>
+        <w:rPr>
+          <w:b/>
+          <w:bCs/>
+        </w:rPr>
+        <w:t>Tactica de Persistență (Autorun Persistence):</w:t>
+      </w:r>
+      <w:r>
+        <w:t xml:space="preserve"> Copierea executabilului în folderul </w:t>
+      </w:r>
+      <w:r>
+        <w:rPr>
+          <w:i/>
+          <w:iCs/>
+        </w:rPr>
+        <w:t>AppData\Roaming</w:t>
+      </w:r>
+      <w:r>
+        <w:t xml:space="preserve"> și crearea unei intrări în </w:t>
+      </w:r>
+      <w:r>
+        <w:rPr>
+          <w:i/>
+          <w:iCs/>
+        </w:rPr>
+        <w:t>HKCU\Software\Microsoft\Windows\CurrentVersion\Run</w:t>
+      </w:r>
+      <w:r>
+        <w:t xml:space="preserve"> garantează că virusul se va relansa automat la fiecare pornire a calculatorului, folosind doar privilegiile utilizatorului (fără a necesita drepturi de Administrator).</w:t>
+      </w:r>
+    </w:p>
+    <w:p>
+      <w:pPr>
+        <w:ind w:left="720"/>
+      </w:pPr>
+    </w:p>
+    <w:p>
+      <w:r>
+        <w:rPr>
+          <w:b/>
+          <w:bCs/>
+        </w:rPr>
+        <w:t>D. Acțiuni L1 Efectuate (Containment &amp; Forensics)</w:t>
+      </w:r>
+    </w:p>
+    <w:p>
+      <w:pPr>
+        <w:numPr>
+          <w:ilvl w:val="0"/>
+          <w:numId w:val="18"/>
+        </w:numPr>
+      </w:pPr>
+      <w:r>
+        <w:rPr>
+          <w:b/>
+          <w:bCs/>
+        </w:rPr>
+        <w:t>Izolare Imediată (Fără Reboot):</w:t>
+      </w:r>
+      <w:r>
+        <w:t xml:space="preserve"> Deconectarea fizică/logică a stației de la rețea pentru a opri fluxul de exfiltrare a datelor către serverul de Comandă și Control (C2). Sistemul este lăsat pornit pentru a conserva dovezile din memoria RAM (procese active).</w:t>
+      </w:r>
+    </w:p>
+    <w:p>
+      <w:pPr>
+        <w:numPr>
+          <w:ilvl w:val="0"/>
+          <w:numId w:val="18"/>
+        </w:numPr>
+      </w:pPr>
+      <w:r>
+        <w:rPr>
+          <w:b/>
+          <w:bCs/>
+        </w:rPr>
+        <w:t>Colectare Forensică:</w:t>
+      </w:r>
+      <w:r>
+        <w:t xml:space="preserve"> Utilizarea consolei EDR pentru a extrage logurile complete și a identifica indicatorii de compromitere (IoC): cheile de regiștri modificate și căile exacte din folderul AppData.</w:t>
+      </w:r>
+    </w:p>
+    <w:p>
+      <w:pPr>
+        <w:numPr>
+          <w:ilvl w:val="0"/>
+          <w:numId w:val="18"/>
+        </w:numPr>
+      </w:pPr>
+      <w:r>
+        <w:rPr>
+          <w:b/>
+          <w:bCs/>
+        </w:rPr>
+        <w:t>Remediere și Resetare Masivă (Zero Trust):</w:t>
+      </w:r>
+      <w:r>
+        <w:t xml:space="preserve"> Izolarea și ștergerea fișierelor rădăcină din sistem. Măsura critică impusă: resetarea și revocarea imediată a tuturor credențialelor de dezvoltare de pe acea mașină (regenerarea cheilor SSH, revocarea token-urilor GitHub/GitLab, resetarea parolelor de baze de date) pentru a tăia accesul atacatorului la infrastructura internă a companiei.</w:t>
       </w:r>
     </w:p>
     <w:p/>
@@ -1576,6 +1803,155 @@
 <file path=word/numbering.xml><?xml version="1.0" encoding="utf-8"?>
 <w:numbering xmlns:wpc="http://schemas.microsoft.com/office/word/2010/wordprocessingCanvas" xmlns:cx="http://schemas.microsoft.com/office/drawing/2014/chartex" xmlns:cx1="http://schemas.microsoft.com/office/drawing/2015/9/8/chartex" xmlns:cx2="http://schemas.microsoft.com/office/drawing/2015/10/21/chartex" xmlns:cx3="http://schemas.microsoft.com/office/drawing/2016/5/9/chartex" xmlns:cx4="http://schemas.microsoft.com/office/drawing/2016/5/10/chartex" xmlns:cx5="http://schemas.microsoft.com/office/drawing/2016/5/11/chartex" xmlns:cx6="http://schemas.microsoft.com/office/drawing/2016/5/12/chartex" xmlns:cx7="http://schemas.microsoft.com/office/drawing/2016/5/13/chartex" xmlns:cx8="http://schemas.microsoft.com/office/drawing/2016/5/14/chartex" xmlns:mc="http://schemas.openxmlformats.org/markup-compatibility/2006" xmlns:aink="http://schemas.microsoft.com/office/drawing/2016/ink" xmlns:am3d="http://schemas.microsoft.com/office/drawing/2017/model3d" xmlns:o="urn:schemas-microsoft-com:office:office" xmlns:oel="http://schemas.microsoft.com/office/2019/extlst" xmlns:r="http://schemas.openxmlformats.org/officeDocument/2006/relationships" xmlns:m="http://schemas.openxmlformats.org/officeDocument/2006/math" xmlns:v="urn:schemas-microsoft-com:vml" xmlns:wp14="http://schemas.microsoft.com/office/word/2010/wordprocessingDrawing" xmlns:wp="http://schemas.openxmlformats.org/drawingml/2006/wordprocessingDrawing" xmlns:w10="urn:schemas-microsoft-com:office:word" xmlns:w="http://schemas.openxmlformats.org/wordprocessingml/2006/main" xmlns:w14="http://schemas.microsoft.com/office/word/2010/wordml" xmlns:w15="http://schemas.microsoft.com/office/word/2012/wordml" xmlns:w16cex="http://schemas.microsoft.com/office/word/2018/wordml/cex" xmlns:w16cid="http://schemas.microsoft.com/office/word/2016/wordml/cid" xmlns:w16="http://schemas.microsoft.com/office/word/2018/wordml" xmlns:w16du="http://schemas.microsoft.com/office/word/2023/wordml/word16du" xmlns:w16sdtdh="http://schemas.microsoft.com/office/word/2020/wordml/sdtdatahash" xmlns:w16sdtfl="http://schemas.microsoft.com/office/word/2024/wordml/sdtformatlock" xmlns:w16se="http://schemas.microsoft.com/office/word/2015/wordml/symex" xmlns:wpg="http://schemas.microsoft.com/office/word/2010/wordprocessingGroup" xmlns:wpi="http://schemas.microsoft.com/office/word/2010/wordprocessingInk" xmlns:wne="http://schemas.microsoft.com/office/word/2006/wordml" xmlns:wps="http://schemas.microsoft.com/office/word/2010/wordprocessingShape" mc:Ignorable="w14 w15 w16se w16cid w16 w16cex w16sdtdh w16sdtfl w16du wp14">
   <w:abstractNum w:abstractNumId="0" w15:restartNumberingAfterBreak="0">
+    <w:nsid w:val="031D2CAC"/>
+    <w:multiLevelType w:val="multilevel"/>
+    <w:tmpl w:val="E81C151E"/>
+    <w:lvl w:ilvl="0">
+      <w:start w:val="1"/>
+      <w:numFmt w:val="bullet"/>
+      <w:lvlText w:val=""/>
+      <w:lvlJc w:val="left"/>
+      <w:pPr>
+        <w:tabs>
+          <w:tab w:val="num" w:pos="720"/>
+        </w:tabs>
+        <w:ind w:left="720" w:hanging="360"/>
+      </w:pPr>
+      <w:rPr>
+        <w:rFonts w:ascii="Symbol" w:hAnsi="Symbol" w:hint="default"/>
+        <w:sz w:val="20"/>
+      </w:rPr>
+    </w:lvl>
+    <w:lvl w:ilvl="1" w:tentative="1">
+      <w:start w:val="1"/>
+      <w:numFmt w:val="bullet"/>
+      <w:lvlText w:val="o"/>
+      <w:lvlJc w:val="left"/>
+      <w:pPr>
+        <w:tabs>
+          <w:tab w:val="num" w:pos="1440"/>
+        </w:tabs>
+        <w:ind w:left="1440" w:hanging="360"/>
+      </w:pPr>
+      <w:rPr>
+        <w:rFonts w:ascii="Courier New" w:hAnsi="Courier New" w:hint="default"/>
+        <w:sz w:val="20"/>
+      </w:rPr>
+    </w:lvl>
+    <w:lvl w:ilvl="2" w:tentative="1">
+      <w:start w:val="1"/>
+      <w:numFmt w:val="bullet"/>
+      <w:lvlText w:val=""/>
+      <w:lvlJc w:val="left"/>
+      <w:pPr>
+        <w:tabs>
+          <w:tab w:val="num" w:pos="2160"/>
+        </w:tabs>
+        <w:ind w:left="2160" w:hanging="360"/>
+      </w:pPr>
+      <w:rPr>
+        <w:rFonts w:ascii="Wingdings" w:hAnsi="Wingdings" w:hint="default"/>
+        <w:sz w:val="20"/>
+      </w:rPr>
+    </w:lvl>
+    <w:lvl w:ilvl="3" w:tentative="1">
+      <w:start w:val="1"/>
+      <w:numFmt w:val="bullet"/>
+      <w:lvlText w:val=""/>
+      <w:lvlJc w:val="left"/>
+      <w:pPr>
+        <w:tabs>
+          <w:tab w:val="num" w:pos="2880"/>
+        </w:tabs>
+        <w:ind w:left="2880" w:hanging="360"/>
+      </w:pPr>
+      <w:rPr>
+        <w:rFonts w:ascii="Wingdings" w:hAnsi="Wingdings" w:hint="default"/>
+        <w:sz w:val="20"/>
+      </w:rPr>
+    </w:lvl>
+    <w:lvl w:ilvl="4" w:tentative="1">
+      <w:start w:val="1"/>
+      <w:numFmt w:val="bullet"/>
+      <w:lvlText w:val=""/>
+      <w:lvlJc w:val="left"/>
+      <w:pPr>
+        <w:tabs>
+          <w:tab w:val="num" w:pos="3600"/>
+        </w:tabs>
+        <w:ind w:left="3600" w:hanging="360"/>
+      </w:pPr>
+      <w:rPr>
+        <w:rFonts w:ascii="Wingdings" w:hAnsi="Wingdings" w:hint="default"/>
+        <w:sz w:val="20"/>
+      </w:rPr>
+    </w:lvl>
+    <w:lvl w:ilvl="5" w:tentative="1">
+      <w:start w:val="1"/>
+      <w:numFmt w:val="bullet"/>
+      <w:lvlText w:val=""/>
+      <w:lvlJc w:val="left"/>
+      <w:pPr>
+        <w:tabs>
+          <w:tab w:val="num" w:pos="4320"/>
+        </w:tabs>
+        <w:ind w:left="4320" w:hanging="360"/>
+      </w:pPr>
+      <w:rPr>
+        <w:rFonts w:ascii="Wingdings" w:hAnsi="Wingdings" w:hint="default"/>
+        <w:sz w:val="20"/>
+      </w:rPr>
+    </w:lvl>
+    <w:lvl w:ilvl="6" w:tentative="1">
+      <w:start w:val="1"/>
+      <w:numFmt w:val="bullet"/>
+      <w:lvlText w:val=""/>
+      <w:lvlJc w:val="left"/>
+      <w:pPr>
+        <w:tabs>
+          <w:tab w:val="num" w:pos="5040"/>
+        </w:tabs>
+        <w:ind w:left="5040" w:hanging="360"/>
+      </w:pPr>
+      <w:rPr>
+        <w:rFonts w:ascii="Wingdings" w:hAnsi="Wingdings" w:hint="default"/>
+        <w:sz w:val="20"/>
+      </w:rPr>
+    </w:lvl>
+    <w:lvl w:ilvl="7" w:tentative="1">
+      <w:start w:val="1"/>
+      <w:numFmt w:val="bullet"/>
+      <w:lvlText w:val=""/>
+      <w:lvlJc w:val="left"/>
+      <w:pPr>
+        <w:tabs>
+          <w:tab w:val="num" w:pos="5760"/>
+        </w:tabs>
+        <w:ind w:left="5760" w:hanging="360"/>
+      </w:pPr>
+      <w:rPr>
+        <w:rFonts w:ascii="Wingdings" w:hAnsi="Wingdings" w:hint="default"/>
+        <w:sz w:val="20"/>
+      </w:rPr>
+    </w:lvl>
+    <w:lvl w:ilvl="8" w:tentative="1">
+      <w:start w:val="1"/>
+      <w:numFmt w:val="bullet"/>
+      <w:lvlText w:val=""/>
+      <w:lvlJc w:val="left"/>
+      <w:pPr>
+        <w:tabs>
+          <w:tab w:val="num" w:pos="6480"/>
+        </w:tabs>
+        <w:ind w:left="6480" w:hanging="360"/>
+      </w:pPr>
+      <w:rPr>
+        <w:rFonts w:ascii="Wingdings" w:hAnsi="Wingdings" w:hint="default"/>
+        <w:sz w:val="20"/>
+      </w:rPr>
+    </w:lvl>
+  </w:abstractNum>
+  <w:abstractNum w:abstractNumId="1" w15:restartNumberingAfterBreak="0">
     <w:nsid w:val="09F05EF7"/>
     <w:multiLevelType w:val="hybridMultilevel"/>
     <w:tmpl w:val="689EF31E"/>
@@ -1665,7 +2041,120 @@
       </w:pPr>
     </w:lvl>
   </w:abstractNum>
-  <w:abstractNum w:abstractNumId="1" w15:restartNumberingAfterBreak="0">
+  <w:abstractNum w:abstractNumId="2" w15:restartNumberingAfterBreak="0">
+    <w:nsid w:val="0E6037D2"/>
+    <w:multiLevelType w:val="multilevel"/>
+    <w:tmpl w:val="50D8D5EC"/>
+    <w:lvl w:ilvl="0">
+      <w:start w:val="1"/>
+      <w:numFmt w:val="decimal"/>
+      <w:lvlText w:val="%1."/>
+      <w:lvlJc w:val="left"/>
+      <w:pPr>
+        <w:tabs>
+          <w:tab w:val="num" w:pos="720"/>
+        </w:tabs>
+        <w:ind w:left="720" w:hanging="360"/>
+      </w:pPr>
+    </w:lvl>
+    <w:lvl w:ilvl="1" w:tentative="1">
+      <w:start w:val="1"/>
+      <w:numFmt w:val="decimal"/>
+      <w:lvlText w:val="%2."/>
+      <w:lvlJc w:val="left"/>
+      <w:pPr>
+        <w:tabs>
+          <w:tab w:val="num" w:pos="1440"/>
+        </w:tabs>
+        <w:ind w:left="1440" w:hanging="360"/>
+      </w:pPr>
+    </w:lvl>
+    <w:lvl w:ilvl="2" w:tentative="1">
+      <w:start w:val="1"/>
+      <w:numFmt w:val="decimal"/>
+      <w:lvlText w:val="%3."/>
+      <w:lvlJc w:val="left"/>
+      <w:pPr>
+        <w:tabs>
+          <w:tab w:val="num" w:pos="2160"/>
+        </w:tabs>
+        <w:ind w:left="2160" w:hanging="360"/>
+      </w:pPr>
+    </w:lvl>
+    <w:lvl w:ilvl="3" w:tentative="1">
+      <w:start w:val="1"/>
+      <w:numFmt w:val="decimal"/>
+      <w:lvlText w:val="%4."/>
+      <w:lvlJc w:val="left"/>
+      <w:pPr>
+        <w:tabs>
+          <w:tab w:val="num" w:pos="2880"/>
+        </w:tabs>
+        <w:ind w:left="2880" w:hanging="360"/>
+      </w:pPr>
+    </w:lvl>
+    <w:lvl w:ilvl="4" w:tentative="1">
+      <w:start w:val="1"/>
+      <w:numFmt w:val="decimal"/>
+      <w:lvlText w:val="%5."/>
+      <w:lvlJc w:val="left"/>
+      <w:pPr>
+        <w:tabs>
+          <w:tab w:val="num" w:pos="3600"/>
+        </w:tabs>
+        <w:ind w:left="3600" w:hanging="360"/>
+      </w:pPr>
+    </w:lvl>
+    <w:lvl w:ilvl="5" w:tentative="1">
+      <w:start w:val="1"/>
+      <w:numFmt w:val="decimal"/>
+      <w:lvlText w:val="%6."/>
+      <w:lvlJc w:val="left"/>
+      <w:pPr>
+        <w:tabs>
+          <w:tab w:val="num" w:pos="4320"/>
+        </w:tabs>
+        <w:ind w:left="4320" w:hanging="360"/>
+      </w:pPr>
+    </w:lvl>
+    <w:lvl w:ilvl="6" w:tentative="1">
+      <w:start w:val="1"/>
+      <w:numFmt w:val="decimal"/>
+      <w:lvlText w:val="%7."/>
+      <w:lvlJc w:val="left"/>
+      <w:pPr>
+        <w:tabs>
+          <w:tab w:val="num" w:pos="5040"/>
+        </w:tabs>
+        <w:ind w:left="5040" w:hanging="360"/>
+      </w:pPr>
+    </w:lvl>
+    <w:lvl w:ilvl="7" w:tentative="1">
+      <w:start w:val="1"/>
+      <w:numFmt w:val="decimal"/>
+      <w:lvlText w:val="%8."/>
+      <w:lvlJc w:val="left"/>
+      <w:pPr>
+        <w:tabs>
+          <w:tab w:val="num" w:pos="5760"/>
+        </w:tabs>
+        <w:ind w:left="5760" w:hanging="360"/>
+      </w:pPr>
+    </w:lvl>
+    <w:lvl w:ilvl="8" w:tentative="1">
+      <w:start w:val="1"/>
+      <w:numFmt w:val="decimal"/>
+      <w:lvlText w:val="%9."/>
+      <w:lvlJc w:val="left"/>
+      <w:pPr>
+        <w:tabs>
+          <w:tab w:val="num" w:pos="6480"/>
+        </w:tabs>
+        <w:ind w:left="6480" w:hanging="360"/>
+      </w:pPr>
+    </w:lvl>
+  </w:abstractNum>
+  <w:abstractNum w:abstractNumId="3" w15:restartNumberingAfterBreak="0">
     <w:nsid w:val="0FBD04E8"/>
     <w:multiLevelType w:val="multilevel"/>
     <w:tmpl w:val="E07A471C"/>
@@ -1778,7 +2267,7 @@
       </w:pPr>
     </w:lvl>
   </w:abstractNum>
-  <w:abstractNum w:abstractNumId="2" w15:restartNumberingAfterBreak="0">
+  <w:abstractNum w:abstractNumId="4" w15:restartNumberingAfterBreak="0">
     <w:nsid w:val="203374DB"/>
     <w:multiLevelType w:val="multilevel"/>
     <w:tmpl w:val="972ACC98"/>
@@ -1891,7 +2380,7 @@
       </w:pPr>
     </w:lvl>
   </w:abstractNum>
-  <w:abstractNum w:abstractNumId="3" w15:restartNumberingAfterBreak="0">
+  <w:abstractNum w:abstractNumId="5" w15:restartNumberingAfterBreak="0">
     <w:nsid w:val="25597C5D"/>
     <w:multiLevelType w:val="multilevel"/>
     <w:tmpl w:val="BA606C66"/>
@@ -2040,7 +2529,7 @@
       </w:rPr>
     </w:lvl>
   </w:abstractNum>
-  <w:abstractNum w:abstractNumId="4" w15:restartNumberingAfterBreak="0">
+  <w:abstractNum w:abstractNumId="6" w15:restartNumberingAfterBreak="0">
     <w:nsid w:val="2E9F484B"/>
     <w:multiLevelType w:val="multilevel"/>
     <w:tmpl w:val="4D9009AE"/>
@@ -2157,7 +2646,7 @@
       </w:pPr>
     </w:lvl>
   </w:abstractNum>
-  <w:abstractNum w:abstractNumId="5" w15:restartNumberingAfterBreak="0">
+  <w:abstractNum w:abstractNumId="7" w15:restartNumberingAfterBreak="0">
     <w:nsid w:val="35036E1A"/>
     <w:multiLevelType w:val="multilevel"/>
     <w:tmpl w:val="5FEE8CDC"/>
@@ -2306,7 +2795,7 @@
       </w:rPr>
     </w:lvl>
   </w:abstractNum>
-  <w:abstractNum w:abstractNumId="6" w15:restartNumberingAfterBreak="0">
+  <w:abstractNum w:abstractNumId="8" w15:restartNumberingAfterBreak="0">
     <w:nsid w:val="42044E85"/>
     <w:multiLevelType w:val="multilevel"/>
     <w:tmpl w:val="0E1A36E8"/>
@@ -2455,7 +2944,7 @@
       </w:rPr>
     </w:lvl>
   </w:abstractNum>
-  <w:abstractNum w:abstractNumId="7" w15:restartNumberingAfterBreak="0">
+  <w:abstractNum w:abstractNumId="9" w15:restartNumberingAfterBreak="0">
     <w:nsid w:val="45173792"/>
     <w:multiLevelType w:val="hybridMultilevel"/>
     <w:tmpl w:val="1AF6A1BE"/>
@@ -2541,7 +3030,7 @@
       </w:pPr>
     </w:lvl>
   </w:abstractNum>
-  <w:abstractNum w:abstractNumId="8" w15:restartNumberingAfterBreak="0">
+  <w:abstractNum w:abstractNumId="10" w15:restartNumberingAfterBreak="0">
     <w:nsid w:val="56083F7B"/>
     <w:multiLevelType w:val="multilevel"/>
     <w:tmpl w:val="0CDA4356"/>
@@ -2658,7 +3147,7 @@
       </w:pPr>
     </w:lvl>
   </w:abstractNum>
-  <w:abstractNum w:abstractNumId="9" w15:restartNumberingAfterBreak="0">
+  <w:abstractNum w:abstractNumId="11" w15:restartNumberingAfterBreak="0">
     <w:nsid w:val="58F3329D"/>
     <w:multiLevelType w:val="multilevel"/>
     <w:tmpl w:val="02943446"/>
@@ -2771,7 +3260,7 @@
       </w:pPr>
     </w:lvl>
   </w:abstractNum>
-  <w:abstractNum w:abstractNumId="10" w15:restartNumberingAfterBreak="0">
+  <w:abstractNum w:abstractNumId="12" w15:restartNumberingAfterBreak="0">
     <w:nsid w:val="5E9D6FEA"/>
     <w:multiLevelType w:val="multilevel"/>
     <w:tmpl w:val="4CF26024"/>
@@ -2920,7 +3409,7 @@
       </w:rPr>
     </w:lvl>
   </w:abstractNum>
-  <w:abstractNum w:abstractNumId="11" w15:restartNumberingAfterBreak="0">
+  <w:abstractNum w:abstractNumId="13" w15:restartNumberingAfterBreak="0">
     <w:nsid w:val="63197957"/>
     <w:multiLevelType w:val="hybridMultilevel"/>
     <w:tmpl w:val="9CA86178"/>
@@ -3033,7 +3522,7 @@
       </w:rPr>
     </w:lvl>
   </w:abstractNum>
-  <w:abstractNum w:abstractNumId="12" w15:restartNumberingAfterBreak="0">
+  <w:abstractNum w:abstractNumId="14" w15:restartNumberingAfterBreak="0">
     <w:nsid w:val="6D7D1B0B"/>
     <w:multiLevelType w:val="multilevel"/>
     <w:tmpl w:val="3856858A"/>
@@ -3182,7 +3671,7 @@
       </w:rPr>
     </w:lvl>
   </w:abstractNum>
-  <w:abstractNum w:abstractNumId="13" w15:restartNumberingAfterBreak="0">
+  <w:abstractNum w:abstractNumId="15" w15:restartNumberingAfterBreak="0">
     <w:nsid w:val="6D9F410E"/>
     <w:multiLevelType w:val="multilevel"/>
     <w:tmpl w:val="12664AC8"/>
@@ -3331,7 +3820,7 @@
       </w:rPr>
     </w:lvl>
   </w:abstractNum>
-  <w:abstractNum w:abstractNumId="14" w15:restartNumberingAfterBreak="0">
+  <w:abstractNum w:abstractNumId="16" w15:restartNumberingAfterBreak="0">
     <w:nsid w:val="6FF56B75"/>
     <w:multiLevelType w:val="multilevel"/>
     <w:tmpl w:val="7B944946"/>
@@ -3480,7 +3969,7 @@
       </w:rPr>
     </w:lvl>
   </w:abstractNum>
-  <w:abstractNum w:abstractNumId="15" w15:restartNumberingAfterBreak="0">
+  <w:abstractNum w:abstractNumId="17" w15:restartNumberingAfterBreak="0">
     <w:nsid w:val="79270E0E"/>
     <w:multiLevelType w:val="multilevel"/>
     <w:tmpl w:val="DEA86EB2"/>
@@ -3630,51 +4119,57 @@
     </w:lvl>
   </w:abstractNum>
   <w:num w:numId="1" w16cid:durableId="560021030">
+    <w:abstractNumId w:val="15"/>
+  </w:num>
+  <w:num w:numId="2" w16cid:durableId="1344283166">
+    <w:abstractNumId w:val="14"/>
+  </w:num>
+  <w:num w:numId="3" w16cid:durableId="1165320647">
+    <w:abstractNumId w:val="3"/>
+  </w:num>
+  <w:num w:numId="4" w16cid:durableId="1775204908">
+    <w:abstractNumId w:val="12"/>
+  </w:num>
+  <w:num w:numId="5" w16cid:durableId="1426807031">
+    <w:abstractNumId w:val="8"/>
+  </w:num>
+  <w:num w:numId="6" w16cid:durableId="74209744">
+    <w:abstractNumId w:val="17"/>
+  </w:num>
+  <w:num w:numId="7" w16cid:durableId="1626697873">
+    <w:abstractNumId w:val="11"/>
+  </w:num>
+  <w:num w:numId="8" w16cid:durableId="1428651699">
     <w:abstractNumId w:val="13"/>
   </w:num>
-  <w:num w:numId="2" w16cid:durableId="1344283166">
-    <w:abstractNumId w:val="12"/>
+  <w:num w:numId="9" w16cid:durableId="1829787808">
+    <w:abstractNumId w:val="9"/>
   </w:num>
-  <w:num w:numId="3" w16cid:durableId="1165320647">
+  <w:num w:numId="10" w16cid:durableId="1823157519">
     <w:abstractNumId w:val="1"/>
   </w:num>
-  <w:num w:numId="4" w16cid:durableId="1775204908">
+  <w:num w:numId="11" w16cid:durableId="1950313887">
+    <w:abstractNumId w:val="5"/>
+  </w:num>
+  <w:num w:numId="12" w16cid:durableId="1452017276">
+    <w:abstractNumId w:val="6"/>
+  </w:num>
+  <w:num w:numId="13" w16cid:durableId="1050960894">
+    <w:abstractNumId w:val="16"/>
+  </w:num>
+  <w:num w:numId="14" w16cid:durableId="1412659600">
     <w:abstractNumId w:val="10"/>
   </w:num>
-  <w:num w:numId="5" w16cid:durableId="1426807031">
-    <w:abstractNumId w:val="6"/>
-  </w:num>
-  <w:num w:numId="6" w16cid:durableId="74209744">
-    <w:abstractNumId w:val="15"/>
-  </w:num>
-  <w:num w:numId="7" w16cid:durableId="1626697873">
-    <w:abstractNumId w:val="9"/>
-  </w:num>
-  <w:num w:numId="8" w16cid:durableId="1428651699">
-    <w:abstractNumId w:val="11"/>
-  </w:num>
-  <w:num w:numId="9" w16cid:durableId="1829787808">
+  <w:num w:numId="15" w16cid:durableId="866478968">
     <w:abstractNumId w:val="7"/>
   </w:num>
-  <w:num w:numId="10" w16cid:durableId="1823157519">
+  <w:num w:numId="16" w16cid:durableId="1089083073">
+    <w:abstractNumId w:val="4"/>
+  </w:num>
+  <w:num w:numId="17" w16cid:durableId="1008557842">
     <w:abstractNumId w:val="0"/>
   </w:num>
-  <w:num w:numId="11" w16cid:durableId="1950313887">
-    <w:abstractNumId w:val="3"/>
-  </w:num>
-  <w:num w:numId="12" w16cid:durableId="1452017276">
-    <w:abstractNumId w:val="4"/>
-  </w:num>
-  <w:num w:numId="13" w16cid:durableId="1050960894">
-    <w:abstractNumId w:val="14"/>
-  </w:num>
-  <w:num w:numId="14" w16cid:durableId="1412659600">
-    <w:abstractNumId w:val="8"/>
-  </w:num>
-  <w:num w:numId="15" w16cid:durableId="866478968">
-    <w:abstractNumId w:val="5"/>
-  </w:num>
-  <w:num w:numId="16" w16cid:durableId="1089083073">
+  <w:num w:numId="18" w16cid:durableId="892157967">
     <w:abstractNumId w:val="2"/>
   </w:num>
 </w:numbering>

--- a/Documentation.docx
+++ b/Documentation.docx
@@ -1787,6 +1787,273 @@
       </w:r>
       <w:r>
         <w:t xml:space="preserve"> Izolarea și ștergerea fișierelor rădăcină din sistem. Măsura critică impusă: resetarea și revocarea imediată a tuturor credențialelor de dezvoltare de pe acea mașină (regenerarea cheilor SSH, revocarea token-urilor GitHub/GitLab, resetarea parolelor de baze de date) pentru a tăia accesul atacatorului la infrastructura internă a companiei.</w:t>
+      </w:r>
+    </w:p>
+    <w:p/>
+    <w:p/>
+    <w:p/>
+    <w:p/>
+    <w:p/>
+    <w:p/>
+    <w:p/>
+    <w:p>
+      <w:pPr>
+        <w:rPr>
+          <w:color w:val="EE0000"/>
+        </w:rPr>
+      </w:pPr>
+    </w:p>
+    <w:p>
+      <w:pPr>
+        <w:rPr>
+          <w:color w:val="EE0000"/>
+        </w:rPr>
+      </w:pPr>
+      <w:r>
+        <w:rPr>
+          <w:b/>
+          <w:bCs/>
+          <w:color w:val="EE0000"/>
+        </w:rPr>
+        <w:t>SCENARIUL #08: CLOUD SECURITY - S3 BUCKET EXPOSURE (DATA LEAKAGE)</w:t>
+      </w:r>
+      <w:r>
+        <w:rPr>
+          <w:color w:val="EE0000"/>
+        </w:rPr>
+        <w:t xml:space="preserve"> </w:t>
+      </w:r>
+    </w:p>
+    <w:p>
+      <w:r>
+        <w:rPr>
+          <w:b/>
+          <w:bCs/>
+        </w:rPr>
+        <w:t>Data:</w:t>
+      </w:r>
+      <w:r>
+        <w:t xml:space="preserve"> 14 Aprilie 2026 </w:t>
+      </w:r>
+    </w:p>
+    <w:p>
+      <w:r>
+        <w:rPr>
+          <w:b/>
+          <w:bCs/>
+        </w:rPr>
+        <w:t>Tehnică MITRE ATT&amp;CK:</w:t>
+      </w:r>
+      <w:r>
+        <w:t xml:space="preserve"> [T1562.007] Disable or Modify Cloud Firewall / [T1530] Data from Cloud Storage</w:t>
+      </w:r>
+    </w:p>
+    <w:p/>
+    <w:p>
+      <w:r>
+        <w:rPr>
+          <w:b/>
+          <w:bCs/>
+        </w:rPr>
+        <w:t>A. Ipoteza de Investigare</w:t>
+      </w:r>
+      <w:r>
+        <w:t xml:space="preserve"> Triajul unei alerte critice generate de platforma CSPM (Cloud Security Posture Management) privind expunerea publică a unui container de stocare AWS S3 ("client-db-backups-prod"). Scopul este izolarea imediată a containerului, oprirea potențialei exfiltrări de date (Data Leakage) și investigarea originii modificării (Misconfiguration).</w:t>
+      </w:r>
+    </w:p>
+    <w:p/>
+    <w:p>
+      <w:r>
+        <w:rPr>
+          <w:b/>
+          <w:bCs/>
+        </w:rPr>
+        <w:t>B. Interacțiunea cu AI (Prompt)</w:t>
+      </w:r>
+      <w:r>
+        <w:t xml:space="preserve"> "Primesc o alertă CSPM: AWS S3 Bucket Public Access Enabled pentru bucket-ul 'client-db-backups-prod' (conține baze de date). 1. De ce este o eroare de configurare un incident critic? 2. Ce evenimente caut în AWS CloudTrail pentru a găsi utilizatorul IAM vinovat? 3. Care sunt primii 3 pași de izolare imediată în consola AWS?"</w:t>
+      </w:r>
+    </w:p>
+    <w:p/>
+    <w:p>
+      <w:r>
+        <w:rPr>
+          <w:b/>
+          <w:bCs/>
+        </w:rPr>
+        <w:t>C. Rezultat Tehnic (Analiza AI)</w:t>
+      </w:r>
+    </w:p>
+    <w:p>
+      <w:pPr>
+        <w:numPr>
+          <w:ilvl w:val="0"/>
+          <w:numId w:val="19"/>
+        </w:numPr>
+      </w:pPr>
+      <w:r>
+        <w:rPr>
+          <w:b/>
+          <w:bCs/>
+        </w:rPr>
+        <w:t>Mecanismul de Risc (Cloud Misconfiguration):</w:t>
+      </w:r>
+      <w:r>
+        <w:t xml:space="preserve"> Spre deosebire de un atac tradițional unde un sistem este „spart”, aici securitatea este dezactivată accidental (eroare umană) sau intenționat, permițând accesul neautentificat ("Principal": "*") la date sensibile. Riscul de exfiltrare este masiv, declanșând obligativitatea notificării conform GDPR.</w:t>
+      </w:r>
+    </w:p>
+    <w:p>
+      <w:pPr>
+        <w:numPr>
+          <w:ilvl w:val="0"/>
+          <w:numId w:val="19"/>
+        </w:numPr>
+      </w:pPr>
+      <w:r>
+        <w:rPr>
+          <w:b/>
+          <w:bCs/>
+        </w:rPr>
+        <w:t>Analiza Forensică (AWS CloudTrail):</w:t>
+      </w:r>
+      <w:r>
+        <w:t xml:space="preserve"> Investigarea se face prin filtrarea evenimentelor de management (Management Events) în CloudTrail, căutând acțiuni specifice de tipul </w:t>
+      </w:r>
+      <w:r>
+        <w:rPr>
+          <w:b/>
+          <w:bCs/>
+        </w:rPr>
+        <w:t>PutBucketPolicy</w:t>
+      </w:r>
+      <w:r>
+        <w:t xml:space="preserve"> sau </w:t>
+      </w:r>
+      <w:r>
+        <w:rPr>
+          <w:b/>
+          <w:bCs/>
+        </w:rPr>
+        <w:t>PutBucketAcl</w:t>
+      </w:r>
+      <w:r>
+        <w:t>. Se extrage câmpul userIdentity.arn pentru a identifica utilizatorul IAM care a efectuat modificarea și sourceIPAddress pentru a valida locația.</w:t>
+      </w:r>
+    </w:p>
+    <w:p>
+      <w:pPr>
+        <w:numPr>
+          <w:ilvl w:val="0"/>
+          <w:numId w:val="19"/>
+        </w:numPr>
+      </w:pPr>
+      <w:r>
+        <w:rPr>
+          <w:b/>
+          <w:bCs/>
+        </w:rPr>
+        <w:t>Investigarea Exfiltrării (Post-Incident):</w:t>
+      </w:r>
+      <w:r>
+        <w:t xml:space="preserve"> Verificarea logurilor pentru evenimente de tip </w:t>
+      </w:r>
+      <w:r>
+        <w:rPr>
+          <w:b/>
+          <w:bCs/>
+        </w:rPr>
+        <w:t>GetObject</w:t>
+      </w:r>
+      <w:r>
+        <w:t xml:space="preserve"> pentru a determina dacă un IP extern (sau </w:t>
+      </w:r>
+      <w:r>
+        <w:rPr>
+          <w:i/>
+          <w:iCs/>
+        </w:rPr>
+        <w:t>Anonymous</w:t>
+      </w:r>
+      <w:r>
+        <w:t>) a descărcat arhive din bucket în fereastra de timp în care acesta a fost public.</w:t>
+      </w:r>
+    </w:p>
+    <w:p>
+      <w:pPr>
+        <w:ind w:left="720"/>
+        <w:rPr>
+          <w:b/>
+          <w:bCs/>
+        </w:rPr>
+      </w:pPr>
+    </w:p>
+    <w:p>
+      <w:pPr>
+        <w:ind w:left="720"/>
+      </w:pPr>
+    </w:p>
+    <w:p>
+      <w:r>
+        <w:rPr>
+          <w:b/>
+          <w:bCs/>
+        </w:rPr>
+        <w:lastRenderedPageBreak/>
+        <w:t>D. Acțiuni L1 Efectuate (Containment &amp; Remediation)</w:t>
+      </w:r>
+    </w:p>
+    <w:p>
+      <w:pPr>
+        <w:numPr>
+          <w:ilvl w:val="0"/>
+          <w:numId w:val="20"/>
+        </w:numPr>
+      </w:pPr>
+      <w:r>
+        <w:rPr>
+          <w:b/>
+          <w:bCs/>
+        </w:rPr>
+        <w:t>Izolarea Imediată (Block Public Access):</w:t>
+      </w:r>
+      <w:r>
+        <w:t xml:space="preserve"> Accesarea consolei S3 și activarea de urgență a funcției "Block all public access" la nivel de bucket. Această setare acționează ca un kill-switch, suprascriind orice politică publică existentă.</w:t>
+      </w:r>
+    </w:p>
+    <w:p>
+      <w:pPr>
+        <w:numPr>
+          <w:ilvl w:val="0"/>
+          <w:numId w:val="20"/>
+        </w:numPr>
+      </w:pPr>
+      <w:r>
+        <w:rPr>
+          <w:b/>
+          <w:bCs/>
+        </w:rPr>
+        <w:t>Remedierea Politicilor (Bucket Policy):</w:t>
+      </w:r>
+      <w:r>
+        <w:t xml:space="preserve"> Ștergerea manuală a oricărei politici JSON care conține clauza "Principal": "*" sau "Effect": "Allow" neautorizată și setarea ACL-urilor (Access Control Lists) pe "Private".</w:t>
+      </w:r>
+    </w:p>
+    <w:p>
+      <w:pPr>
+        <w:numPr>
+          <w:ilvl w:val="0"/>
+          <w:numId w:val="20"/>
+        </w:numPr>
+      </w:pPr>
+      <w:r>
+        <w:rPr>
+          <w:b/>
+          <w:bCs/>
+        </w:rPr>
+        <w:t>Auditare și Monitorizare:</w:t>
+      </w:r>
+      <w:r>
+        <w:t xml:space="preserve"> Activarea funcției de "Server Access Logging" pentru bucket, pentru a asigura trasabilitatea completă a tuturor cererilor viitoare de descărcare/încărcare.</w:t>
       </w:r>
     </w:p>
     <w:p/>
@@ -2796,6 +3063,119 @@
     </w:lvl>
   </w:abstractNum>
   <w:abstractNum w:abstractNumId="8" w15:restartNumberingAfterBreak="0">
+    <w:nsid w:val="3B4B70E8"/>
+    <w:multiLevelType w:val="multilevel"/>
+    <w:tmpl w:val="7C182DFA"/>
+    <w:lvl w:ilvl="0">
+      <w:start w:val="1"/>
+      <w:numFmt w:val="decimal"/>
+      <w:lvlText w:val="%1."/>
+      <w:lvlJc w:val="left"/>
+      <w:pPr>
+        <w:tabs>
+          <w:tab w:val="num" w:pos="720"/>
+        </w:tabs>
+        <w:ind w:left="720" w:hanging="360"/>
+      </w:pPr>
+    </w:lvl>
+    <w:lvl w:ilvl="1" w:tentative="1">
+      <w:start w:val="1"/>
+      <w:numFmt w:val="decimal"/>
+      <w:lvlText w:val="%2."/>
+      <w:lvlJc w:val="left"/>
+      <w:pPr>
+        <w:tabs>
+          <w:tab w:val="num" w:pos="1440"/>
+        </w:tabs>
+        <w:ind w:left="1440" w:hanging="360"/>
+      </w:pPr>
+    </w:lvl>
+    <w:lvl w:ilvl="2" w:tentative="1">
+      <w:start w:val="1"/>
+      <w:numFmt w:val="decimal"/>
+      <w:lvlText w:val="%3."/>
+      <w:lvlJc w:val="left"/>
+      <w:pPr>
+        <w:tabs>
+          <w:tab w:val="num" w:pos="2160"/>
+        </w:tabs>
+        <w:ind w:left="2160" w:hanging="360"/>
+      </w:pPr>
+    </w:lvl>
+    <w:lvl w:ilvl="3" w:tentative="1">
+      <w:start w:val="1"/>
+      <w:numFmt w:val="decimal"/>
+      <w:lvlText w:val="%4."/>
+      <w:lvlJc w:val="left"/>
+      <w:pPr>
+        <w:tabs>
+          <w:tab w:val="num" w:pos="2880"/>
+        </w:tabs>
+        <w:ind w:left="2880" w:hanging="360"/>
+      </w:pPr>
+    </w:lvl>
+    <w:lvl w:ilvl="4" w:tentative="1">
+      <w:start w:val="1"/>
+      <w:numFmt w:val="decimal"/>
+      <w:lvlText w:val="%5."/>
+      <w:lvlJc w:val="left"/>
+      <w:pPr>
+        <w:tabs>
+          <w:tab w:val="num" w:pos="3600"/>
+        </w:tabs>
+        <w:ind w:left="3600" w:hanging="360"/>
+      </w:pPr>
+    </w:lvl>
+    <w:lvl w:ilvl="5" w:tentative="1">
+      <w:start w:val="1"/>
+      <w:numFmt w:val="decimal"/>
+      <w:lvlText w:val="%6."/>
+      <w:lvlJc w:val="left"/>
+      <w:pPr>
+        <w:tabs>
+          <w:tab w:val="num" w:pos="4320"/>
+        </w:tabs>
+        <w:ind w:left="4320" w:hanging="360"/>
+      </w:pPr>
+    </w:lvl>
+    <w:lvl w:ilvl="6" w:tentative="1">
+      <w:start w:val="1"/>
+      <w:numFmt w:val="decimal"/>
+      <w:lvlText w:val="%7."/>
+      <w:lvlJc w:val="left"/>
+      <w:pPr>
+        <w:tabs>
+          <w:tab w:val="num" w:pos="5040"/>
+        </w:tabs>
+        <w:ind w:left="5040" w:hanging="360"/>
+      </w:pPr>
+    </w:lvl>
+    <w:lvl w:ilvl="7" w:tentative="1">
+      <w:start w:val="1"/>
+      <w:numFmt w:val="decimal"/>
+      <w:lvlText w:val="%8."/>
+      <w:lvlJc w:val="left"/>
+      <w:pPr>
+        <w:tabs>
+          <w:tab w:val="num" w:pos="5760"/>
+        </w:tabs>
+        <w:ind w:left="5760" w:hanging="360"/>
+      </w:pPr>
+    </w:lvl>
+    <w:lvl w:ilvl="8" w:tentative="1">
+      <w:start w:val="1"/>
+      <w:numFmt w:val="decimal"/>
+      <w:lvlText w:val="%9."/>
+      <w:lvlJc w:val="left"/>
+      <w:pPr>
+        <w:tabs>
+          <w:tab w:val="num" w:pos="6480"/>
+        </w:tabs>
+        <w:ind w:left="6480" w:hanging="360"/>
+      </w:pPr>
+    </w:lvl>
+  </w:abstractNum>
+  <w:abstractNum w:abstractNumId="9" w15:restartNumberingAfterBreak="0">
     <w:nsid w:val="42044E85"/>
     <w:multiLevelType w:val="multilevel"/>
     <w:tmpl w:val="0E1A36E8"/>
@@ -2944,7 +3324,7 @@
       </w:rPr>
     </w:lvl>
   </w:abstractNum>
-  <w:abstractNum w:abstractNumId="9" w15:restartNumberingAfterBreak="0">
+  <w:abstractNum w:abstractNumId="10" w15:restartNumberingAfterBreak="0">
     <w:nsid w:val="45173792"/>
     <w:multiLevelType w:val="hybridMultilevel"/>
     <w:tmpl w:val="1AF6A1BE"/>
@@ -3030,7 +3410,156 @@
       </w:pPr>
     </w:lvl>
   </w:abstractNum>
-  <w:abstractNum w:abstractNumId="10" w15:restartNumberingAfterBreak="0">
+  <w:abstractNum w:abstractNumId="11" w15:restartNumberingAfterBreak="0">
+    <w:nsid w:val="4D75502C"/>
+    <w:multiLevelType w:val="multilevel"/>
+    <w:tmpl w:val="FDAEA500"/>
+    <w:lvl w:ilvl="0">
+      <w:start w:val="1"/>
+      <w:numFmt w:val="bullet"/>
+      <w:lvlText w:val=""/>
+      <w:lvlJc w:val="left"/>
+      <w:pPr>
+        <w:tabs>
+          <w:tab w:val="num" w:pos="720"/>
+        </w:tabs>
+        <w:ind w:left="720" w:hanging="360"/>
+      </w:pPr>
+      <w:rPr>
+        <w:rFonts w:ascii="Symbol" w:hAnsi="Symbol" w:hint="default"/>
+        <w:sz w:val="20"/>
+      </w:rPr>
+    </w:lvl>
+    <w:lvl w:ilvl="1" w:tentative="1">
+      <w:start w:val="1"/>
+      <w:numFmt w:val="bullet"/>
+      <w:lvlText w:val="o"/>
+      <w:lvlJc w:val="left"/>
+      <w:pPr>
+        <w:tabs>
+          <w:tab w:val="num" w:pos="1440"/>
+        </w:tabs>
+        <w:ind w:left="1440" w:hanging="360"/>
+      </w:pPr>
+      <w:rPr>
+        <w:rFonts w:ascii="Courier New" w:hAnsi="Courier New" w:hint="default"/>
+        <w:sz w:val="20"/>
+      </w:rPr>
+    </w:lvl>
+    <w:lvl w:ilvl="2" w:tentative="1">
+      <w:start w:val="1"/>
+      <w:numFmt w:val="bullet"/>
+      <w:lvlText w:val=""/>
+      <w:lvlJc w:val="left"/>
+      <w:pPr>
+        <w:tabs>
+          <w:tab w:val="num" w:pos="2160"/>
+        </w:tabs>
+        <w:ind w:left="2160" w:hanging="360"/>
+      </w:pPr>
+      <w:rPr>
+        <w:rFonts w:ascii="Wingdings" w:hAnsi="Wingdings" w:hint="default"/>
+        <w:sz w:val="20"/>
+      </w:rPr>
+    </w:lvl>
+    <w:lvl w:ilvl="3" w:tentative="1">
+      <w:start w:val="1"/>
+      <w:numFmt w:val="bullet"/>
+      <w:lvlText w:val=""/>
+      <w:lvlJc w:val="left"/>
+      <w:pPr>
+        <w:tabs>
+          <w:tab w:val="num" w:pos="2880"/>
+        </w:tabs>
+        <w:ind w:left="2880" w:hanging="360"/>
+      </w:pPr>
+      <w:rPr>
+        <w:rFonts w:ascii="Wingdings" w:hAnsi="Wingdings" w:hint="default"/>
+        <w:sz w:val="20"/>
+      </w:rPr>
+    </w:lvl>
+    <w:lvl w:ilvl="4" w:tentative="1">
+      <w:start w:val="1"/>
+      <w:numFmt w:val="bullet"/>
+      <w:lvlText w:val=""/>
+      <w:lvlJc w:val="left"/>
+      <w:pPr>
+        <w:tabs>
+          <w:tab w:val="num" w:pos="3600"/>
+        </w:tabs>
+        <w:ind w:left="3600" w:hanging="360"/>
+      </w:pPr>
+      <w:rPr>
+        <w:rFonts w:ascii="Wingdings" w:hAnsi="Wingdings" w:hint="default"/>
+        <w:sz w:val="20"/>
+      </w:rPr>
+    </w:lvl>
+    <w:lvl w:ilvl="5" w:tentative="1">
+      <w:start w:val="1"/>
+      <w:numFmt w:val="bullet"/>
+      <w:lvlText w:val=""/>
+      <w:lvlJc w:val="left"/>
+      <w:pPr>
+        <w:tabs>
+          <w:tab w:val="num" w:pos="4320"/>
+        </w:tabs>
+        <w:ind w:left="4320" w:hanging="360"/>
+      </w:pPr>
+      <w:rPr>
+        <w:rFonts w:ascii="Wingdings" w:hAnsi="Wingdings" w:hint="default"/>
+        <w:sz w:val="20"/>
+      </w:rPr>
+    </w:lvl>
+    <w:lvl w:ilvl="6" w:tentative="1">
+      <w:start w:val="1"/>
+      <w:numFmt w:val="bullet"/>
+      <w:lvlText w:val=""/>
+      <w:lvlJc w:val="left"/>
+      <w:pPr>
+        <w:tabs>
+          <w:tab w:val="num" w:pos="5040"/>
+        </w:tabs>
+        <w:ind w:left="5040" w:hanging="360"/>
+      </w:pPr>
+      <w:rPr>
+        <w:rFonts w:ascii="Wingdings" w:hAnsi="Wingdings" w:hint="default"/>
+        <w:sz w:val="20"/>
+      </w:rPr>
+    </w:lvl>
+    <w:lvl w:ilvl="7" w:tentative="1">
+      <w:start w:val="1"/>
+      <w:numFmt w:val="bullet"/>
+      <w:lvlText w:val=""/>
+      <w:lvlJc w:val="left"/>
+      <w:pPr>
+        <w:tabs>
+          <w:tab w:val="num" w:pos="5760"/>
+        </w:tabs>
+        <w:ind w:left="5760" w:hanging="360"/>
+      </w:pPr>
+      <w:rPr>
+        <w:rFonts w:ascii="Wingdings" w:hAnsi="Wingdings" w:hint="default"/>
+        <w:sz w:val="20"/>
+      </w:rPr>
+    </w:lvl>
+    <w:lvl w:ilvl="8" w:tentative="1">
+      <w:start w:val="1"/>
+      <w:numFmt w:val="bullet"/>
+      <w:lvlText w:val=""/>
+      <w:lvlJc w:val="left"/>
+      <w:pPr>
+        <w:tabs>
+          <w:tab w:val="num" w:pos="6480"/>
+        </w:tabs>
+        <w:ind w:left="6480" w:hanging="360"/>
+      </w:pPr>
+      <w:rPr>
+        <w:rFonts w:ascii="Wingdings" w:hAnsi="Wingdings" w:hint="default"/>
+        <w:sz w:val="20"/>
+      </w:rPr>
+    </w:lvl>
+  </w:abstractNum>
+  <w:abstractNum w:abstractNumId="12" w15:restartNumberingAfterBreak="0">
     <w:nsid w:val="56083F7B"/>
     <w:multiLevelType w:val="multilevel"/>
     <w:tmpl w:val="0CDA4356"/>
@@ -3147,7 +3676,7 @@
       </w:pPr>
     </w:lvl>
   </w:abstractNum>
-  <w:abstractNum w:abstractNumId="11" w15:restartNumberingAfterBreak="0">
+  <w:abstractNum w:abstractNumId="13" w15:restartNumberingAfterBreak="0">
     <w:nsid w:val="58F3329D"/>
     <w:multiLevelType w:val="multilevel"/>
     <w:tmpl w:val="02943446"/>
@@ -3260,7 +3789,7 @@
       </w:pPr>
     </w:lvl>
   </w:abstractNum>
-  <w:abstractNum w:abstractNumId="12" w15:restartNumberingAfterBreak="0">
+  <w:abstractNum w:abstractNumId="14" w15:restartNumberingAfterBreak="0">
     <w:nsid w:val="5E9D6FEA"/>
     <w:multiLevelType w:val="multilevel"/>
     <w:tmpl w:val="4CF26024"/>
@@ -3409,7 +3938,7 @@
       </w:rPr>
     </w:lvl>
   </w:abstractNum>
-  <w:abstractNum w:abstractNumId="13" w15:restartNumberingAfterBreak="0">
+  <w:abstractNum w:abstractNumId="15" w15:restartNumberingAfterBreak="0">
     <w:nsid w:val="63197957"/>
     <w:multiLevelType w:val="hybridMultilevel"/>
     <w:tmpl w:val="9CA86178"/>
@@ -3522,7 +4051,7 @@
       </w:rPr>
     </w:lvl>
   </w:abstractNum>
-  <w:abstractNum w:abstractNumId="14" w15:restartNumberingAfterBreak="0">
+  <w:abstractNum w:abstractNumId="16" w15:restartNumberingAfterBreak="0">
     <w:nsid w:val="6D7D1B0B"/>
     <w:multiLevelType w:val="multilevel"/>
     <w:tmpl w:val="3856858A"/>
@@ -3671,7 +4200,7 @@
       </w:rPr>
     </w:lvl>
   </w:abstractNum>
-  <w:abstractNum w:abstractNumId="15" w15:restartNumberingAfterBreak="0">
+  <w:abstractNum w:abstractNumId="17" w15:restartNumberingAfterBreak="0">
     <w:nsid w:val="6D9F410E"/>
     <w:multiLevelType w:val="multilevel"/>
     <w:tmpl w:val="12664AC8"/>
@@ -3820,7 +4349,7 @@
       </w:rPr>
     </w:lvl>
   </w:abstractNum>
-  <w:abstractNum w:abstractNumId="16" w15:restartNumberingAfterBreak="0">
+  <w:abstractNum w:abstractNumId="18" w15:restartNumberingAfterBreak="0">
     <w:nsid w:val="6FF56B75"/>
     <w:multiLevelType w:val="multilevel"/>
     <w:tmpl w:val="7B944946"/>
@@ -3969,7 +4498,7 @@
       </w:rPr>
     </w:lvl>
   </w:abstractNum>
-  <w:abstractNum w:abstractNumId="17" w15:restartNumberingAfterBreak="0">
+  <w:abstractNum w:abstractNumId="19" w15:restartNumberingAfterBreak="0">
     <w:nsid w:val="79270E0E"/>
     <w:multiLevelType w:val="multilevel"/>
     <w:tmpl w:val="DEA86EB2"/>
@@ -4119,31 +4648,31 @@
     </w:lvl>
   </w:abstractNum>
   <w:num w:numId="1" w16cid:durableId="560021030">
-    <w:abstractNumId w:val="15"/>
+    <w:abstractNumId w:val="17"/>
   </w:num>
   <w:num w:numId="2" w16cid:durableId="1344283166">
-    <w:abstractNumId w:val="14"/>
+    <w:abstractNumId w:val="16"/>
   </w:num>
   <w:num w:numId="3" w16cid:durableId="1165320647">
     <w:abstractNumId w:val="3"/>
   </w:num>
   <w:num w:numId="4" w16cid:durableId="1775204908">
-    <w:abstractNumId w:val="12"/>
+    <w:abstractNumId w:val="14"/>
   </w:num>
   <w:num w:numId="5" w16cid:durableId="1426807031">
-    <w:abstractNumId w:val="8"/>
+    <w:abstractNumId w:val="9"/>
   </w:num>
   <w:num w:numId="6" w16cid:durableId="74209744">
-    <w:abstractNumId w:val="17"/>
+    <w:abstractNumId w:val="19"/>
   </w:num>
   <w:num w:numId="7" w16cid:durableId="1626697873">
-    <w:abstractNumId w:val="11"/>
+    <w:abstractNumId w:val="13"/>
   </w:num>
   <w:num w:numId="8" w16cid:durableId="1428651699">
-    <w:abstractNumId w:val="13"/>
+    <w:abstractNumId w:val="15"/>
   </w:num>
   <w:num w:numId="9" w16cid:durableId="1829787808">
-    <w:abstractNumId w:val="9"/>
+    <w:abstractNumId w:val="10"/>
   </w:num>
   <w:num w:numId="10" w16cid:durableId="1823157519">
     <w:abstractNumId w:val="1"/>
@@ -4155,10 +4684,10 @@
     <w:abstractNumId w:val="6"/>
   </w:num>
   <w:num w:numId="13" w16cid:durableId="1050960894">
-    <w:abstractNumId w:val="16"/>
+    <w:abstractNumId w:val="18"/>
   </w:num>
   <w:num w:numId="14" w16cid:durableId="1412659600">
-    <w:abstractNumId w:val="10"/>
+    <w:abstractNumId w:val="12"/>
   </w:num>
   <w:num w:numId="15" w16cid:durableId="866478968">
     <w:abstractNumId w:val="7"/>
@@ -4171,6 +4700,12 @@
   </w:num>
   <w:num w:numId="18" w16cid:durableId="892157967">
     <w:abstractNumId w:val="2"/>
+  </w:num>
+  <w:num w:numId="19" w16cid:durableId="1000232723">
+    <w:abstractNumId w:val="11"/>
+  </w:num>
+  <w:num w:numId="20" w16cid:durableId="412971726">
+    <w:abstractNumId w:val="8"/>
   </w:num>
 </w:numbering>
 </file>

--- a/Documentation.docx
+++ b/Documentation.docx
@@ -2054,6 +2054,226 @@
       </w:r>
       <w:r>
         <w:t xml:space="preserve"> Activarea funcției de "Server Access Logging" pentru bucket, pentru a asigura trasabilitatea completă a tuturor cererilor viitoare de descărcare/încărcare.</w:t>
+      </w:r>
+    </w:p>
+    <w:p/>
+    <w:p/>
+    <w:p>
+      <w:pPr>
+        <w:rPr>
+          <w:b/>
+          <w:bCs/>
+          <w:color w:val="EE0000"/>
+        </w:rPr>
+      </w:pPr>
+      <w:r>
+        <w:rPr>
+          <w:b/>
+          <w:bCs/>
+          <w:color w:val="EE0000"/>
+        </w:rPr>
+        <w:t>SCENARIUL #09: ANALIZĂ DE REȚEA (WIRESHARK &amp; PCAP FORENSICS)</w:t>
+      </w:r>
+    </w:p>
+    <w:p>
+      <w:r>
+        <w:t xml:space="preserve"> </w:t>
+      </w:r>
+      <w:r>
+        <w:rPr>
+          <w:b/>
+          <w:bCs/>
+        </w:rPr>
+        <w:t>Data:</w:t>
+      </w:r>
+      <w:r>
+        <w:t xml:space="preserve"> 15 Aprilie 2026 </w:t>
+      </w:r>
+    </w:p>
+    <w:p>
+      <w:r>
+        <w:rPr>
+          <w:b/>
+          <w:bCs/>
+        </w:rPr>
+        <w:t>Tehnică MITRE ATT&amp;CK:</w:t>
+      </w:r>
+      <w:r>
+        <w:t xml:space="preserve"> [T1105] Ingress Tool Transfer / [T1071.001] Application Layer Protocol: Web Protocols</w:t>
+      </w:r>
+    </w:p>
+    <w:p/>
+    <w:p>
+      <w:r>
+        <w:rPr>
+          <w:b/>
+          <w:bCs/>
+        </w:rPr>
+        <w:t>A. Ipoteza de Investigare</w:t>
+      </w:r>
+      <w:r>
+        <w:t xml:space="preserve"> Triajul unei alerte IDS (Intrusion Detection System) privind trafic outbound suspect. Obiectivul este analizarea unui fișier PCAP în Wireshark, decodarea traficului HTTP (Follow TCP Stream) între un IP intern (192.168.10.50) și un IP extern (103.45.67.89), și determinarea intenției malițioase pe baza antetelor HTTP.</w:t>
+      </w:r>
+    </w:p>
+    <w:p/>
+    <w:p>
+      <w:r>
+        <w:rPr>
+          <w:b/>
+          <w:bCs/>
+        </w:rPr>
+        <w:t>B. Interacțiunea cu AI (Prompt)</w:t>
+      </w:r>
+      <w:r>
+        <w:t xml:space="preserve"> "Am analizat un PCAP cu 'Follow TCP Stream'. Văd trafic de la IP-ul 192.168.10.50 către 103.45.67.89 (port 80). Se face un GET pentru '/update_package_v2.sh' cu User-Agent: curl/7.81.0. 1. Ce tip de atac indică User-Agent-ul și extensia? 2. De ce e un avantaj că traficul este HTTP și nu HTTPS? 3. Care sunt primii 3 pași de izolare?"</w:t>
+      </w:r>
+    </w:p>
+    <w:p/>
+    <w:p/>
+    <w:p/>
+    <w:p/>
+    <w:p>
+      <w:r>
+        <w:rPr>
+          <w:b/>
+          <w:bCs/>
+        </w:rPr>
+        <w:lastRenderedPageBreak/>
+        <w:t>C. Rezultat Tehnic (Analiza AI)</w:t>
+      </w:r>
+    </w:p>
+    <w:p>
+      <w:pPr>
+        <w:numPr>
+          <w:ilvl w:val="0"/>
+          <w:numId w:val="21"/>
+        </w:numPr>
+      </w:pPr>
+      <w:r>
+        <w:rPr>
+          <w:b/>
+          <w:bCs/>
+        </w:rPr>
+        <w:t>Identificarea Anomaliei (Malware Dropper):</w:t>
+      </w:r>
+      <w:r>
+        <w:t xml:space="preserve"> Traficul nu este generat de un utilizator care navighează legitim. Prezența utilitarului de linie de comandă curl în câmpul </w:t>
+      </w:r>
+      <w:r>
+        <w:rPr>
+          <w:i/>
+          <w:iCs/>
+        </w:rPr>
+        <w:t>User-Agent</w:t>
+      </w:r>
+      <w:r>
+        <w:t xml:space="preserve"> și solicitarea unui script de shell linux (.sh) sunt indicatori de compromitere (IoC) clasici pentru un atac de tip </w:t>
+      </w:r>
+      <w:r>
+        <w:rPr>
+          <w:i/>
+          <w:iCs/>
+        </w:rPr>
+        <w:t>Malware Downloader / Stager</w:t>
+      </w:r>
+      <w:r>
+        <w:t>. O mașină compromisă încearcă să aducă payload-ul final de pe un server de Comandă și Control (C2).</w:t>
+      </w:r>
+    </w:p>
+    <w:p>
+      <w:pPr>
+        <w:numPr>
+          <w:ilvl w:val="0"/>
+          <w:numId w:val="21"/>
+        </w:numPr>
+      </w:pPr>
+      <w:r>
+        <w:rPr>
+          <w:b/>
+          <w:bCs/>
+        </w:rPr>
+        <w:t>Avantajul Analitic (HTTP vs. HTTPS):</w:t>
+      </w:r>
+      <w:r>
+        <w:t xml:space="preserve"> Deoarece comunicarea s-a realizat prin portul 80 (necriptat), analiza PCAP permite vizibilitate totală (Cleartext). Ca analist, acest lucru permite extragerea directă a payload-ului, citirea scriptului descărcat și identificarea altor servere C2 sau acțiuni malițioase (ex: stergere loguri), lucru imposibil în cazul traficului HTTPS (port 443) din cauza criptării TLS/SSL.</w:t>
+      </w:r>
+    </w:p>
+    <w:p>
+      <w:pPr>
+        <w:ind w:left="720"/>
+      </w:pPr>
+    </w:p>
+    <w:p>
+      <w:r>
+        <w:rPr>
+          <w:b/>
+          <w:bCs/>
+        </w:rPr>
+        <w:t>D. Acțiuni L1 Efectuate (Containment &amp; Forensics)</w:t>
+      </w:r>
+    </w:p>
+    <w:p>
+      <w:pPr>
+        <w:numPr>
+          <w:ilvl w:val="0"/>
+          <w:numId w:val="22"/>
+        </w:numPr>
+      </w:pPr>
+      <w:r>
+        <w:rPr>
+          <w:b/>
+          <w:bCs/>
+        </w:rPr>
+        <w:t>Izolare Imediată (Fără Oprire):</w:t>
+      </w:r>
+      <w:r>
+        <w:t xml:space="preserve"> Deconectarea logică a stației interne de la rețea pentru a bloca transferul tool-urilor malițioase, dar menținerea sistemului pornit pentru a conserva memoria RAM.</w:t>
+      </w:r>
+    </w:p>
+    <w:p>
+      <w:pPr>
+        <w:numPr>
+          <w:ilvl w:val="0"/>
+          <w:numId w:val="22"/>
+        </w:numPr>
+      </w:pPr>
+      <w:r>
+        <w:rPr>
+          <w:b/>
+          <w:bCs/>
+        </w:rPr>
+        <w:t>Colectarea Probelor Volatile:</w:t>
+      </w:r>
+      <w:r>
+        <w:t xml:space="preserve"> Inițierea capturii memoriei RAM pentru analiza forensică (utilizând </w:t>
+      </w:r>
+      <w:r>
+        <w:rPr>
+          <w:i/>
+          <w:iCs/>
+        </w:rPr>
+        <w:t>Volatility</w:t>
+      </w:r>
+      <w:r>
+        <w:t>), esențială pentru a găsi procesul exact care a inițiat comanda curl și posibilele parole stocate în memorie (Cleartext Passwords).</w:t>
+      </w:r>
+    </w:p>
+    <w:p>
+      <w:pPr>
+        <w:numPr>
+          <w:ilvl w:val="0"/>
+          <w:numId w:val="22"/>
+        </w:numPr>
+      </w:pPr>
+      <w:r>
+        <w:rPr>
+          <w:b/>
+          <w:bCs/>
+        </w:rPr>
+        <w:t>Blocare Perimetrală (Hunt):</w:t>
+      </w:r>
+      <w:r>
+        <w:t xml:space="preserve"> Adăugarea IP-ului extern (103.45.67.89) în lista de blocare a Firewall-ului la nivel de companie și interogarea platformei SIEM pentru a verifica dacă și alte stații interne au comunicat cu acest IP.</w:t>
       </w:r>
     </w:p>
     <w:p/>
@@ -3325,6 +3545,119 @@
     </w:lvl>
   </w:abstractNum>
   <w:abstractNum w:abstractNumId="10" w15:restartNumberingAfterBreak="0">
+    <w:nsid w:val="449F38F1"/>
+    <w:multiLevelType w:val="multilevel"/>
+    <w:tmpl w:val="7B1666FA"/>
+    <w:lvl w:ilvl="0">
+      <w:start w:val="1"/>
+      <w:numFmt w:val="decimal"/>
+      <w:lvlText w:val="%1."/>
+      <w:lvlJc w:val="left"/>
+      <w:pPr>
+        <w:tabs>
+          <w:tab w:val="num" w:pos="720"/>
+        </w:tabs>
+        <w:ind w:left="720" w:hanging="360"/>
+      </w:pPr>
+    </w:lvl>
+    <w:lvl w:ilvl="1" w:tentative="1">
+      <w:start w:val="1"/>
+      <w:numFmt w:val="decimal"/>
+      <w:lvlText w:val="%2."/>
+      <w:lvlJc w:val="left"/>
+      <w:pPr>
+        <w:tabs>
+          <w:tab w:val="num" w:pos="1440"/>
+        </w:tabs>
+        <w:ind w:left="1440" w:hanging="360"/>
+      </w:pPr>
+    </w:lvl>
+    <w:lvl w:ilvl="2" w:tentative="1">
+      <w:start w:val="1"/>
+      <w:numFmt w:val="decimal"/>
+      <w:lvlText w:val="%3."/>
+      <w:lvlJc w:val="left"/>
+      <w:pPr>
+        <w:tabs>
+          <w:tab w:val="num" w:pos="2160"/>
+        </w:tabs>
+        <w:ind w:left="2160" w:hanging="360"/>
+      </w:pPr>
+    </w:lvl>
+    <w:lvl w:ilvl="3" w:tentative="1">
+      <w:start w:val="1"/>
+      <w:numFmt w:val="decimal"/>
+      <w:lvlText w:val="%4."/>
+      <w:lvlJc w:val="left"/>
+      <w:pPr>
+        <w:tabs>
+          <w:tab w:val="num" w:pos="2880"/>
+        </w:tabs>
+        <w:ind w:left="2880" w:hanging="360"/>
+      </w:pPr>
+    </w:lvl>
+    <w:lvl w:ilvl="4" w:tentative="1">
+      <w:start w:val="1"/>
+      <w:numFmt w:val="decimal"/>
+      <w:lvlText w:val="%5."/>
+      <w:lvlJc w:val="left"/>
+      <w:pPr>
+        <w:tabs>
+          <w:tab w:val="num" w:pos="3600"/>
+        </w:tabs>
+        <w:ind w:left="3600" w:hanging="360"/>
+      </w:pPr>
+    </w:lvl>
+    <w:lvl w:ilvl="5" w:tentative="1">
+      <w:start w:val="1"/>
+      <w:numFmt w:val="decimal"/>
+      <w:lvlText w:val="%6."/>
+      <w:lvlJc w:val="left"/>
+      <w:pPr>
+        <w:tabs>
+          <w:tab w:val="num" w:pos="4320"/>
+        </w:tabs>
+        <w:ind w:left="4320" w:hanging="360"/>
+      </w:pPr>
+    </w:lvl>
+    <w:lvl w:ilvl="6" w:tentative="1">
+      <w:start w:val="1"/>
+      <w:numFmt w:val="decimal"/>
+      <w:lvlText w:val="%7."/>
+      <w:lvlJc w:val="left"/>
+      <w:pPr>
+        <w:tabs>
+          <w:tab w:val="num" w:pos="5040"/>
+        </w:tabs>
+        <w:ind w:left="5040" w:hanging="360"/>
+      </w:pPr>
+    </w:lvl>
+    <w:lvl w:ilvl="7" w:tentative="1">
+      <w:start w:val="1"/>
+      <w:numFmt w:val="decimal"/>
+      <w:lvlText w:val="%8."/>
+      <w:lvlJc w:val="left"/>
+      <w:pPr>
+        <w:tabs>
+          <w:tab w:val="num" w:pos="5760"/>
+        </w:tabs>
+        <w:ind w:left="5760" w:hanging="360"/>
+      </w:pPr>
+    </w:lvl>
+    <w:lvl w:ilvl="8" w:tentative="1">
+      <w:start w:val="1"/>
+      <w:numFmt w:val="decimal"/>
+      <w:lvlText w:val="%9."/>
+      <w:lvlJc w:val="left"/>
+      <w:pPr>
+        <w:tabs>
+          <w:tab w:val="num" w:pos="6480"/>
+        </w:tabs>
+        <w:ind w:left="6480" w:hanging="360"/>
+      </w:pPr>
+    </w:lvl>
+  </w:abstractNum>
+  <w:abstractNum w:abstractNumId="11" w15:restartNumberingAfterBreak="0">
     <w:nsid w:val="45173792"/>
     <w:multiLevelType w:val="hybridMultilevel"/>
     <w:tmpl w:val="1AF6A1BE"/>
@@ -3410,7 +3743,7 @@
       </w:pPr>
     </w:lvl>
   </w:abstractNum>
-  <w:abstractNum w:abstractNumId="11" w15:restartNumberingAfterBreak="0">
+  <w:abstractNum w:abstractNumId="12" w15:restartNumberingAfterBreak="0">
     <w:nsid w:val="4D75502C"/>
     <w:multiLevelType w:val="multilevel"/>
     <w:tmpl w:val="FDAEA500"/>
@@ -3559,7 +3892,156 @@
       </w:rPr>
     </w:lvl>
   </w:abstractNum>
-  <w:abstractNum w:abstractNumId="12" w15:restartNumberingAfterBreak="0">
+  <w:abstractNum w:abstractNumId="13" w15:restartNumberingAfterBreak="0">
+    <w:nsid w:val="515E3B1A"/>
+    <w:multiLevelType w:val="multilevel"/>
+    <w:tmpl w:val="107A73A6"/>
+    <w:lvl w:ilvl="0">
+      <w:start w:val="1"/>
+      <w:numFmt w:val="bullet"/>
+      <w:lvlText w:val=""/>
+      <w:lvlJc w:val="left"/>
+      <w:pPr>
+        <w:tabs>
+          <w:tab w:val="num" w:pos="720"/>
+        </w:tabs>
+        <w:ind w:left="720" w:hanging="360"/>
+      </w:pPr>
+      <w:rPr>
+        <w:rFonts w:ascii="Symbol" w:hAnsi="Symbol" w:hint="default"/>
+        <w:sz w:val="20"/>
+      </w:rPr>
+    </w:lvl>
+    <w:lvl w:ilvl="1" w:tentative="1">
+      <w:start w:val="1"/>
+      <w:numFmt w:val="bullet"/>
+      <w:lvlText w:val="o"/>
+      <w:lvlJc w:val="left"/>
+      <w:pPr>
+        <w:tabs>
+          <w:tab w:val="num" w:pos="1440"/>
+        </w:tabs>
+        <w:ind w:left="1440" w:hanging="360"/>
+      </w:pPr>
+      <w:rPr>
+        <w:rFonts w:ascii="Courier New" w:hAnsi="Courier New" w:hint="default"/>
+        <w:sz w:val="20"/>
+      </w:rPr>
+    </w:lvl>
+    <w:lvl w:ilvl="2" w:tentative="1">
+      <w:start w:val="1"/>
+      <w:numFmt w:val="bullet"/>
+      <w:lvlText w:val=""/>
+      <w:lvlJc w:val="left"/>
+      <w:pPr>
+        <w:tabs>
+          <w:tab w:val="num" w:pos="2160"/>
+        </w:tabs>
+        <w:ind w:left="2160" w:hanging="360"/>
+      </w:pPr>
+      <w:rPr>
+        <w:rFonts w:ascii="Wingdings" w:hAnsi="Wingdings" w:hint="default"/>
+        <w:sz w:val="20"/>
+      </w:rPr>
+    </w:lvl>
+    <w:lvl w:ilvl="3" w:tentative="1">
+      <w:start w:val="1"/>
+      <w:numFmt w:val="bullet"/>
+      <w:lvlText w:val=""/>
+      <w:lvlJc w:val="left"/>
+      <w:pPr>
+        <w:tabs>
+          <w:tab w:val="num" w:pos="2880"/>
+        </w:tabs>
+        <w:ind w:left="2880" w:hanging="360"/>
+      </w:pPr>
+      <w:rPr>
+        <w:rFonts w:ascii="Wingdings" w:hAnsi="Wingdings" w:hint="default"/>
+        <w:sz w:val="20"/>
+      </w:rPr>
+    </w:lvl>
+    <w:lvl w:ilvl="4" w:tentative="1">
+      <w:start w:val="1"/>
+      <w:numFmt w:val="bullet"/>
+      <w:lvlText w:val=""/>
+      <w:lvlJc w:val="left"/>
+      <w:pPr>
+        <w:tabs>
+          <w:tab w:val="num" w:pos="3600"/>
+        </w:tabs>
+        <w:ind w:left="3600" w:hanging="360"/>
+      </w:pPr>
+      <w:rPr>
+        <w:rFonts w:ascii="Wingdings" w:hAnsi="Wingdings" w:hint="default"/>
+        <w:sz w:val="20"/>
+      </w:rPr>
+    </w:lvl>
+    <w:lvl w:ilvl="5" w:tentative="1">
+      <w:start w:val="1"/>
+      <w:numFmt w:val="bullet"/>
+      <w:lvlText w:val=""/>
+      <w:lvlJc w:val="left"/>
+      <w:pPr>
+        <w:tabs>
+          <w:tab w:val="num" w:pos="4320"/>
+        </w:tabs>
+        <w:ind w:left="4320" w:hanging="360"/>
+      </w:pPr>
+      <w:rPr>
+        <w:rFonts w:ascii="Wingdings" w:hAnsi="Wingdings" w:hint="default"/>
+        <w:sz w:val="20"/>
+      </w:rPr>
+    </w:lvl>
+    <w:lvl w:ilvl="6" w:tentative="1">
+      <w:start w:val="1"/>
+      <w:numFmt w:val="bullet"/>
+      <w:lvlText w:val=""/>
+      <w:lvlJc w:val="left"/>
+      <w:pPr>
+        <w:tabs>
+          <w:tab w:val="num" w:pos="5040"/>
+        </w:tabs>
+        <w:ind w:left="5040" w:hanging="360"/>
+      </w:pPr>
+      <w:rPr>
+        <w:rFonts w:ascii="Wingdings" w:hAnsi="Wingdings" w:hint="default"/>
+        <w:sz w:val="20"/>
+      </w:rPr>
+    </w:lvl>
+    <w:lvl w:ilvl="7" w:tentative="1">
+      <w:start w:val="1"/>
+      <w:numFmt w:val="bullet"/>
+      <w:lvlText w:val=""/>
+      <w:lvlJc w:val="left"/>
+      <w:pPr>
+        <w:tabs>
+          <w:tab w:val="num" w:pos="5760"/>
+        </w:tabs>
+        <w:ind w:left="5760" w:hanging="360"/>
+      </w:pPr>
+      <w:rPr>
+        <w:rFonts w:ascii="Wingdings" w:hAnsi="Wingdings" w:hint="default"/>
+        <w:sz w:val="20"/>
+      </w:rPr>
+    </w:lvl>
+    <w:lvl w:ilvl="8" w:tentative="1">
+      <w:start w:val="1"/>
+      <w:numFmt w:val="bullet"/>
+      <w:lvlText w:val=""/>
+      <w:lvlJc w:val="left"/>
+      <w:pPr>
+        <w:tabs>
+          <w:tab w:val="num" w:pos="6480"/>
+        </w:tabs>
+        <w:ind w:left="6480" w:hanging="360"/>
+      </w:pPr>
+      <w:rPr>
+        <w:rFonts w:ascii="Wingdings" w:hAnsi="Wingdings" w:hint="default"/>
+        <w:sz w:val="20"/>
+      </w:rPr>
+    </w:lvl>
+  </w:abstractNum>
+  <w:abstractNum w:abstractNumId="14" w15:restartNumberingAfterBreak="0">
     <w:nsid w:val="56083F7B"/>
     <w:multiLevelType w:val="multilevel"/>
     <w:tmpl w:val="0CDA4356"/>
@@ -3676,7 +4158,7 @@
       </w:pPr>
     </w:lvl>
   </w:abstractNum>
-  <w:abstractNum w:abstractNumId="13" w15:restartNumberingAfterBreak="0">
+  <w:abstractNum w:abstractNumId="15" w15:restartNumberingAfterBreak="0">
     <w:nsid w:val="58F3329D"/>
     <w:multiLevelType w:val="multilevel"/>
     <w:tmpl w:val="02943446"/>
@@ -3789,7 +4271,7 @@
       </w:pPr>
     </w:lvl>
   </w:abstractNum>
-  <w:abstractNum w:abstractNumId="14" w15:restartNumberingAfterBreak="0">
+  <w:abstractNum w:abstractNumId="16" w15:restartNumberingAfterBreak="0">
     <w:nsid w:val="5E9D6FEA"/>
     <w:multiLevelType w:val="multilevel"/>
     <w:tmpl w:val="4CF26024"/>
@@ -3938,7 +4420,7 @@
       </w:rPr>
     </w:lvl>
   </w:abstractNum>
-  <w:abstractNum w:abstractNumId="15" w15:restartNumberingAfterBreak="0">
+  <w:abstractNum w:abstractNumId="17" w15:restartNumberingAfterBreak="0">
     <w:nsid w:val="63197957"/>
     <w:multiLevelType w:val="hybridMultilevel"/>
     <w:tmpl w:val="9CA86178"/>
@@ -4051,7 +4533,7 @@
       </w:rPr>
     </w:lvl>
   </w:abstractNum>
-  <w:abstractNum w:abstractNumId="16" w15:restartNumberingAfterBreak="0">
+  <w:abstractNum w:abstractNumId="18" w15:restartNumberingAfterBreak="0">
     <w:nsid w:val="6D7D1B0B"/>
     <w:multiLevelType w:val="multilevel"/>
     <w:tmpl w:val="3856858A"/>
@@ -4200,7 +4682,7 @@
       </w:rPr>
     </w:lvl>
   </w:abstractNum>
-  <w:abstractNum w:abstractNumId="17" w15:restartNumberingAfterBreak="0">
+  <w:abstractNum w:abstractNumId="19" w15:restartNumberingAfterBreak="0">
     <w:nsid w:val="6D9F410E"/>
     <w:multiLevelType w:val="multilevel"/>
     <w:tmpl w:val="12664AC8"/>
@@ -4349,7 +4831,7 @@
       </w:rPr>
     </w:lvl>
   </w:abstractNum>
-  <w:abstractNum w:abstractNumId="18" w15:restartNumberingAfterBreak="0">
+  <w:abstractNum w:abstractNumId="20" w15:restartNumberingAfterBreak="0">
     <w:nsid w:val="6FF56B75"/>
     <w:multiLevelType w:val="multilevel"/>
     <w:tmpl w:val="7B944946"/>
@@ -4498,7 +4980,7 @@
       </w:rPr>
     </w:lvl>
   </w:abstractNum>
-  <w:abstractNum w:abstractNumId="19" w15:restartNumberingAfterBreak="0">
+  <w:abstractNum w:abstractNumId="21" w15:restartNumberingAfterBreak="0">
     <w:nsid w:val="79270E0E"/>
     <w:multiLevelType w:val="multilevel"/>
     <w:tmpl w:val="DEA86EB2"/>
@@ -4648,31 +5130,31 @@
     </w:lvl>
   </w:abstractNum>
   <w:num w:numId="1" w16cid:durableId="560021030">
-    <w:abstractNumId w:val="17"/>
+    <w:abstractNumId w:val="19"/>
   </w:num>
   <w:num w:numId="2" w16cid:durableId="1344283166">
-    <w:abstractNumId w:val="16"/>
+    <w:abstractNumId w:val="18"/>
   </w:num>
   <w:num w:numId="3" w16cid:durableId="1165320647">
     <w:abstractNumId w:val="3"/>
   </w:num>
   <w:num w:numId="4" w16cid:durableId="1775204908">
-    <w:abstractNumId w:val="14"/>
+    <w:abstractNumId w:val="16"/>
   </w:num>
   <w:num w:numId="5" w16cid:durableId="1426807031">
     <w:abstractNumId w:val="9"/>
   </w:num>
   <w:num w:numId="6" w16cid:durableId="74209744">
-    <w:abstractNumId w:val="19"/>
+    <w:abstractNumId w:val="21"/>
   </w:num>
   <w:num w:numId="7" w16cid:durableId="1626697873">
-    <w:abstractNumId w:val="13"/>
+    <w:abstractNumId w:val="15"/>
   </w:num>
   <w:num w:numId="8" w16cid:durableId="1428651699">
-    <w:abstractNumId w:val="15"/>
+    <w:abstractNumId w:val="17"/>
   </w:num>
   <w:num w:numId="9" w16cid:durableId="1829787808">
-    <w:abstractNumId w:val="10"/>
+    <w:abstractNumId w:val="11"/>
   </w:num>
   <w:num w:numId="10" w16cid:durableId="1823157519">
     <w:abstractNumId w:val="1"/>
@@ -4684,10 +5166,10 @@
     <w:abstractNumId w:val="6"/>
   </w:num>
   <w:num w:numId="13" w16cid:durableId="1050960894">
-    <w:abstractNumId w:val="18"/>
+    <w:abstractNumId w:val="20"/>
   </w:num>
   <w:num w:numId="14" w16cid:durableId="1412659600">
-    <w:abstractNumId w:val="12"/>
+    <w:abstractNumId w:val="14"/>
   </w:num>
   <w:num w:numId="15" w16cid:durableId="866478968">
     <w:abstractNumId w:val="7"/>
@@ -4702,10 +5184,16 @@
     <w:abstractNumId w:val="2"/>
   </w:num>
   <w:num w:numId="19" w16cid:durableId="1000232723">
-    <w:abstractNumId w:val="11"/>
+    <w:abstractNumId w:val="12"/>
   </w:num>
   <w:num w:numId="20" w16cid:durableId="412971726">
     <w:abstractNumId w:val="8"/>
+  </w:num>
+  <w:num w:numId="21" w16cid:durableId="399061677">
+    <w:abstractNumId w:val="13"/>
+  </w:num>
+  <w:num w:numId="22" w16cid:durableId="2098597474">
+    <w:abstractNumId w:val="10"/>
   </w:num>
 </w:numbering>
 </file>
@@ -5925,4 +6413,16 @@
     </a:ext>
   </a:extLst>
 </a:theme>
+</file>
+
+<file path=customXml/item1.xml><?xml version="1.0" encoding="utf-8"?>
+<b:Sources xmlns:b="http://schemas.openxmlformats.org/officeDocument/2006/bibliography" xmlns="http://schemas.openxmlformats.org/officeDocument/2006/bibliography" SelectedStyle="\APASixthEditionOfficeOnline.xsl" StyleName="APA" Version="6"/>
+</file>
+
+<file path=customXml/itemProps1.xml><?xml version="1.0" encoding="utf-8"?>
+<ds:datastoreItem xmlns:ds="http://schemas.openxmlformats.org/officeDocument/2006/customXml" ds:itemID="{726EF7F7-2A93-49C1-8EA2-88F06A3389A5}">
+  <ds:schemaRefs>
+    <ds:schemaRef ds:uri="http://schemas.openxmlformats.org/officeDocument/2006/bibliography"/>
+  </ds:schemaRefs>
+</ds:datastoreItem>
 </file>
--- a/Documentation.docx
+++ b/Documentation.docx
@@ -2274,6 +2274,238 @@
       </w:r>
       <w:r>
         <w:t xml:space="preserve"> Adăugarea IP-ului extern (103.45.67.89) în lista de blocare a Firewall-ului la nivel de companie și interogarea platformei SIEM pentru a verifica dacă și alte stații interne au comunicat cu acest IP.</w:t>
+      </w:r>
+    </w:p>
+    <w:p/>
+    <w:p/>
+    <w:p/>
+    <w:p/>
+    <w:p/>
+    <w:p/>
+    <w:p/>
+    <w:p/>
+    <w:p>
+      <w:pPr>
+        <w:rPr>
+          <w:color w:val="EE0000"/>
+        </w:rPr>
+      </w:pPr>
+      <w:r>
+        <w:rPr>
+          <w:b/>
+          <w:bCs/>
+          <w:color w:val="EE0000"/>
+        </w:rPr>
+        <w:lastRenderedPageBreak/>
+        <w:t>SCENARIUL #10: VULNERABILITY MANAGEMENT &amp; PRIORITIZARE (CVSS)</w:t>
+      </w:r>
+      <w:r>
+        <w:rPr>
+          <w:color w:val="EE0000"/>
+        </w:rPr>
+        <w:t xml:space="preserve"> </w:t>
+      </w:r>
+    </w:p>
+    <w:p>
+      <w:r>
+        <w:rPr>
+          <w:b/>
+          <w:bCs/>
+        </w:rPr>
+        <w:t>Data:</w:t>
+      </w:r>
+      <w:r>
+        <w:t xml:space="preserve"> 1</w:t>
+      </w:r>
+      <w:r>
+        <w:t>6</w:t>
+      </w:r>
+      <w:r>
+        <w:t xml:space="preserve"> Aprilie 2026 </w:t>
+      </w:r>
+    </w:p>
+    <w:p>
+      <w:r>
+        <w:rPr>
+          <w:b/>
+          <w:bCs/>
+        </w:rPr>
+        <w:t>Tehnică MITRE ATT&amp;CK:</w:t>
+      </w:r>
+      <w:r>
+        <w:t xml:space="preserve"> [T1190] Exploit Public-Facing Application / [T1210] Exploitation of Remote Services</w:t>
+      </w:r>
+    </w:p>
+    <w:p/>
+    <w:p>
+      <w:r>
+        <w:rPr>
+          <w:b/>
+          <w:bCs/>
+        </w:rPr>
+        <w:t>A. Ipoteza de Investigare</w:t>
+      </w:r>
+      <w:r>
+        <w:t xml:space="preserve"> Analizarea unui raport de scanare a vulnerabilităților (Nessus) care indică o vulnerabilitate critică de tip RCE (Remote Code Execution - Log4Shell) pe serverul de producție SRV-WEB-01. Obiectivul este înțelegerea severității (scor CVSS 10.0), aplicarea măsurilor temporare de atenuare și coordonarea procesului de remediere permanentă.</w:t>
+      </w:r>
+    </w:p>
+    <w:p/>
+    <w:p>
+      <w:r>
+        <w:rPr>
+          <w:b/>
+          <w:bCs/>
+        </w:rPr>
+        <w:t>B. Interacțiunea cu AI (Prompt)</w:t>
+      </w:r>
+      <w:r>
+        <w:t xml:space="preserve"> "Am un raport Nessus cu vulnerabilitatea Log4Shell pe SRV-WEB-01, scor CVSS 10.0. 1. Ce înseamnă scorul 10.0 și de ce e 'Sfântul Graal'? 2. Care e diferența dintre remediere și atenuare? 3. Care sunt cei 3 pași critici de gestionare a vulnerabilității?"</w:t>
+      </w:r>
+    </w:p>
+    <w:p/>
+    <w:p>
+      <w:r>
+        <w:rPr>
+          <w:b/>
+          <w:bCs/>
+        </w:rPr>
+        <w:t>C. Rezultat Tehnic (Analiza AI)</w:t>
+      </w:r>
+    </w:p>
+    <w:p>
+      <w:pPr>
+        <w:numPr>
+          <w:ilvl w:val="0"/>
+          <w:numId w:val="23"/>
+        </w:numPr>
+      </w:pPr>
+      <w:r>
+        <w:rPr>
+          <w:b/>
+          <w:bCs/>
+        </w:rPr>
+        <w:t>Severitate CVSS 10.0 (Impact Maxim):</w:t>
+      </w:r>
+      <w:r>
+        <w:t xml:space="preserve"> Vulnerabilitatea are scorul maxim deoarece poate fi exploatată prin rețea (Network), cu o complexitate foarte scăzută (Low), fără privilegii sau autentificare (None) și fără interacțiunea utilizatorului (None), ducând la un impact total asupra Confidențialității, Integrității și Disponibilității serverului.</w:t>
+      </w:r>
+    </w:p>
+    <w:p>
+      <w:pPr>
+        <w:numPr>
+          <w:ilvl w:val="0"/>
+          <w:numId w:val="23"/>
+        </w:numPr>
+      </w:pPr>
+      <w:r>
+        <w:rPr>
+          <w:b/>
+          <w:bCs/>
+        </w:rPr>
+        <w:t>Strategii de Răspuns (Mitigation vs. Remediation):</w:t>
+      </w:r>
+    </w:p>
+    <w:p>
+      <w:pPr>
+        <w:numPr>
+          <w:ilvl w:val="1"/>
+          <w:numId w:val="23"/>
+        </w:numPr>
+      </w:pPr>
+      <w:r>
+        <w:rPr>
+          <w:b/>
+          <w:bCs/>
+        </w:rPr>
+        <w:t>Atenuare (Mitigation):</w:t>
+      </w:r>
+      <w:r>
+        <w:t xml:space="preserve"> Aplicarea unor măsuri temporare, realizabile în câteva ore, pentru a reduce riscul imediat (ex: reguli de WAF pentru blocarea payload-urilor ${jndi:, filtrarea traficului Egress pe porturile LDAP/RMI). Acestea nu elimină vulnerabilitatea de bază.</w:t>
+      </w:r>
+    </w:p>
+    <w:p>
+      <w:pPr>
+        <w:numPr>
+          <w:ilvl w:val="1"/>
+          <w:numId w:val="23"/>
+        </w:numPr>
+      </w:pPr>
+      <w:r>
+        <w:rPr>
+          <w:b/>
+          <w:bCs/>
+        </w:rPr>
+        <w:t>Remediere (Remediation):</w:t>
+      </w:r>
+      <w:r>
+        <w:t xml:space="preserve"> Soluția permanentă și durabilă care rezolvă problema la nivel de cod (ex: actualizarea bibliotecii Apache Log4j la versiunea 2.17.0+). Necesită testare și ferestre de mentenanță.</w:t>
+      </w:r>
+    </w:p>
+    <w:p/>
+    <w:p/>
+    <w:p/>
+    <w:p>
+      <w:r>
+        <w:rPr>
+          <w:b/>
+          <w:bCs/>
+        </w:rPr>
+        <w:lastRenderedPageBreak/>
+        <w:t>D. Acțiuni L1 Efectuate (Vulnerability Lifecycle)</w:t>
+      </w:r>
+    </w:p>
+    <w:p>
+      <w:pPr>
+        <w:numPr>
+          <w:ilvl w:val="0"/>
+          <w:numId w:val="24"/>
+        </w:numPr>
+      </w:pPr>
+      <w:r>
+        <w:rPr>
+          <w:b/>
+          <w:bCs/>
+        </w:rPr>
+        <w:t>Prioritizare și Escalare:</w:t>
+      </w:r>
+      <w:r>
+        <w:t xml:space="preserve"> Documentarea incidentului (CVE-2021-44228) și deschiderea imediată a unui tichet CRITIC către echipele de Security, DevOps și Application Owners.</w:t>
+      </w:r>
+    </w:p>
+    <w:p>
+      <w:pPr>
+        <w:numPr>
+          <w:ilvl w:val="0"/>
+          <w:numId w:val="24"/>
+        </w:numPr>
+      </w:pPr>
+      <w:r>
+        <w:rPr>
+          <w:b/>
+          <w:bCs/>
+        </w:rPr>
+        <w:t>Implementarea Măsurilor de Atenuare (Containment):</w:t>
+      </w:r>
+      <w:r>
+        <w:t xml:space="preserve"> Colaborarea cu echipa de rețea pentru implementarea regulilor WAF și blocarea conexiunilor externe pe porturile sensibile (389, 1099), reducând riscul de exploatare imediată cu ~80%.</w:t>
+      </w:r>
+    </w:p>
+    <w:p>
+      <w:pPr>
+        <w:numPr>
+          <w:ilvl w:val="0"/>
+          <w:numId w:val="24"/>
+        </w:numPr>
+      </w:pPr>
+      <w:r>
+        <w:rPr>
+          <w:b/>
+          <w:bCs/>
+        </w:rPr>
+        <w:t>Coordonarea Remedierii și Verificarea (Rescan):</w:t>
+      </w:r>
+      <w:r>
+        <w:t xml:space="preserve"> Planificarea upgrade-ului alături de echipa de dezvoltare, urmată de o scanare de verificare post-patching (prin trimiterea de payload-uri test) pentru a confirma închiderea cu succes a vulnerabilității.</w:t>
       </w:r>
     </w:p>
     <w:p/>
@@ -2868,6 +3100,268 @@
     </w:lvl>
   </w:abstractNum>
   <w:abstractNum w:abstractNumId="5" w15:restartNumberingAfterBreak="0">
+    <w:nsid w:val="20480FB8"/>
+    <w:multiLevelType w:val="multilevel"/>
+    <w:tmpl w:val="66C0439E"/>
+    <w:lvl w:ilvl="0">
+      <w:start w:val="1"/>
+      <w:numFmt w:val="bullet"/>
+      <w:lvlText w:val=""/>
+      <w:lvlJc w:val="left"/>
+      <w:pPr>
+        <w:tabs>
+          <w:tab w:val="num" w:pos="720"/>
+        </w:tabs>
+        <w:ind w:left="720" w:hanging="360"/>
+      </w:pPr>
+      <w:rPr>
+        <w:rFonts w:ascii="Symbol" w:hAnsi="Symbol" w:hint="default"/>
+        <w:sz w:val="20"/>
+      </w:rPr>
+    </w:lvl>
+    <w:lvl w:ilvl="1">
+      <w:start w:val="1"/>
+      <w:numFmt w:val="bullet"/>
+      <w:lvlText w:val="o"/>
+      <w:lvlJc w:val="left"/>
+      <w:pPr>
+        <w:tabs>
+          <w:tab w:val="num" w:pos="1440"/>
+        </w:tabs>
+        <w:ind w:left="1440" w:hanging="360"/>
+      </w:pPr>
+      <w:rPr>
+        <w:rFonts w:ascii="Courier New" w:hAnsi="Courier New" w:hint="default"/>
+        <w:sz w:val="20"/>
+      </w:rPr>
+    </w:lvl>
+    <w:lvl w:ilvl="2" w:tentative="1">
+      <w:start w:val="1"/>
+      <w:numFmt w:val="bullet"/>
+      <w:lvlText w:val=""/>
+      <w:lvlJc w:val="left"/>
+      <w:pPr>
+        <w:tabs>
+          <w:tab w:val="num" w:pos="2160"/>
+        </w:tabs>
+        <w:ind w:left="2160" w:hanging="360"/>
+      </w:pPr>
+      <w:rPr>
+        <w:rFonts w:ascii="Wingdings" w:hAnsi="Wingdings" w:hint="default"/>
+        <w:sz w:val="20"/>
+      </w:rPr>
+    </w:lvl>
+    <w:lvl w:ilvl="3" w:tentative="1">
+      <w:start w:val="1"/>
+      <w:numFmt w:val="bullet"/>
+      <w:lvlText w:val=""/>
+      <w:lvlJc w:val="left"/>
+      <w:pPr>
+        <w:tabs>
+          <w:tab w:val="num" w:pos="2880"/>
+        </w:tabs>
+        <w:ind w:left="2880" w:hanging="360"/>
+      </w:pPr>
+      <w:rPr>
+        <w:rFonts w:ascii="Wingdings" w:hAnsi="Wingdings" w:hint="default"/>
+        <w:sz w:val="20"/>
+      </w:rPr>
+    </w:lvl>
+    <w:lvl w:ilvl="4" w:tentative="1">
+      <w:start w:val="1"/>
+      <w:numFmt w:val="bullet"/>
+      <w:lvlText w:val=""/>
+      <w:lvlJc w:val="left"/>
+      <w:pPr>
+        <w:tabs>
+          <w:tab w:val="num" w:pos="3600"/>
+        </w:tabs>
+        <w:ind w:left="3600" w:hanging="360"/>
+      </w:pPr>
+      <w:rPr>
+        <w:rFonts w:ascii="Wingdings" w:hAnsi="Wingdings" w:hint="default"/>
+        <w:sz w:val="20"/>
+      </w:rPr>
+    </w:lvl>
+    <w:lvl w:ilvl="5" w:tentative="1">
+      <w:start w:val="1"/>
+      <w:numFmt w:val="bullet"/>
+      <w:lvlText w:val=""/>
+      <w:lvlJc w:val="left"/>
+      <w:pPr>
+        <w:tabs>
+          <w:tab w:val="num" w:pos="4320"/>
+        </w:tabs>
+        <w:ind w:left="4320" w:hanging="360"/>
+      </w:pPr>
+      <w:rPr>
+        <w:rFonts w:ascii="Wingdings" w:hAnsi="Wingdings" w:hint="default"/>
+        <w:sz w:val="20"/>
+      </w:rPr>
+    </w:lvl>
+    <w:lvl w:ilvl="6" w:tentative="1">
+      <w:start w:val="1"/>
+      <w:numFmt w:val="bullet"/>
+      <w:lvlText w:val=""/>
+      <w:lvlJc w:val="left"/>
+      <w:pPr>
+        <w:tabs>
+          <w:tab w:val="num" w:pos="5040"/>
+        </w:tabs>
+        <w:ind w:left="5040" w:hanging="360"/>
+      </w:pPr>
+      <w:rPr>
+        <w:rFonts w:ascii="Wingdings" w:hAnsi="Wingdings" w:hint="default"/>
+        <w:sz w:val="20"/>
+      </w:rPr>
+    </w:lvl>
+    <w:lvl w:ilvl="7" w:tentative="1">
+      <w:start w:val="1"/>
+      <w:numFmt w:val="bullet"/>
+      <w:lvlText w:val=""/>
+      <w:lvlJc w:val="left"/>
+      <w:pPr>
+        <w:tabs>
+          <w:tab w:val="num" w:pos="5760"/>
+        </w:tabs>
+        <w:ind w:left="5760" w:hanging="360"/>
+      </w:pPr>
+      <w:rPr>
+        <w:rFonts w:ascii="Wingdings" w:hAnsi="Wingdings" w:hint="default"/>
+        <w:sz w:val="20"/>
+      </w:rPr>
+    </w:lvl>
+    <w:lvl w:ilvl="8" w:tentative="1">
+      <w:start w:val="1"/>
+      <w:numFmt w:val="bullet"/>
+      <w:lvlText w:val=""/>
+      <w:lvlJc w:val="left"/>
+      <w:pPr>
+        <w:tabs>
+          <w:tab w:val="num" w:pos="6480"/>
+        </w:tabs>
+        <w:ind w:left="6480" w:hanging="360"/>
+      </w:pPr>
+      <w:rPr>
+        <w:rFonts w:ascii="Wingdings" w:hAnsi="Wingdings" w:hint="default"/>
+        <w:sz w:val="20"/>
+      </w:rPr>
+    </w:lvl>
+  </w:abstractNum>
+  <w:abstractNum w:abstractNumId="6" w15:restartNumberingAfterBreak="0">
+    <w:nsid w:val="249F1BA8"/>
+    <w:multiLevelType w:val="multilevel"/>
+    <w:tmpl w:val="691E19C8"/>
+    <w:lvl w:ilvl="0">
+      <w:start w:val="1"/>
+      <w:numFmt w:val="decimal"/>
+      <w:lvlText w:val="%1."/>
+      <w:lvlJc w:val="left"/>
+      <w:pPr>
+        <w:tabs>
+          <w:tab w:val="num" w:pos="720"/>
+        </w:tabs>
+        <w:ind w:left="720" w:hanging="360"/>
+      </w:pPr>
+    </w:lvl>
+    <w:lvl w:ilvl="1" w:tentative="1">
+      <w:start w:val="1"/>
+      <w:numFmt w:val="decimal"/>
+      <w:lvlText w:val="%2."/>
+      <w:lvlJc w:val="left"/>
+      <w:pPr>
+        <w:tabs>
+          <w:tab w:val="num" w:pos="1440"/>
+        </w:tabs>
+        <w:ind w:left="1440" w:hanging="360"/>
+      </w:pPr>
+    </w:lvl>
+    <w:lvl w:ilvl="2" w:tentative="1">
+      <w:start w:val="1"/>
+      <w:numFmt w:val="decimal"/>
+      <w:lvlText w:val="%3."/>
+      <w:lvlJc w:val="left"/>
+      <w:pPr>
+        <w:tabs>
+          <w:tab w:val="num" w:pos="2160"/>
+        </w:tabs>
+        <w:ind w:left="2160" w:hanging="360"/>
+      </w:pPr>
+    </w:lvl>
+    <w:lvl w:ilvl="3" w:tentative="1">
+      <w:start w:val="1"/>
+      <w:numFmt w:val="decimal"/>
+      <w:lvlText w:val="%4."/>
+      <w:lvlJc w:val="left"/>
+      <w:pPr>
+        <w:tabs>
+          <w:tab w:val="num" w:pos="2880"/>
+        </w:tabs>
+        <w:ind w:left="2880" w:hanging="360"/>
+      </w:pPr>
+    </w:lvl>
+    <w:lvl w:ilvl="4" w:tentative="1">
+      <w:start w:val="1"/>
+      <w:numFmt w:val="decimal"/>
+      <w:lvlText w:val="%5."/>
+      <w:lvlJc w:val="left"/>
+      <w:pPr>
+        <w:tabs>
+          <w:tab w:val="num" w:pos="3600"/>
+        </w:tabs>
+        <w:ind w:left="3600" w:hanging="360"/>
+      </w:pPr>
+    </w:lvl>
+    <w:lvl w:ilvl="5" w:tentative="1">
+      <w:start w:val="1"/>
+      <w:numFmt w:val="decimal"/>
+      <w:lvlText w:val="%6."/>
+      <w:lvlJc w:val="left"/>
+      <w:pPr>
+        <w:tabs>
+          <w:tab w:val="num" w:pos="4320"/>
+        </w:tabs>
+        <w:ind w:left="4320" w:hanging="360"/>
+      </w:pPr>
+    </w:lvl>
+    <w:lvl w:ilvl="6" w:tentative="1">
+      <w:start w:val="1"/>
+      <w:numFmt w:val="decimal"/>
+      <w:lvlText w:val="%7."/>
+      <w:lvlJc w:val="left"/>
+      <w:pPr>
+        <w:tabs>
+          <w:tab w:val="num" w:pos="5040"/>
+        </w:tabs>
+        <w:ind w:left="5040" w:hanging="360"/>
+      </w:pPr>
+    </w:lvl>
+    <w:lvl w:ilvl="7" w:tentative="1">
+      <w:start w:val="1"/>
+      <w:numFmt w:val="decimal"/>
+      <w:lvlText w:val="%8."/>
+      <w:lvlJc w:val="left"/>
+      <w:pPr>
+        <w:tabs>
+          <w:tab w:val="num" w:pos="5760"/>
+        </w:tabs>
+        <w:ind w:left="5760" w:hanging="360"/>
+      </w:pPr>
+    </w:lvl>
+    <w:lvl w:ilvl="8" w:tentative="1">
+      <w:start w:val="1"/>
+      <w:numFmt w:val="decimal"/>
+      <w:lvlText w:val="%9."/>
+      <w:lvlJc w:val="left"/>
+      <w:pPr>
+        <w:tabs>
+          <w:tab w:val="num" w:pos="6480"/>
+        </w:tabs>
+        <w:ind w:left="6480" w:hanging="360"/>
+      </w:pPr>
+    </w:lvl>
+  </w:abstractNum>
+  <w:abstractNum w:abstractNumId="7" w15:restartNumberingAfterBreak="0">
     <w:nsid w:val="25597C5D"/>
     <w:multiLevelType w:val="multilevel"/>
     <w:tmpl w:val="BA606C66"/>
@@ -3016,7 +3510,7 @@
       </w:rPr>
     </w:lvl>
   </w:abstractNum>
-  <w:abstractNum w:abstractNumId="6" w15:restartNumberingAfterBreak="0">
+  <w:abstractNum w:abstractNumId="8" w15:restartNumberingAfterBreak="0">
     <w:nsid w:val="2E9F484B"/>
     <w:multiLevelType w:val="multilevel"/>
     <w:tmpl w:val="4D9009AE"/>
@@ -3133,7 +3627,7 @@
       </w:pPr>
     </w:lvl>
   </w:abstractNum>
-  <w:abstractNum w:abstractNumId="7" w15:restartNumberingAfterBreak="0">
+  <w:abstractNum w:abstractNumId="9" w15:restartNumberingAfterBreak="0">
     <w:nsid w:val="35036E1A"/>
     <w:multiLevelType w:val="multilevel"/>
     <w:tmpl w:val="5FEE8CDC"/>
@@ -3282,7 +3776,7 @@
       </w:rPr>
     </w:lvl>
   </w:abstractNum>
-  <w:abstractNum w:abstractNumId="8" w15:restartNumberingAfterBreak="0">
+  <w:abstractNum w:abstractNumId="10" w15:restartNumberingAfterBreak="0">
     <w:nsid w:val="3B4B70E8"/>
     <w:multiLevelType w:val="multilevel"/>
     <w:tmpl w:val="7C182DFA"/>
@@ -3395,7 +3889,7 @@
       </w:pPr>
     </w:lvl>
   </w:abstractNum>
-  <w:abstractNum w:abstractNumId="9" w15:restartNumberingAfterBreak="0">
+  <w:abstractNum w:abstractNumId="11" w15:restartNumberingAfterBreak="0">
     <w:nsid w:val="42044E85"/>
     <w:multiLevelType w:val="multilevel"/>
     <w:tmpl w:val="0E1A36E8"/>
@@ -3544,7 +4038,7 @@
       </w:rPr>
     </w:lvl>
   </w:abstractNum>
-  <w:abstractNum w:abstractNumId="10" w15:restartNumberingAfterBreak="0">
+  <w:abstractNum w:abstractNumId="12" w15:restartNumberingAfterBreak="0">
     <w:nsid w:val="449F38F1"/>
     <w:multiLevelType w:val="multilevel"/>
     <w:tmpl w:val="7B1666FA"/>
@@ -3657,7 +4151,7 @@
       </w:pPr>
     </w:lvl>
   </w:abstractNum>
-  <w:abstractNum w:abstractNumId="11" w15:restartNumberingAfterBreak="0">
+  <w:abstractNum w:abstractNumId="13" w15:restartNumberingAfterBreak="0">
     <w:nsid w:val="45173792"/>
     <w:multiLevelType w:val="hybridMultilevel"/>
     <w:tmpl w:val="1AF6A1BE"/>
@@ -3743,7 +4237,7 @@
       </w:pPr>
     </w:lvl>
   </w:abstractNum>
-  <w:abstractNum w:abstractNumId="12" w15:restartNumberingAfterBreak="0">
+  <w:abstractNum w:abstractNumId="14" w15:restartNumberingAfterBreak="0">
     <w:nsid w:val="4D75502C"/>
     <w:multiLevelType w:val="multilevel"/>
     <w:tmpl w:val="FDAEA500"/>
@@ -3892,7 +4386,7 @@
       </w:rPr>
     </w:lvl>
   </w:abstractNum>
-  <w:abstractNum w:abstractNumId="13" w15:restartNumberingAfterBreak="0">
+  <w:abstractNum w:abstractNumId="15" w15:restartNumberingAfterBreak="0">
     <w:nsid w:val="515E3B1A"/>
     <w:multiLevelType w:val="multilevel"/>
     <w:tmpl w:val="107A73A6"/>
@@ -4041,7 +4535,7 @@
       </w:rPr>
     </w:lvl>
   </w:abstractNum>
-  <w:abstractNum w:abstractNumId="14" w15:restartNumberingAfterBreak="0">
+  <w:abstractNum w:abstractNumId="16" w15:restartNumberingAfterBreak="0">
     <w:nsid w:val="56083F7B"/>
     <w:multiLevelType w:val="multilevel"/>
     <w:tmpl w:val="0CDA4356"/>
@@ -4158,7 +4652,7 @@
       </w:pPr>
     </w:lvl>
   </w:abstractNum>
-  <w:abstractNum w:abstractNumId="15" w15:restartNumberingAfterBreak="0">
+  <w:abstractNum w:abstractNumId="17" w15:restartNumberingAfterBreak="0">
     <w:nsid w:val="58F3329D"/>
     <w:multiLevelType w:val="multilevel"/>
     <w:tmpl w:val="02943446"/>
@@ -4271,7 +4765,7 @@
       </w:pPr>
     </w:lvl>
   </w:abstractNum>
-  <w:abstractNum w:abstractNumId="16" w15:restartNumberingAfterBreak="0">
+  <w:abstractNum w:abstractNumId="18" w15:restartNumberingAfterBreak="0">
     <w:nsid w:val="5E9D6FEA"/>
     <w:multiLevelType w:val="multilevel"/>
     <w:tmpl w:val="4CF26024"/>
@@ -4420,7 +4914,7 @@
       </w:rPr>
     </w:lvl>
   </w:abstractNum>
-  <w:abstractNum w:abstractNumId="17" w15:restartNumberingAfterBreak="0">
+  <w:abstractNum w:abstractNumId="19" w15:restartNumberingAfterBreak="0">
     <w:nsid w:val="63197957"/>
     <w:multiLevelType w:val="hybridMultilevel"/>
     <w:tmpl w:val="9CA86178"/>
@@ -4533,7 +5027,7 @@
       </w:rPr>
     </w:lvl>
   </w:abstractNum>
-  <w:abstractNum w:abstractNumId="18" w15:restartNumberingAfterBreak="0">
+  <w:abstractNum w:abstractNumId="20" w15:restartNumberingAfterBreak="0">
     <w:nsid w:val="6D7D1B0B"/>
     <w:multiLevelType w:val="multilevel"/>
     <w:tmpl w:val="3856858A"/>
@@ -4682,7 +5176,7 @@
       </w:rPr>
     </w:lvl>
   </w:abstractNum>
-  <w:abstractNum w:abstractNumId="19" w15:restartNumberingAfterBreak="0">
+  <w:abstractNum w:abstractNumId="21" w15:restartNumberingAfterBreak="0">
     <w:nsid w:val="6D9F410E"/>
     <w:multiLevelType w:val="multilevel"/>
     <w:tmpl w:val="12664AC8"/>
@@ -4831,7 +5325,7 @@
       </w:rPr>
     </w:lvl>
   </w:abstractNum>
-  <w:abstractNum w:abstractNumId="20" w15:restartNumberingAfterBreak="0">
+  <w:abstractNum w:abstractNumId="22" w15:restartNumberingAfterBreak="0">
     <w:nsid w:val="6FF56B75"/>
     <w:multiLevelType w:val="multilevel"/>
     <w:tmpl w:val="7B944946"/>
@@ -4980,7 +5474,7 @@
       </w:rPr>
     </w:lvl>
   </w:abstractNum>
-  <w:abstractNum w:abstractNumId="21" w15:restartNumberingAfterBreak="0">
+  <w:abstractNum w:abstractNumId="23" w15:restartNumberingAfterBreak="0">
     <w:nsid w:val="79270E0E"/>
     <w:multiLevelType w:val="multilevel"/>
     <w:tmpl w:val="DEA86EB2"/>
@@ -5130,49 +5624,49 @@
     </w:lvl>
   </w:abstractNum>
   <w:num w:numId="1" w16cid:durableId="560021030">
-    <w:abstractNumId w:val="19"/>
+    <w:abstractNumId w:val="21"/>
   </w:num>
   <w:num w:numId="2" w16cid:durableId="1344283166">
-    <w:abstractNumId w:val="18"/>
+    <w:abstractNumId w:val="20"/>
   </w:num>
   <w:num w:numId="3" w16cid:durableId="1165320647">
     <w:abstractNumId w:val="3"/>
   </w:num>
   <w:num w:numId="4" w16cid:durableId="1775204908">
-    <w:abstractNumId w:val="16"/>
+    <w:abstractNumId w:val="18"/>
   </w:num>
   <w:num w:numId="5" w16cid:durableId="1426807031">
-    <w:abstractNumId w:val="9"/>
+    <w:abstractNumId w:val="11"/>
   </w:num>
   <w:num w:numId="6" w16cid:durableId="74209744">
-    <w:abstractNumId w:val="21"/>
+    <w:abstractNumId w:val="23"/>
   </w:num>
   <w:num w:numId="7" w16cid:durableId="1626697873">
-    <w:abstractNumId w:val="15"/>
+    <w:abstractNumId w:val="17"/>
   </w:num>
   <w:num w:numId="8" w16cid:durableId="1428651699">
-    <w:abstractNumId w:val="17"/>
+    <w:abstractNumId w:val="19"/>
   </w:num>
   <w:num w:numId="9" w16cid:durableId="1829787808">
-    <w:abstractNumId w:val="11"/>
+    <w:abstractNumId w:val="13"/>
   </w:num>
   <w:num w:numId="10" w16cid:durableId="1823157519">
     <w:abstractNumId w:val="1"/>
   </w:num>
   <w:num w:numId="11" w16cid:durableId="1950313887">
-    <w:abstractNumId w:val="5"/>
+    <w:abstractNumId w:val="7"/>
   </w:num>
   <w:num w:numId="12" w16cid:durableId="1452017276">
-    <w:abstractNumId w:val="6"/>
+    <w:abstractNumId w:val="8"/>
   </w:num>
   <w:num w:numId="13" w16cid:durableId="1050960894">
-    <w:abstractNumId w:val="20"/>
+    <w:abstractNumId w:val="22"/>
   </w:num>
   <w:num w:numId="14" w16cid:durableId="1412659600">
-    <w:abstractNumId w:val="14"/>
+    <w:abstractNumId w:val="16"/>
   </w:num>
   <w:num w:numId="15" w16cid:durableId="866478968">
-    <w:abstractNumId w:val="7"/>
+    <w:abstractNumId w:val="9"/>
   </w:num>
   <w:num w:numId="16" w16cid:durableId="1089083073">
     <w:abstractNumId w:val="4"/>
@@ -5184,16 +5678,22 @@
     <w:abstractNumId w:val="2"/>
   </w:num>
   <w:num w:numId="19" w16cid:durableId="1000232723">
+    <w:abstractNumId w:val="14"/>
+  </w:num>
+  <w:num w:numId="20" w16cid:durableId="412971726">
+    <w:abstractNumId w:val="10"/>
+  </w:num>
+  <w:num w:numId="21" w16cid:durableId="399061677">
+    <w:abstractNumId w:val="15"/>
+  </w:num>
+  <w:num w:numId="22" w16cid:durableId="2098597474">
     <w:abstractNumId w:val="12"/>
   </w:num>
-  <w:num w:numId="20" w16cid:durableId="412971726">
-    <w:abstractNumId w:val="8"/>
+  <w:num w:numId="23" w16cid:durableId="734940072">
+    <w:abstractNumId w:val="5"/>
   </w:num>
-  <w:num w:numId="21" w16cid:durableId="399061677">
-    <w:abstractNumId w:val="13"/>
-  </w:num>
-  <w:num w:numId="22" w16cid:durableId="2098597474">
-    <w:abstractNumId w:val="10"/>
+  <w:num w:numId="24" w16cid:durableId="1094397498">
+    <w:abstractNumId w:val="6"/>
   </w:num>
 </w:numbering>
 </file>
